--- a/document_templates/Требование-накладная_шаблон.docx
+++ b/document_templates/Требование-накладная_шаблон.docx
@@ -27,7 +27,21 @@
               <w:rPr>
                 <w:lang w:val="ru-RU"/>
               </w:rPr>
-              <w:t>к прих.орд. № {{STOCK_RECEIPT_NUMBER}} от {{STOCK_RECEIPT_DATE}}</w:t>
+              <w:t xml:space="preserve">к </w:t>
+            </w:r>
+            <w:proofErr w:type="gramStart"/>
+            <w:r>
+              <w:rPr>
+                <w:lang w:val="ru-RU"/>
+              </w:rPr>
+              <w:t>прих.орд</w:t>
+            </w:r>
+            <w:proofErr w:type="gramEnd"/>
+            <w:r>
+              <w:rPr>
+                <w:lang w:val="ru-RU"/>
+              </w:rPr>
+              <w:t>. № {{STOCK_RECEIPT_NUMBER}} от {{STOCK_RECEIPT_DATE}}</w:t>
             </w:r>
           </w:p>
           <w:p>
@@ -124,6 +138,7 @@
         <w:rPr>
           <w:b/>
           <w:sz w:val="28"/>
+          <w:lang w:val="ru-RU"/>
         </w:rPr>
       </w:pPr>
       <w:r>
@@ -138,8 +153,39 @@
         <w:rPr>
           <w:b/>
           <w:sz w:val="28"/>
+          <w:lang w:val="ru-RU"/>
         </w:rPr>
-        <w:t>{{DOCUMENT_NUMBER}}</w:t>
+        <w:t>{{</w:t>
+      </w:r>
+      <w:r>
+        <w:rPr>
+          <w:b/>
+          <w:sz w:val="28"/>
+        </w:rPr>
+        <w:t>DOCUMENT</w:t>
+      </w:r>
+      <w:r>
+        <w:rPr>
+          <w:b/>
+          <w:sz w:val="28"/>
+          <w:lang w:val="ru-RU"/>
+        </w:rPr>
+        <w:t>_</w:t>
+      </w:r>
+      <w:r>
+        <w:rPr>
+          <w:b/>
+          <w:sz w:val="28"/>
+        </w:rPr>
+        <w:t>NUMBER</w:t>
+      </w:r>
+      <w:r>
+        <w:rPr>
+          <w:b/>
+          <w:sz w:val="28"/>
+          <w:lang w:val="ru-RU"/>
+        </w:rPr>
+        <w:t>}}</w:t>
       </w:r>
     </w:p>
     <w:p>
@@ -178,7 +224,29 @@
           <w:u w:val="single"/>
           <w:lang w:val="ru-RU"/>
         </w:rPr>
-        <w:t>АО «СПЕЦИАЛЬНЫЙ ТРЕСТ №1»_____________</w:t>
+        <w:t>АО «СПЕЦИАЛЬНЫЙ ТРЕСТ №</w:t>
+      </w:r>
+      <w:proofErr w:type="gramStart"/>
+      <w:r>
+        <w:rPr>
+          <w:b/>
+          <w:sz w:val="22"/>
+          <w:szCs w:val="18"/>
+          <w:u w:val="single"/>
+          <w:lang w:val="ru-RU"/>
+        </w:rPr>
+        <w:t>1»_</w:t>
+      </w:r>
+      <w:proofErr w:type="gramEnd"/>
+      <w:r>
+        <w:rPr>
+          <w:b/>
+          <w:sz w:val="22"/>
+          <w:szCs w:val="18"/>
+          <w:u w:val="single"/>
+          <w:lang w:val="ru-RU"/>
+        </w:rPr>
+        <w:t>____________</w:t>
       </w:r>
       <w:r>
         <w:rPr>
@@ -477,6 +545,7 @@
         </w:rPr>
         <w:t xml:space="preserve"> </w:t>
       </w:r>
+      <w:proofErr w:type="gramStart"/>
       <w:r>
         <w:rPr>
           <w:bCs/>
@@ -490,7 +559,15 @@
           <w:bCs/>
           <w:sz w:val="24"/>
         </w:rPr>
-        <w:t xml:space="preserve">  _________{{THROUGH_WHOM}}_____________</w:t>
+        <w:t xml:space="preserve">  _</w:t>
+      </w:r>
+      <w:proofErr w:type="gramEnd"/>
+      <w:r>
+        <w:rPr>
+          <w:bCs/>
+          <w:sz w:val="24"/>
+        </w:rPr>
+        <w:t>________{{THROUGH_WHOM}}_____________</w:t>
       </w:r>
     </w:p>
     <w:p>
@@ -520,14 +597,30 @@
           <w:bCs/>
           <w:sz w:val="24"/>
         </w:rPr>
-        <w:t>{{RECEIVED_BY_NAME}}</w:t>
+        <w:t>{{RECEIVED_BY_NAME</w:t>
+      </w:r>
+      <w:proofErr w:type="gramStart"/>
+      <w:r>
+        <w:rPr>
+          <w:bCs/>
+          <w:sz w:val="24"/>
+        </w:rPr>
+        <w:t>}}</w:t>
       </w:r>
       <w:r>
         <w:rPr>
           <w:bCs/>
           <w:sz w:val="24"/>
         </w:rPr>
-        <w:t xml:space="preserve">_______ </w:t>
+        <w:t>_</w:t>
+      </w:r>
+      <w:proofErr w:type="gramEnd"/>
+      <w:r>
+        <w:rPr>
+          <w:bCs/>
+          <w:sz w:val="24"/>
+        </w:rPr>
+        <w:t xml:space="preserve">______ </w:t>
       </w:r>
       <w:r>
         <w:rPr>
@@ -843,7 +936,7 @@
               <w:rPr>
                 <w:sz w:val="14"/>
               </w:rPr>
-              <w:t>{{STOCK_CARD_NUMBER}}</w:t>
+              <w:t>{{MATERIAL_CODE}}</w:t>
             </w:r>
           </w:p>
         </w:tc>

--- a/document_templates/Требование-накладная_шаблон.docx
+++ b/document_templates/Требование-накладная_шаблон.docx
@@ -29,6 +29,7 @@
               </w:rPr>
               <w:t xml:space="preserve">к </w:t>
             </w:r>
+            <w:proofErr w:type="spellStart"/>
             <w:proofErr w:type="gramStart"/>
             <w:r>
               <w:rPr>
@@ -36,6 +37,7 @@
               </w:rPr>
               <w:t>прих.орд</w:t>
             </w:r>
+            <w:proofErr w:type="spellEnd"/>
             <w:proofErr w:type="gramEnd"/>
             <w:r>
               <w:rPr>
@@ -138,7 +140,6 @@
         <w:rPr>
           <w:b/>
           <w:sz w:val="28"/>
-          <w:lang w:val="ru-RU"/>
         </w:rPr>
       </w:pPr>
       <w:r>
@@ -153,39 +154,8 @@
         <w:rPr>
           <w:b/>
           <w:sz w:val="28"/>
-          <w:lang w:val="ru-RU"/>
         </w:rPr>
-        <w:t>{{</w:t>
-      </w:r>
-      <w:r>
-        <w:rPr>
-          <w:b/>
-          <w:sz w:val="28"/>
-        </w:rPr>
-        <w:t>DOCUMENT</w:t>
-      </w:r>
-      <w:r>
-        <w:rPr>
-          <w:b/>
-          <w:sz w:val="28"/>
-          <w:lang w:val="ru-RU"/>
-        </w:rPr>
-        <w:t>_</w:t>
-      </w:r>
-      <w:r>
-        <w:rPr>
-          <w:b/>
-          <w:sz w:val="28"/>
-        </w:rPr>
-        <w:t>NUMBER</w:t>
-      </w:r>
-      <w:r>
-        <w:rPr>
-          <w:b/>
-          <w:sz w:val="28"/>
-          <w:lang w:val="ru-RU"/>
-        </w:rPr>
-        <w:t>}}</w:t>
+        <w:t>{{DOCUMENT_NUMBER}}</w:t>
       </w:r>
     </w:p>
     <w:p>
@@ -285,12 +255,12 @@
         <w:tblLook w:val="04A0" w:firstRow="1" w:lastRow="0" w:firstColumn="1" w:lastColumn="0" w:noHBand="0" w:noVBand="1"/>
       </w:tblPr>
       <w:tblGrid>
-        <w:gridCol w:w="1722"/>
-        <w:gridCol w:w="1730"/>
-        <w:gridCol w:w="3292"/>
-        <w:gridCol w:w="3301"/>
-        <w:gridCol w:w="2224"/>
-        <w:gridCol w:w="2767"/>
+        <w:gridCol w:w="2367"/>
+        <w:gridCol w:w="2378"/>
+        <w:gridCol w:w="2666"/>
+        <w:gridCol w:w="2816"/>
+        <w:gridCol w:w="2226"/>
+        <w:gridCol w:w="2583"/>
       </w:tblGrid>
       <w:tr>
         <w:trPr>
@@ -305,14 +275,39 @@
           <w:p>
             <w:pPr>
               <w:jc w:val="center"/>
+              <w:rPr>
+                <w:sz w:val="20"/>
+                <w:szCs w:val="32"/>
+              </w:rPr>
             </w:pPr>
+            <w:proofErr w:type="spellStart"/>
             <w:r>
               <w:rPr>
                 <w:b/>
-                <w:sz w:val="14"/>
+                <w:sz w:val="20"/>
+                <w:szCs w:val="32"/>
               </w:rPr>
-              <w:t>Дата составления</w:t>
+              <w:t>Дата</w:t>
             </w:r>
+            <w:proofErr w:type="spellEnd"/>
+            <w:r>
+              <w:rPr>
+                <w:b/>
+                <w:sz w:val="20"/>
+                <w:szCs w:val="32"/>
+              </w:rPr>
+              <w:t xml:space="preserve"> </w:t>
+            </w:r>
+            <w:proofErr w:type="spellStart"/>
+            <w:r>
+              <w:rPr>
+                <w:b/>
+                <w:sz w:val="20"/>
+                <w:szCs w:val="32"/>
+              </w:rPr>
+              <w:t>составления</w:t>
+            </w:r>
+            <w:proofErr w:type="spellEnd"/>
           </w:p>
         </w:tc>
         <w:tc>
@@ -324,14 +319,57 @@
           <w:p>
             <w:pPr>
               <w:jc w:val="center"/>
+              <w:rPr>
+                <w:sz w:val="20"/>
+                <w:szCs w:val="32"/>
+              </w:rPr>
             </w:pPr>
+            <w:proofErr w:type="spellStart"/>
             <w:r>
               <w:rPr>
                 <w:b/>
-                <w:sz w:val="14"/>
+                <w:sz w:val="20"/>
+                <w:szCs w:val="32"/>
               </w:rPr>
-              <w:t>Код вида операции</w:t>
+              <w:t>Код</w:t>
             </w:r>
+            <w:proofErr w:type="spellEnd"/>
+            <w:r>
+              <w:rPr>
+                <w:b/>
+                <w:sz w:val="20"/>
+                <w:szCs w:val="32"/>
+              </w:rPr>
+              <w:t xml:space="preserve"> </w:t>
+            </w:r>
+            <w:proofErr w:type="spellStart"/>
+            <w:r>
+              <w:rPr>
+                <w:b/>
+                <w:sz w:val="20"/>
+                <w:szCs w:val="32"/>
+              </w:rPr>
+              <w:t>вида</w:t>
+            </w:r>
+            <w:proofErr w:type="spellEnd"/>
+            <w:r>
+              <w:rPr>
+                <w:b/>
+                <w:sz w:val="20"/>
+                <w:szCs w:val="32"/>
+              </w:rPr>
+              <w:t xml:space="preserve"> </w:t>
+            </w:r>
+            <w:proofErr w:type="spellStart"/>
+            <w:r>
+              <w:rPr>
+                <w:b/>
+                <w:sz w:val="20"/>
+                <w:szCs w:val="32"/>
+              </w:rPr>
+              <w:t>операции</w:t>
+            </w:r>
+            <w:proofErr w:type="spellEnd"/>
           </w:p>
         </w:tc>
         <w:tc>
@@ -343,14 +381,21 @@
           <w:p>
             <w:pPr>
               <w:jc w:val="center"/>
+              <w:rPr>
+                <w:sz w:val="20"/>
+                <w:szCs w:val="32"/>
+              </w:rPr>
             </w:pPr>
+            <w:proofErr w:type="spellStart"/>
             <w:r>
               <w:rPr>
                 <w:b/>
-                <w:sz w:val="14"/>
+                <w:sz w:val="20"/>
+                <w:szCs w:val="32"/>
               </w:rPr>
               <w:t>Отправитель</w:t>
             </w:r>
+            <w:proofErr w:type="spellEnd"/>
           </w:p>
         </w:tc>
         <w:tc>
@@ -362,14 +407,21 @@
           <w:p>
             <w:pPr>
               <w:jc w:val="center"/>
+              <w:rPr>
+                <w:sz w:val="20"/>
+                <w:szCs w:val="32"/>
+              </w:rPr>
             </w:pPr>
+            <w:proofErr w:type="spellStart"/>
             <w:r>
               <w:rPr>
                 <w:b/>
-                <w:sz w:val="14"/>
+                <w:sz w:val="20"/>
+                <w:szCs w:val="32"/>
               </w:rPr>
               <w:t>Получатель</w:t>
             </w:r>
+            <w:proofErr w:type="spellEnd"/>
           </w:p>
         </w:tc>
         <w:tc>
@@ -381,14 +433,39 @@
           <w:p>
             <w:pPr>
               <w:jc w:val="center"/>
+              <w:rPr>
+                <w:sz w:val="20"/>
+                <w:szCs w:val="32"/>
+              </w:rPr>
             </w:pPr>
+            <w:proofErr w:type="spellStart"/>
             <w:r>
               <w:rPr>
                 <w:b/>
-                <w:sz w:val="14"/>
+                <w:sz w:val="20"/>
+                <w:szCs w:val="32"/>
               </w:rPr>
-              <w:t>Корреспондирующий счет</w:t>
+              <w:t>Корреспондирующий</w:t>
             </w:r>
+            <w:proofErr w:type="spellEnd"/>
+            <w:r>
+              <w:rPr>
+                <w:b/>
+                <w:sz w:val="20"/>
+                <w:szCs w:val="32"/>
+              </w:rPr>
+              <w:t xml:space="preserve"> </w:t>
+            </w:r>
+            <w:proofErr w:type="spellStart"/>
+            <w:r>
+              <w:rPr>
+                <w:b/>
+                <w:sz w:val="20"/>
+                <w:szCs w:val="32"/>
+              </w:rPr>
+              <w:t>счет</w:t>
+            </w:r>
+            <w:proofErr w:type="spellEnd"/>
           </w:p>
         </w:tc>
         <w:tc>
@@ -400,14 +477,75 @@
           <w:p>
             <w:pPr>
               <w:jc w:val="center"/>
+              <w:rPr>
+                <w:sz w:val="20"/>
+                <w:szCs w:val="32"/>
+              </w:rPr>
             </w:pPr>
+            <w:proofErr w:type="spellStart"/>
             <w:r>
               <w:rPr>
                 <w:b/>
-                <w:sz w:val="14"/>
+                <w:sz w:val="20"/>
+                <w:szCs w:val="32"/>
               </w:rPr>
-              <w:t>Учетная единица выпуска продукции</w:t>
+              <w:t>Учетная</w:t>
             </w:r>
+            <w:proofErr w:type="spellEnd"/>
+            <w:r>
+              <w:rPr>
+                <w:b/>
+                <w:sz w:val="20"/>
+                <w:szCs w:val="32"/>
+              </w:rPr>
+              <w:t xml:space="preserve"> </w:t>
+            </w:r>
+            <w:proofErr w:type="spellStart"/>
+            <w:r>
+              <w:rPr>
+                <w:b/>
+                <w:sz w:val="20"/>
+                <w:szCs w:val="32"/>
+              </w:rPr>
+              <w:t>единица</w:t>
+            </w:r>
+            <w:proofErr w:type="spellEnd"/>
+            <w:r>
+              <w:rPr>
+                <w:b/>
+                <w:sz w:val="20"/>
+                <w:szCs w:val="32"/>
+              </w:rPr>
+              <w:t xml:space="preserve"> </w:t>
+            </w:r>
+            <w:proofErr w:type="spellStart"/>
+            <w:r>
+              <w:rPr>
+                <w:b/>
+                <w:sz w:val="20"/>
+                <w:szCs w:val="32"/>
+              </w:rPr>
+              <w:t>выпуска</w:t>
+            </w:r>
+            <w:proofErr w:type="spellEnd"/>
+            <w:r>
+              <w:rPr>
+                <w:b/>
+                <w:sz w:val="20"/>
+                <w:szCs w:val="32"/>
+              </w:rPr>
+              <w:t xml:space="preserve"> </w:t>
+            </w:r>
+            <w:proofErr w:type="spellStart"/>
+            <w:r>
+              <w:rPr>
+                <w:b/>
+                <w:sz w:val="20"/>
+                <w:szCs w:val="32"/>
+              </w:rPr>
+              <w:t>продукции</w:t>
+            </w:r>
+            <w:proofErr w:type="spellEnd"/>
           </w:p>
         </w:tc>
       </w:tr>
@@ -421,9 +559,16 @@
             <w:vAlign w:val="center"/>
           </w:tcPr>
           <w:p>
+            <w:pPr>
+              <w:rPr>
+                <w:sz w:val="20"/>
+                <w:szCs w:val="32"/>
+              </w:rPr>
+            </w:pPr>
             <w:r>
               <w:rPr>
-                <w:sz w:val="14"/>
+                <w:sz w:val="20"/>
+                <w:szCs w:val="32"/>
               </w:rPr>
               <w:t>{{DOCUMENT_DATE}}</w:t>
             </w:r>
@@ -435,9 +580,16 @@
             <w:vAlign w:val="center"/>
           </w:tcPr>
           <w:p>
+            <w:pPr>
+              <w:rPr>
+                <w:sz w:val="20"/>
+                <w:szCs w:val="32"/>
+              </w:rPr>
+            </w:pPr>
             <w:r>
               <w:rPr>
-                <w:sz w:val="14"/>
+                <w:sz w:val="20"/>
+                <w:szCs w:val="32"/>
               </w:rPr>
               <w:t>{{OPERATION_CODE}}</w:t>
             </w:r>
@@ -449,15 +601,23 @@
             <w:vAlign w:val="center"/>
           </w:tcPr>
           <w:p>
+            <w:pPr>
+              <w:rPr>
+                <w:sz w:val="20"/>
+                <w:szCs w:val="32"/>
+              </w:rPr>
+            </w:pPr>
             <w:r>
               <w:rPr>
-                <w:sz w:val="14"/>
+                <w:sz w:val="20"/>
+                <w:szCs w:val="32"/>
               </w:rPr>
               <w:t>{{SENDER_UNIT}}</w:t>
             </w:r>
             <w:r>
               <w:rPr>
-                <w:sz w:val="14"/>
+                <w:sz w:val="20"/>
+                <w:szCs w:val="32"/>
               </w:rPr>
               <w:br/>
               <w:t>{{SENDER_ACTIVITY}}</w:t>
@@ -470,15 +630,23 @@
             <w:vAlign w:val="center"/>
           </w:tcPr>
           <w:p>
+            <w:pPr>
+              <w:rPr>
+                <w:sz w:val="20"/>
+                <w:szCs w:val="32"/>
+              </w:rPr>
+            </w:pPr>
             <w:r>
               <w:rPr>
-                <w:sz w:val="14"/>
+                <w:sz w:val="20"/>
+                <w:szCs w:val="32"/>
               </w:rPr>
               <w:t>{{RECEIVER_UNIT}}</w:t>
             </w:r>
             <w:r>
               <w:rPr>
-                <w:sz w:val="14"/>
+                <w:sz w:val="20"/>
+                <w:szCs w:val="32"/>
               </w:rPr>
               <w:br/>
               <w:t>{{RECEIVER_ACTIVITY}}</w:t>
@@ -491,9 +659,16 @@
             <w:vAlign w:val="center"/>
           </w:tcPr>
           <w:p>
+            <w:pPr>
+              <w:rPr>
+                <w:sz w:val="20"/>
+                <w:szCs w:val="32"/>
+              </w:rPr>
+            </w:pPr>
             <w:r>
               <w:rPr>
-                <w:sz w:val="14"/>
+                <w:sz w:val="20"/>
+                <w:szCs w:val="32"/>
               </w:rPr>
               <w:t>{{ACCOUNT_CODE}}</w:t>
             </w:r>
@@ -505,9 +680,16 @@
             <w:vAlign w:val="center"/>
           </w:tcPr>
           <w:p>
+            <w:pPr>
+              <w:rPr>
+                <w:sz w:val="20"/>
+                <w:szCs w:val="32"/>
+              </w:rPr>
+            </w:pPr>
             <w:r>
               <w:rPr>
-                <w:sz w:val="14"/>
+                <w:sz w:val="20"/>
+                <w:szCs w:val="32"/>
               </w:rPr>
               <w:t>{{ACCOUNTING_UNIT}}</w:t>
             </w:r>
@@ -597,7 +779,14 @@
           <w:bCs/>
           <w:sz w:val="24"/>
         </w:rPr>
-        <w:t>{{RECEIVED_BY_NAME</w:t>
+        <w:t>{{</w:t>
+      </w:r>
+      <w:r>
+        <w:rPr>
+          <w:bCs/>
+          <w:sz w:val="24"/>
+        </w:rPr>
+        <w:t>RECEIVED_BY_NAME</w:t>
       </w:r>
       <w:proofErr w:type="gramStart"/>
       <w:r>
@@ -635,7 +824,49 @@
           <w:bCs/>
           <w:sz w:val="24"/>
         </w:rPr>
-        <w:t xml:space="preserve"> _______{{APPROVED_BY_NAME}}_______</w:t>
+        <w:t xml:space="preserve"> _______{{</w:t>
+      </w:r>
+      <w:r>
+        <w:rPr>
+          <w:bCs/>
+          <w:sz w:val="24"/>
+        </w:rPr>
+        <w:t>APPROVED</w:t>
+      </w:r>
+      <w:r>
+        <w:rPr>
+          <w:bCs/>
+          <w:sz w:val="24"/>
+        </w:rPr>
+        <w:t>_</w:t>
+      </w:r>
+      <w:r>
+        <w:rPr>
+          <w:bCs/>
+          <w:sz w:val="24"/>
+        </w:rPr>
+        <w:t>BY</w:t>
+      </w:r>
+      <w:r>
+        <w:rPr>
+          <w:bCs/>
+          <w:sz w:val="24"/>
+        </w:rPr>
+        <w:t>_</w:t>
+      </w:r>
+      <w:r>
+        <w:rPr>
+          <w:bCs/>
+          <w:sz w:val="24"/>
+        </w:rPr>
+        <w:t>NAME</w:t>
+      </w:r>
+      <w:r>
+        <w:rPr>
+          <w:bCs/>
+          <w:sz w:val="24"/>
+        </w:rPr>
+        <w:t>}}_______</w:t>
       </w:r>
     </w:p>
     <w:tbl>
@@ -654,14 +885,14 @@
         <w:tblLook w:val="04A0" w:firstRow="1" w:lastRow="0" w:firstColumn="1" w:lastColumn="0" w:noHBand="0" w:noVBand="1"/>
       </w:tblPr>
       <w:tblGrid>
-        <w:gridCol w:w="3204"/>
-        <w:gridCol w:w="1918"/>
-        <w:gridCol w:w="1144"/>
-        <w:gridCol w:w="1800"/>
-        <w:gridCol w:w="1619"/>
-        <w:gridCol w:w="1276"/>
-        <w:gridCol w:w="1463"/>
-        <w:gridCol w:w="2612"/>
+        <w:gridCol w:w="2541"/>
+        <w:gridCol w:w="2278"/>
+        <w:gridCol w:w="1094"/>
+        <w:gridCol w:w="2278"/>
+        <w:gridCol w:w="1812"/>
+        <w:gridCol w:w="1194"/>
+        <w:gridCol w:w="1478"/>
+        <w:gridCol w:w="2361"/>
       </w:tblGrid>
       <w:tr>
         <w:trPr>
@@ -676,14 +907,39 @@
           <w:p>
             <w:pPr>
               <w:jc w:val="center"/>
+              <w:rPr>
+                <w:sz w:val="20"/>
+                <w:szCs w:val="32"/>
+              </w:rPr>
             </w:pPr>
+            <w:proofErr w:type="spellStart"/>
             <w:r>
               <w:rPr>
                 <w:b/>
-                <w:sz w:val="14"/>
+                <w:sz w:val="20"/>
+                <w:szCs w:val="32"/>
               </w:rPr>
-              <w:t>Материальные ценности</w:t>
+              <w:t>Материальные</w:t>
             </w:r>
+            <w:proofErr w:type="spellEnd"/>
+            <w:r>
+              <w:rPr>
+                <w:b/>
+                <w:sz w:val="20"/>
+                <w:szCs w:val="32"/>
+              </w:rPr>
+              <w:t xml:space="preserve"> </w:t>
+            </w:r>
+            <w:proofErr w:type="spellStart"/>
+            <w:r>
+              <w:rPr>
+                <w:b/>
+                <w:sz w:val="20"/>
+                <w:szCs w:val="32"/>
+              </w:rPr>
+              <w:t>ценности</w:t>
+            </w:r>
+            <w:proofErr w:type="spellEnd"/>
           </w:p>
         </w:tc>
         <w:tc>
@@ -695,14 +951,39 @@
           <w:p>
             <w:pPr>
               <w:jc w:val="center"/>
+              <w:rPr>
+                <w:sz w:val="20"/>
+                <w:szCs w:val="32"/>
+              </w:rPr>
             </w:pPr>
+            <w:proofErr w:type="spellStart"/>
             <w:r>
               <w:rPr>
                 <w:b/>
-                <w:sz w:val="14"/>
+                <w:sz w:val="20"/>
+                <w:szCs w:val="32"/>
               </w:rPr>
-              <w:t>Номенклатурный номер</w:t>
+              <w:t>Номенклатурный</w:t>
             </w:r>
+            <w:proofErr w:type="spellEnd"/>
+            <w:r>
+              <w:rPr>
+                <w:b/>
+                <w:sz w:val="20"/>
+                <w:szCs w:val="32"/>
+              </w:rPr>
+              <w:t xml:space="preserve"> </w:t>
+            </w:r>
+            <w:proofErr w:type="spellStart"/>
+            <w:r>
+              <w:rPr>
+                <w:b/>
+                <w:sz w:val="20"/>
+                <w:szCs w:val="32"/>
+              </w:rPr>
+              <w:t>номер</w:t>
+            </w:r>
+            <w:proofErr w:type="spellEnd"/>
           </w:p>
         </w:tc>
         <w:tc>
@@ -714,13 +995,46 @@
           <w:p>
             <w:pPr>
               <w:jc w:val="center"/>
+              <w:rPr>
+                <w:sz w:val="20"/>
+                <w:szCs w:val="32"/>
+              </w:rPr>
             </w:pPr>
+            <w:proofErr w:type="spellStart"/>
             <w:r>
               <w:rPr>
                 <w:b/>
-                <w:sz w:val="14"/>
+                <w:sz w:val="20"/>
+                <w:szCs w:val="32"/>
               </w:rPr>
-              <w:t>Ед. изм.</w:t>
+              <w:t>Ед</w:t>
+            </w:r>
+            <w:proofErr w:type="spellEnd"/>
+            <w:r>
+              <w:rPr>
+                <w:b/>
+                <w:sz w:val="20"/>
+                <w:szCs w:val="32"/>
+              </w:rPr>
+              <w:t xml:space="preserve">. </w:t>
+            </w:r>
+            <w:proofErr w:type="spellStart"/>
+            <w:r>
+              <w:rPr>
+                <w:b/>
+                <w:sz w:val="20"/>
+                <w:szCs w:val="32"/>
+              </w:rPr>
+              <w:t>изм</w:t>
+            </w:r>
+            <w:proofErr w:type="spellEnd"/>
+            <w:r>
+              <w:rPr>
+                <w:b/>
+                <w:sz w:val="20"/>
+                <w:szCs w:val="32"/>
+              </w:rPr>
+              <w:t>.</w:t>
             </w:r>
           </w:p>
         </w:tc>
@@ -733,14 +1047,39 @@
           <w:p>
             <w:pPr>
               <w:jc w:val="center"/>
+              <w:rPr>
+                <w:sz w:val="20"/>
+                <w:szCs w:val="32"/>
+              </w:rPr>
             </w:pPr>
+            <w:proofErr w:type="spellStart"/>
             <w:r>
               <w:rPr>
                 <w:b/>
-                <w:sz w:val="14"/>
+                <w:sz w:val="20"/>
+                <w:szCs w:val="32"/>
               </w:rPr>
-              <w:t>Количество затребовано</w:t>
+              <w:t>Количество</w:t>
             </w:r>
+            <w:proofErr w:type="spellEnd"/>
+            <w:r>
+              <w:rPr>
+                <w:b/>
+                <w:sz w:val="20"/>
+                <w:szCs w:val="32"/>
+              </w:rPr>
+              <w:t xml:space="preserve"> </w:t>
+            </w:r>
+            <w:proofErr w:type="spellStart"/>
+            <w:r>
+              <w:rPr>
+                <w:b/>
+                <w:sz w:val="20"/>
+                <w:szCs w:val="32"/>
+              </w:rPr>
+              <w:t>затребовано</w:t>
+            </w:r>
+            <w:proofErr w:type="spellEnd"/>
           </w:p>
         </w:tc>
         <w:tc>
@@ -752,14 +1091,39 @@
           <w:p>
             <w:pPr>
               <w:jc w:val="center"/>
+              <w:rPr>
+                <w:sz w:val="20"/>
+                <w:szCs w:val="32"/>
+              </w:rPr>
             </w:pPr>
+            <w:proofErr w:type="spellStart"/>
             <w:r>
               <w:rPr>
                 <w:b/>
-                <w:sz w:val="14"/>
+                <w:sz w:val="20"/>
+                <w:szCs w:val="32"/>
               </w:rPr>
-              <w:t>Количество отпущено</w:t>
+              <w:t>Количество</w:t>
             </w:r>
+            <w:proofErr w:type="spellEnd"/>
+            <w:r>
+              <w:rPr>
+                <w:b/>
+                <w:sz w:val="20"/>
+                <w:szCs w:val="32"/>
+              </w:rPr>
+              <w:t xml:space="preserve"> </w:t>
+            </w:r>
+            <w:proofErr w:type="spellStart"/>
+            <w:r>
+              <w:rPr>
+                <w:b/>
+                <w:sz w:val="20"/>
+                <w:szCs w:val="32"/>
+              </w:rPr>
+              <w:t>отпущено</w:t>
+            </w:r>
+            <w:proofErr w:type="spellEnd"/>
           </w:p>
         </w:tc>
         <w:tc>
@@ -771,14 +1135,21 @@
           <w:p>
             <w:pPr>
               <w:jc w:val="center"/>
+              <w:rPr>
+                <w:sz w:val="20"/>
+                <w:szCs w:val="32"/>
+              </w:rPr>
             </w:pPr>
+            <w:proofErr w:type="spellStart"/>
             <w:r>
               <w:rPr>
                 <w:b/>
-                <w:sz w:val="14"/>
+                <w:sz w:val="20"/>
+                <w:szCs w:val="32"/>
               </w:rPr>
               <w:t>Цена</w:t>
             </w:r>
+            <w:proofErr w:type="spellEnd"/>
           </w:p>
         </w:tc>
         <w:tc>
@@ -790,14 +1161,21 @@
           <w:p>
             <w:pPr>
               <w:jc w:val="center"/>
+              <w:rPr>
+                <w:sz w:val="20"/>
+                <w:szCs w:val="32"/>
+              </w:rPr>
             </w:pPr>
+            <w:proofErr w:type="spellStart"/>
             <w:r>
               <w:rPr>
                 <w:b/>
-                <w:sz w:val="14"/>
+                <w:sz w:val="20"/>
+                <w:szCs w:val="32"/>
               </w:rPr>
               <w:t>Сумма</w:t>
             </w:r>
+            <w:proofErr w:type="spellEnd"/>
           </w:p>
         </w:tc>
         <w:tc>
@@ -810,13 +1188,16 @@
             <w:pPr>
               <w:jc w:val="center"/>
               <w:rPr>
+                <w:sz w:val="20"/>
+                <w:szCs w:val="32"/>
                 <w:lang w:val="ru-RU"/>
               </w:rPr>
             </w:pPr>
             <w:r>
               <w:rPr>
                 <w:b/>
-                <w:sz w:val="14"/>
+                <w:sz w:val="20"/>
+                <w:szCs w:val="32"/>
                 <w:lang w:val="ru-RU"/>
               </w:rPr>
               <w:t>Порядковый номер по складской картотеке</w:t>
@@ -834,9 +1215,16 @@
             <w:vAlign w:val="center"/>
           </w:tcPr>
           <w:p>
+            <w:pPr>
+              <w:rPr>
+                <w:sz w:val="20"/>
+                <w:szCs w:val="32"/>
+              </w:rPr>
+            </w:pPr>
             <w:r>
               <w:rPr>
-                <w:sz w:val="14"/>
+                <w:sz w:val="20"/>
+                <w:szCs w:val="32"/>
               </w:rPr>
               <w:t>{{MATERIAL_NAME}}</w:t>
             </w:r>
@@ -848,9 +1236,16 @@
             <w:vAlign w:val="center"/>
           </w:tcPr>
           <w:p>
+            <w:pPr>
+              <w:rPr>
+                <w:sz w:val="20"/>
+                <w:szCs w:val="32"/>
+              </w:rPr>
+            </w:pPr>
             <w:r>
               <w:rPr>
-                <w:sz w:val="14"/>
+                <w:sz w:val="20"/>
+                <w:szCs w:val="32"/>
               </w:rPr>
               <w:t>{{MATERIAL_CODE}}</w:t>
             </w:r>
@@ -862,9 +1257,16 @@
             <w:vAlign w:val="center"/>
           </w:tcPr>
           <w:p>
+            <w:pPr>
+              <w:rPr>
+                <w:sz w:val="20"/>
+                <w:szCs w:val="32"/>
+              </w:rPr>
+            </w:pPr>
             <w:r>
               <w:rPr>
-                <w:sz w:val="14"/>
+                <w:sz w:val="20"/>
+                <w:szCs w:val="32"/>
               </w:rPr>
               <w:t>{{UNIT}}</w:t>
             </w:r>
@@ -876,9 +1278,16 @@
             <w:vAlign w:val="center"/>
           </w:tcPr>
           <w:p>
+            <w:pPr>
+              <w:rPr>
+                <w:sz w:val="20"/>
+                <w:szCs w:val="32"/>
+              </w:rPr>
+            </w:pPr>
             <w:r>
               <w:rPr>
-                <w:sz w:val="14"/>
+                <w:sz w:val="20"/>
+                <w:szCs w:val="32"/>
               </w:rPr>
               <w:t>{{REQUESTED_QTY}}</w:t>
             </w:r>
@@ -890,9 +1299,16 @@
             <w:vAlign w:val="center"/>
           </w:tcPr>
           <w:p>
+            <w:pPr>
+              <w:rPr>
+                <w:sz w:val="20"/>
+                <w:szCs w:val="32"/>
+              </w:rPr>
+            </w:pPr>
             <w:r>
               <w:rPr>
-                <w:sz w:val="14"/>
+                <w:sz w:val="20"/>
+                <w:szCs w:val="32"/>
               </w:rPr>
               <w:t>{{ISSUED_QTY}}</w:t>
             </w:r>
@@ -904,9 +1320,16 @@
             <w:vAlign w:val="center"/>
           </w:tcPr>
           <w:p>
+            <w:pPr>
+              <w:rPr>
+                <w:sz w:val="20"/>
+                <w:szCs w:val="32"/>
+              </w:rPr>
+            </w:pPr>
             <w:r>
               <w:rPr>
-                <w:sz w:val="14"/>
+                <w:sz w:val="20"/>
+                <w:szCs w:val="32"/>
               </w:rPr>
               <w:t>{{PRICE}}</w:t>
             </w:r>
@@ -918,9 +1341,16 @@
             <w:vAlign w:val="center"/>
           </w:tcPr>
           <w:p>
+            <w:pPr>
+              <w:rPr>
+                <w:sz w:val="20"/>
+                <w:szCs w:val="32"/>
+              </w:rPr>
+            </w:pPr>
             <w:r>
               <w:rPr>
-                <w:sz w:val="14"/>
+                <w:sz w:val="20"/>
+                <w:szCs w:val="32"/>
               </w:rPr>
               <w:t>{{AMOUNT}}</w:t>
             </w:r>
@@ -932,9 +1362,16 @@
             <w:vAlign w:val="center"/>
           </w:tcPr>
           <w:p>
+            <w:pPr>
+              <w:rPr>
+                <w:sz w:val="20"/>
+                <w:szCs w:val="32"/>
+              </w:rPr>
+            </w:pPr>
             <w:r>
               <w:rPr>
-                <w:sz w:val="14"/>
+                <w:sz w:val="20"/>
+                <w:szCs w:val="32"/>
               </w:rPr>
               <w:t>{{MATERIAL_CODE}}</w:t>
             </w:r>
@@ -949,12 +1386,12 @@
         <w:tblW w:w="0" w:type="auto"/>
         <w:jc w:val="center"/>
         <w:tblBorders>
-          <w:top w:val="single" w:sz="4" w:space="0" w:color="555555"/>
-          <w:left w:val="single" w:sz="4" w:space="0" w:color="555555"/>
-          <w:bottom w:val="single" w:sz="4" w:space="0" w:color="555555"/>
-          <w:right w:val="single" w:sz="4" w:space="0" w:color="555555"/>
-          <w:insideH w:val="single" w:sz="4" w:space="0" w:color="555555"/>
-          <w:insideV w:val="single" w:sz="4" w:space="0" w:color="555555"/>
+          <w:top w:val="none" w:sz="0" w:space="0" w:color="auto"/>
+          <w:left w:val="none" w:sz="0" w:space="0" w:color="auto"/>
+          <w:bottom w:val="none" w:sz="0" w:space="0" w:color="auto"/>
+          <w:right w:val="none" w:sz="0" w:space="0" w:color="auto"/>
+          <w:insideH w:val="none" w:sz="0" w:space="0" w:color="auto"/>
+          <w:insideV w:val="none" w:sz="0" w:space="0" w:color="auto"/>
         </w:tblBorders>
         <w:tblLook w:val="04A0" w:firstRow="1" w:lastRow="0" w:firstColumn="1" w:lastColumn="0" w:noHBand="0" w:noVBand="1"/>
       </w:tblPr>
@@ -972,11 +1409,19 @@
             <w:vAlign w:val="center"/>
           </w:tcPr>
           <w:p>
+            <w:proofErr w:type="spellStart"/>
             <w:r>
               <w:rPr>
                 <w:sz w:val="20"/>
               </w:rPr>
-              <w:t>Отпустил: {{ISSUED_BY_POSITION}}</w:t>
+              <w:t>Отпустил</w:t>
+            </w:r>
+            <w:proofErr w:type="spellEnd"/>
+            <w:r>
+              <w:rPr>
+                <w:sz w:val="20"/>
+              </w:rPr>
+              <w:t>: {{ISSUED_BY_POSITION}}</w:t>
             </w:r>
           </w:p>
         </w:tc>
@@ -986,11 +1431,19 @@
             <w:vAlign w:val="center"/>
           </w:tcPr>
           <w:p>
+            <w:proofErr w:type="spellStart"/>
             <w:r>
               <w:rPr>
                 <w:sz w:val="20"/>
               </w:rPr>
-              <w:t>Получил: {{RECEIVED_BY_POSITION}}</w:t>
+              <w:t>Получил</w:t>
+            </w:r>
+            <w:proofErr w:type="spellEnd"/>
+            <w:r>
+              <w:rPr>
+                <w:sz w:val="20"/>
+              </w:rPr>
+              <w:t>: {{RECEIVED_BY_POSITION}}</w:t>
             </w:r>
           </w:p>
         </w:tc>

--- a/document_templates/Требование-накладная_шаблон.docx
+++ b/document_templates/Требование-накладная_шаблон.docx
@@ -27,23 +27,7 @@
               <w:rPr>
                 <w:lang w:val="ru-RU"/>
               </w:rPr>
-              <w:t xml:space="preserve">к </w:t>
-            </w:r>
-            <w:proofErr w:type="spellStart"/>
-            <w:proofErr w:type="gramStart"/>
-            <w:r>
-              <w:rPr>
-                <w:lang w:val="ru-RU"/>
-              </w:rPr>
-              <w:t>прих.орд</w:t>
-            </w:r>
-            <w:proofErr w:type="spellEnd"/>
-            <w:proofErr w:type="gramEnd"/>
-            <w:r>
-              <w:rPr>
-                <w:lang w:val="ru-RU"/>
-              </w:rPr>
-              <w:t>. № {{STOCK_RECEIPT_NUMBER}} от {{STOCK_RECEIPT_DATE}}</w:t>
+              <w:t>к прих.орд. № {{STOCK_RECEIPT_NUMBER}} от {{STOCK_RECEIPT_DATE}}</w:t>
             </w:r>
           </w:p>
           <w:p>
@@ -194,29 +178,7 @@
           <w:u w:val="single"/>
           <w:lang w:val="ru-RU"/>
         </w:rPr>
-        <w:t>АО «СПЕЦИАЛЬНЫЙ ТРЕСТ №</w:t>
-      </w:r>
-      <w:proofErr w:type="gramStart"/>
-      <w:r>
-        <w:rPr>
-          <w:b/>
-          <w:sz w:val="22"/>
-          <w:szCs w:val="18"/>
-          <w:u w:val="single"/>
-          <w:lang w:val="ru-RU"/>
-        </w:rPr>
-        <w:t>1»_</w:t>
-      </w:r>
-      <w:proofErr w:type="gramEnd"/>
-      <w:r>
-        <w:rPr>
-          <w:b/>
-          <w:sz w:val="22"/>
-          <w:szCs w:val="18"/>
-          <w:u w:val="single"/>
-          <w:lang w:val="ru-RU"/>
-        </w:rPr>
-        <w:t>____________</w:t>
+        <w:t>АО «СПЕЦИАЛЬНЫЙ ТРЕСТ №1»_____________</w:t>
       </w:r>
       <w:r>
         <w:rPr>
@@ -280,34 +242,14 @@
                 <w:szCs w:val="32"/>
               </w:rPr>
             </w:pPr>
-            <w:proofErr w:type="spellStart"/>
             <w:r>
               <w:rPr>
                 <w:b/>
                 <w:sz w:val="20"/>
                 <w:szCs w:val="32"/>
               </w:rPr>
-              <w:t>Дата</w:t>
+              <w:t>Дата составления</w:t>
             </w:r>
-            <w:proofErr w:type="spellEnd"/>
-            <w:r>
-              <w:rPr>
-                <w:b/>
-                <w:sz w:val="20"/>
-                <w:szCs w:val="32"/>
-              </w:rPr>
-              <w:t xml:space="preserve"> </w:t>
-            </w:r>
-            <w:proofErr w:type="spellStart"/>
-            <w:r>
-              <w:rPr>
-                <w:b/>
-                <w:sz w:val="20"/>
-                <w:szCs w:val="32"/>
-              </w:rPr>
-              <w:t>составления</w:t>
-            </w:r>
-            <w:proofErr w:type="spellEnd"/>
           </w:p>
         </w:tc>
         <w:tc>
@@ -324,52 +266,14 @@
                 <w:szCs w:val="32"/>
               </w:rPr>
             </w:pPr>
-            <w:proofErr w:type="spellStart"/>
             <w:r>
               <w:rPr>
                 <w:b/>
                 <w:sz w:val="20"/>
                 <w:szCs w:val="32"/>
               </w:rPr>
-              <w:t>Код</w:t>
+              <w:t>Код вида операции</w:t>
             </w:r>
-            <w:proofErr w:type="spellEnd"/>
-            <w:r>
-              <w:rPr>
-                <w:b/>
-                <w:sz w:val="20"/>
-                <w:szCs w:val="32"/>
-              </w:rPr>
-              <w:t xml:space="preserve"> </w:t>
-            </w:r>
-            <w:proofErr w:type="spellStart"/>
-            <w:r>
-              <w:rPr>
-                <w:b/>
-                <w:sz w:val="20"/>
-                <w:szCs w:val="32"/>
-              </w:rPr>
-              <w:t>вида</w:t>
-            </w:r>
-            <w:proofErr w:type="spellEnd"/>
-            <w:r>
-              <w:rPr>
-                <w:b/>
-                <w:sz w:val="20"/>
-                <w:szCs w:val="32"/>
-              </w:rPr>
-              <w:t xml:space="preserve"> </w:t>
-            </w:r>
-            <w:proofErr w:type="spellStart"/>
-            <w:r>
-              <w:rPr>
-                <w:b/>
-                <w:sz w:val="20"/>
-                <w:szCs w:val="32"/>
-              </w:rPr>
-              <w:t>операции</w:t>
-            </w:r>
-            <w:proofErr w:type="spellEnd"/>
           </w:p>
         </w:tc>
         <w:tc>
@@ -386,7 +290,6 @@
                 <w:szCs w:val="32"/>
               </w:rPr>
             </w:pPr>
-            <w:proofErr w:type="spellStart"/>
             <w:r>
               <w:rPr>
                 <w:b/>
@@ -395,7 +298,6 @@
               </w:rPr>
               <w:t>Отправитель</w:t>
             </w:r>
-            <w:proofErr w:type="spellEnd"/>
           </w:p>
         </w:tc>
         <w:tc>
@@ -412,7 +314,6 @@
                 <w:szCs w:val="32"/>
               </w:rPr>
             </w:pPr>
-            <w:proofErr w:type="spellStart"/>
             <w:r>
               <w:rPr>
                 <w:b/>
@@ -421,7 +322,6 @@
               </w:rPr>
               <w:t>Получатель</w:t>
             </w:r>
-            <w:proofErr w:type="spellEnd"/>
           </w:p>
         </w:tc>
         <w:tc>
@@ -438,34 +338,14 @@
                 <w:szCs w:val="32"/>
               </w:rPr>
             </w:pPr>
-            <w:proofErr w:type="spellStart"/>
             <w:r>
               <w:rPr>
                 <w:b/>
                 <w:sz w:val="20"/>
                 <w:szCs w:val="32"/>
               </w:rPr>
-              <w:t>Корреспондирующий</w:t>
+              <w:t>Корреспондирующий счет</w:t>
             </w:r>
-            <w:proofErr w:type="spellEnd"/>
-            <w:r>
-              <w:rPr>
-                <w:b/>
-                <w:sz w:val="20"/>
-                <w:szCs w:val="32"/>
-              </w:rPr>
-              <w:t xml:space="preserve"> </w:t>
-            </w:r>
-            <w:proofErr w:type="spellStart"/>
-            <w:r>
-              <w:rPr>
-                <w:b/>
-                <w:sz w:val="20"/>
-                <w:szCs w:val="32"/>
-              </w:rPr>
-              <w:t>счет</w:t>
-            </w:r>
-            <w:proofErr w:type="spellEnd"/>
           </w:p>
         </w:tc>
         <w:tc>
@@ -482,70 +362,14 @@
                 <w:szCs w:val="32"/>
               </w:rPr>
             </w:pPr>
-            <w:proofErr w:type="spellStart"/>
             <w:r>
               <w:rPr>
                 <w:b/>
                 <w:sz w:val="20"/>
                 <w:szCs w:val="32"/>
               </w:rPr>
-              <w:t>Учетная</w:t>
+              <w:t>Учетная единица выпуска продукции</w:t>
             </w:r>
-            <w:proofErr w:type="spellEnd"/>
-            <w:r>
-              <w:rPr>
-                <w:b/>
-                <w:sz w:val="20"/>
-                <w:szCs w:val="32"/>
-              </w:rPr>
-              <w:t xml:space="preserve"> </w:t>
-            </w:r>
-            <w:proofErr w:type="spellStart"/>
-            <w:r>
-              <w:rPr>
-                <w:b/>
-                <w:sz w:val="20"/>
-                <w:szCs w:val="32"/>
-              </w:rPr>
-              <w:t>единица</w:t>
-            </w:r>
-            <w:proofErr w:type="spellEnd"/>
-            <w:r>
-              <w:rPr>
-                <w:b/>
-                <w:sz w:val="20"/>
-                <w:szCs w:val="32"/>
-              </w:rPr>
-              <w:t xml:space="preserve"> </w:t>
-            </w:r>
-            <w:proofErr w:type="spellStart"/>
-            <w:r>
-              <w:rPr>
-                <w:b/>
-                <w:sz w:val="20"/>
-                <w:szCs w:val="32"/>
-              </w:rPr>
-              <w:t>выпуска</w:t>
-            </w:r>
-            <w:proofErr w:type="spellEnd"/>
-            <w:r>
-              <w:rPr>
-                <w:b/>
-                <w:sz w:val="20"/>
-                <w:szCs w:val="32"/>
-              </w:rPr>
-              <w:t xml:space="preserve"> </w:t>
-            </w:r>
-            <w:proofErr w:type="spellStart"/>
-            <w:r>
-              <w:rPr>
-                <w:b/>
-                <w:sz w:val="20"/>
-                <w:szCs w:val="32"/>
-              </w:rPr>
-              <w:t>продукции</w:t>
-            </w:r>
-            <w:proofErr w:type="spellEnd"/>
           </w:p>
         </w:tc>
       </w:tr>
@@ -727,7 +551,6 @@
         </w:rPr>
         <w:t xml:space="preserve"> </w:t>
       </w:r>
-      <w:proofErr w:type="gramStart"/>
       <w:r>
         <w:rPr>
           <w:bCs/>
@@ -741,15 +564,7 @@
           <w:bCs/>
           <w:sz w:val="24"/>
         </w:rPr>
-        <w:t xml:space="preserve">  _</w:t>
-      </w:r>
-      <w:proofErr w:type="gramEnd"/>
-      <w:r>
-        <w:rPr>
-          <w:bCs/>
-          <w:sz w:val="24"/>
-        </w:rPr>
-        <w:t>________{{THROUGH_WHOM}}_____________</w:t>
+        <w:t xml:space="preserve">  _________{{THROUGH_WHOM}}_____________</w:t>
       </w:r>
     </w:p>
     <w:p>
@@ -775,41 +590,21 @@
         <w:t xml:space="preserve"> __________</w:t>
       </w:r>
       <w:r>
-        <w:rPr>
-          <w:bCs/>
-          <w:sz w:val="24"/>
-        </w:rPr>
-        <w:t>{{</w:t>
+        <w:t xml:space="preserve"> </w:t>
       </w:r>
       <w:r>
         <w:rPr>
           <w:bCs/>
           <w:sz w:val="24"/>
         </w:rPr>
-        <w:t>RECEIVED_BY_NAME</w:t>
-      </w:r>
-      <w:proofErr w:type="gramStart"/>
-      <w:r>
-        <w:rPr>
-          <w:bCs/>
-          <w:sz w:val="24"/>
-        </w:rPr>
-        <w:t>}}</w:t>
+        <w:t>{{RECEIVED_BY_NAME}}</w:t>
       </w:r>
       <w:r>
         <w:rPr>
           <w:bCs/>
           <w:sz w:val="24"/>
         </w:rPr>
-        <w:t>_</w:t>
-      </w:r>
-      <w:proofErr w:type="gramEnd"/>
-      <w:r>
-        <w:rPr>
-          <w:bCs/>
-          <w:sz w:val="24"/>
-        </w:rPr>
-        <w:t xml:space="preserve">______ </w:t>
+        <w:t xml:space="preserve">_______ </w:t>
       </w:r>
       <w:r>
         <w:rPr>
@@ -824,49 +619,31 @@
           <w:bCs/>
           <w:sz w:val="24"/>
         </w:rPr>
-        <w:t xml:space="preserve"> _______{{</w:t>
+        <w:t xml:space="preserve"> _______</w:t>
+      </w:r>
+      <w:r>
+        <w:t xml:space="preserve"> </w:t>
       </w:r>
       <w:r>
         <w:rPr>
           <w:bCs/>
           <w:sz w:val="24"/>
         </w:rPr>
-        <w:t>APPROVED</w:t>
+        <w:t>{{APPROVED_BY_NAME}}</w:t>
       </w:r>
       <w:r>
         <w:rPr>
           <w:bCs/>
           <w:sz w:val="24"/>
         </w:rPr>
-        <w:t>_</w:t>
+        <w:t xml:space="preserve"> </w:t>
       </w:r>
       <w:r>
         <w:rPr>
           <w:bCs/>
           <w:sz w:val="24"/>
         </w:rPr>
-        <w:t>BY</w:t>
-      </w:r>
-      <w:r>
-        <w:rPr>
-          <w:bCs/>
-          <w:sz w:val="24"/>
-        </w:rPr>
-        <w:t>_</w:t>
-      </w:r>
-      <w:r>
-        <w:rPr>
-          <w:bCs/>
-          <w:sz w:val="24"/>
-        </w:rPr>
-        <w:t>NAME</w:t>
-      </w:r>
-      <w:r>
-        <w:rPr>
-          <w:bCs/>
-          <w:sz w:val="24"/>
-        </w:rPr>
-        <w:t>}}_______</w:t>
+        <w:t>_______</w:t>
       </w:r>
     </w:p>
     <w:tbl>
@@ -912,34 +689,14 @@
                 <w:szCs w:val="32"/>
               </w:rPr>
             </w:pPr>
-            <w:proofErr w:type="spellStart"/>
             <w:r>
               <w:rPr>
                 <w:b/>
                 <w:sz w:val="20"/>
                 <w:szCs w:val="32"/>
               </w:rPr>
-              <w:t>Материальные</w:t>
+              <w:t>Материальные ценности</w:t>
             </w:r>
-            <w:proofErr w:type="spellEnd"/>
-            <w:r>
-              <w:rPr>
-                <w:b/>
-                <w:sz w:val="20"/>
-                <w:szCs w:val="32"/>
-              </w:rPr>
-              <w:t xml:space="preserve"> </w:t>
-            </w:r>
-            <w:proofErr w:type="spellStart"/>
-            <w:r>
-              <w:rPr>
-                <w:b/>
-                <w:sz w:val="20"/>
-                <w:szCs w:val="32"/>
-              </w:rPr>
-              <w:t>ценности</w:t>
-            </w:r>
-            <w:proofErr w:type="spellEnd"/>
           </w:p>
         </w:tc>
         <w:tc>
@@ -956,34 +713,14 @@
                 <w:szCs w:val="32"/>
               </w:rPr>
             </w:pPr>
-            <w:proofErr w:type="spellStart"/>
             <w:r>
               <w:rPr>
                 <w:b/>
                 <w:sz w:val="20"/>
                 <w:szCs w:val="32"/>
               </w:rPr>
-              <w:t>Номенклатурный</w:t>
+              <w:t>Номенклатурный номер</w:t>
             </w:r>
-            <w:proofErr w:type="spellEnd"/>
-            <w:r>
-              <w:rPr>
-                <w:b/>
-                <w:sz w:val="20"/>
-                <w:szCs w:val="32"/>
-              </w:rPr>
-              <w:t xml:space="preserve"> </w:t>
-            </w:r>
-            <w:proofErr w:type="spellStart"/>
-            <w:r>
-              <w:rPr>
-                <w:b/>
-                <w:sz w:val="20"/>
-                <w:szCs w:val="32"/>
-              </w:rPr>
-              <w:t>номер</w:t>
-            </w:r>
-            <w:proofErr w:type="spellEnd"/>
           </w:p>
         </w:tc>
         <w:tc>
@@ -1000,41 +737,13 @@
                 <w:szCs w:val="32"/>
               </w:rPr>
             </w:pPr>
-            <w:proofErr w:type="spellStart"/>
             <w:r>
               <w:rPr>
                 <w:b/>
                 <w:sz w:val="20"/>
                 <w:szCs w:val="32"/>
               </w:rPr>
-              <w:t>Ед</w:t>
-            </w:r>
-            <w:proofErr w:type="spellEnd"/>
-            <w:r>
-              <w:rPr>
-                <w:b/>
-                <w:sz w:val="20"/>
-                <w:szCs w:val="32"/>
-              </w:rPr>
-              <w:t xml:space="preserve">. </w:t>
-            </w:r>
-            <w:proofErr w:type="spellStart"/>
-            <w:r>
-              <w:rPr>
-                <w:b/>
-                <w:sz w:val="20"/>
-                <w:szCs w:val="32"/>
-              </w:rPr>
-              <w:t>изм</w:t>
-            </w:r>
-            <w:proofErr w:type="spellEnd"/>
-            <w:r>
-              <w:rPr>
-                <w:b/>
-                <w:sz w:val="20"/>
-                <w:szCs w:val="32"/>
-              </w:rPr>
-              <w:t>.</w:t>
+              <w:t>Ед. изм.</w:t>
             </w:r>
           </w:p>
         </w:tc>
@@ -1052,34 +761,14 @@
                 <w:szCs w:val="32"/>
               </w:rPr>
             </w:pPr>
-            <w:proofErr w:type="spellStart"/>
             <w:r>
               <w:rPr>
                 <w:b/>
                 <w:sz w:val="20"/>
                 <w:szCs w:val="32"/>
               </w:rPr>
-              <w:t>Количество</w:t>
+              <w:t>Количество затребовано</w:t>
             </w:r>
-            <w:proofErr w:type="spellEnd"/>
-            <w:r>
-              <w:rPr>
-                <w:b/>
-                <w:sz w:val="20"/>
-                <w:szCs w:val="32"/>
-              </w:rPr>
-              <w:t xml:space="preserve"> </w:t>
-            </w:r>
-            <w:proofErr w:type="spellStart"/>
-            <w:r>
-              <w:rPr>
-                <w:b/>
-                <w:sz w:val="20"/>
-                <w:szCs w:val="32"/>
-              </w:rPr>
-              <w:t>затребовано</w:t>
-            </w:r>
-            <w:proofErr w:type="spellEnd"/>
           </w:p>
         </w:tc>
         <w:tc>
@@ -1096,34 +785,14 @@
                 <w:szCs w:val="32"/>
               </w:rPr>
             </w:pPr>
-            <w:proofErr w:type="spellStart"/>
             <w:r>
               <w:rPr>
                 <w:b/>
                 <w:sz w:val="20"/>
                 <w:szCs w:val="32"/>
               </w:rPr>
-              <w:t>Количество</w:t>
+              <w:t>Количество отпущено</w:t>
             </w:r>
-            <w:proofErr w:type="spellEnd"/>
-            <w:r>
-              <w:rPr>
-                <w:b/>
-                <w:sz w:val="20"/>
-                <w:szCs w:val="32"/>
-              </w:rPr>
-              <w:t xml:space="preserve"> </w:t>
-            </w:r>
-            <w:proofErr w:type="spellStart"/>
-            <w:r>
-              <w:rPr>
-                <w:b/>
-                <w:sz w:val="20"/>
-                <w:szCs w:val="32"/>
-              </w:rPr>
-              <w:t>отпущено</w:t>
-            </w:r>
-            <w:proofErr w:type="spellEnd"/>
           </w:p>
         </w:tc>
         <w:tc>
@@ -1140,7 +809,6 @@
                 <w:szCs w:val="32"/>
               </w:rPr>
             </w:pPr>
-            <w:proofErr w:type="spellStart"/>
             <w:r>
               <w:rPr>
                 <w:b/>
@@ -1149,7 +817,6 @@
               </w:rPr>
               <w:t>Цена</w:t>
             </w:r>
-            <w:proofErr w:type="spellEnd"/>
           </w:p>
         </w:tc>
         <w:tc>
@@ -1166,7 +833,6 @@
                 <w:szCs w:val="32"/>
               </w:rPr>
             </w:pPr>
-            <w:proofErr w:type="spellStart"/>
             <w:r>
               <w:rPr>
                 <w:b/>
@@ -1175,7 +841,6 @@
               </w:rPr>
               <w:t>Сумма</w:t>
             </w:r>
-            <w:proofErr w:type="spellEnd"/>
           </w:p>
         </w:tc>
         <w:tc>
@@ -1409,19 +1074,11 @@
             <w:vAlign w:val="center"/>
           </w:tcPr>
           <w:p>
-            <w:proofErr w:type="spellStart"/>
             <w:r>
               <w:rPr>
                 <w:sz w:val="20"/>
               </w:rPr>
-              <w:t>Отпустил</w:t>
-            </w:r>
-            <w:proofErr w:type="spellEnd"/>
-            <w:r>
-              <w:rPr>
-                <w:sz w:val="20"/>
-              </w:rPr>
-              <w:t>: {{ISSUED_BY_POSITION}}</w:t>
+              <w:t>Отпустил: {{ISSUED_BY_POSITION}}</w:t>
             </w:r>
           </w:p>
         </w:tc>
@@ -1431,19 +1088,11 @@
             <w:vAlign w:val="center"/>
           </w:tcPr>
           <w:p>
-            <w:proofErr w:type="spellStart"/>
             <w:r>
               <w:rPr>
                 <w:sz w:val="20"/>
               </w:rPr>
-              <w:t>Получил</w:t>
-            </w:r>
-            <w:proofErr w:type="spellEnd"/>
-            <w:r>
-              <w:rPr>
-                <w:sz w:val="20"/>
-              </w:rPr>
-              <w:t>: {{RECEIVED_BY_POSITION}}</w:t>
+              <w:t>Получил: {{RECEIVED_BY_POSITION}}</w:t>
             </w:r>
           </w:p>
         </w:tc>

--- a/document_templates/Требование-накладная_шаблон.docx
+++ b/document_templates/Требование-накладная_шаблон.docx
@@ -20,12 +20,6 @@
         <w:gridCol w:w="7400"/>
       </w:tblGrid>
       <w:tr>
-        <w:tblPrEx>
-          <w:tblCellMar>
-            <w:top w:w="0" w:type="dxa"/>
-            <w:bottom w:w="0" w:type="dxa"/>
-          </w:tblCellMar>
-        </w:tblPrEx>
         <w:tc>
           <w:tcPr>
             <w:tcW w:w="7400" w:type="dxa"/>
@@ -36,25 +30,7 @@
                 <w:sz w:val="18"/>
                 <w:szCs w:val="18"/>
               </w:rPr>
-              <w:t xml:space="preserve">к </w:t>
-            </w:r>
-            <w:proofErr w:type="spellStart"/>
-            <w:proofErr w:type="gramStart"/>
-            <w:r>
-              <w:rPr>
-                <w:sz w:val="18"/>
-                <w:szCs w:val="18"/>
-              </w:rPr>
-              <w:t>прих.орд</w:t>
-            </w:r>
-            <w:proofErr w:type="spellEnd"/>
-            <w:proofErr w:type="gramEnd"/>
-            <w:r>
-              <w:rPr>
-                <w:sz w:val="18"/>
-                <w:szCs w:val="18"/>
-              </w:rPr>
-              <w:t>. № {{STOCK_RECEIPT_NUMBER}} от {{STOCK_RECEIPT_DATE}}</w:t>
+              <w:t>к прих.орд. № {{STOCK_RECEIPT_NUMBER}} от {{STOCK_RECEIPT_DATE}}</w:t>
             </w:r>
           </w:p>
           <w:p>
@@ -102,7 +78,6 @@
       </w:r>
     </w:p>
     <w:p>
-      <w:proofErr w:type="gramStart"/>
       <w:r>
         <w:rPr>
           <w:sz w:val="22"/>
@@ -118,18 +93,7 @@
           <w:szCs w:val="22"/>
           <w:u w:val="single"/>
         </w:rPr>
-        <w:t>АО</w:t>
-      </w:r>
-      <w:proofErr w:type="gramEnd"/>
-      <w:r>
-        <w:rPr>
-          <w:b/>
-          <w:bCs/>
-          <w:sz w:val="22"/>
-          <w:szCs w:val="22"/>
-          <w:u w:val="single"/>
-        </w:rPr>
-        <w:t xml:space="preserve"> «СПЕЦИАЛЬНЫЙ ТРЕСТ №1»</w:t>
+        <w:t>АО «СПЕЦИАЛЬНЫЙ ТРЕСТ №1»</w:t>
       </w:r>
     </w:p>
     <w:p/>
@@ -162,12 +126,6 @@
         <w:gridCol w:w="2007"/>
       </w:tblGrid>
       <w:tr>
-        <w:tblPrEx>
-          <w:tblCellMar>
-            <w:top w:w="0" w:type="dxa"/>
-            <w:bottom w:w="0" w:type="dxa"/>
-          </w:tblCellMar>
-        </w:tblPrEx>
         <w:tc>
           <w:tcPr>
             <w:tcW w:w="1500" w:type="dxa"/>
@@ -362,12 +320,6 @@
         </w:tc>
       </w:tr>
       <w:tr>
-        <w:tblPrEx>
-          <w:tblCellMar>
-            <w:top w:w="0" w:type="dxa"/>
-            <w:bottom w:w="0" w:type="dxa"/>
-          </w:tblCellMar>
-        </w:tblPrEx>
         <w:tc>
           <w:tcPr>
             <w:tcW w:w="0" w:type="auto"/>
@@ -595,12 +547,6 @@
         </w:tc>
       </w:tr>
       <w:tr>
-        <w:tblPrEx>
-          <w:tblCellMar>
-            <w:top w:w="0" w:type="dxa"/>
-            <w:bottom w:w="0" w:type="dxa"/>
-          </w:tblCellMar>
-        </w:tblPrEx>
         <w:tc>
           <w:tcPr>
             <w:tcW w:w="1500" w:type="dxa"/>
@@ -828,57 +774,78 @@
     <w:p/>
     <w:p>
       <w:r>
-        <w:t xml:space="preserve">Через </w:t>
-      </w:r>
-      <w:proofErr w:type="gramStart"/>
-      <w:r>
-        <w:t>кого  _</w:t>
-      </w:r>
-      <w:proofErr w:type="gramEnd"/>
-      <w:r>
-        <w:t>____________{{THROUGH_WHOM}}_____________</w:t>
+        <w:t>Через кого  _____________{{THROUGH_WHOM}}_____________</w:t>
       </w:r>
     </w:p>
     <w:p>
-      <w:pPr>
-        <w:rPr>
-          <w:lang w:val="en-US"/>
-        </w:rPr>
-      </w:pPr>
-      <w:proofErr w:type="gramStart"/>
       <w:r>
         <w:t>Затребовал</w:t>
+      </w:r>
+      <w:r>
+        <w:t xml:space="preserve">  __________{{</w:t>
       </w:r>
       <w:r>
         <w:rPr>
           <w:lang w:val="en-US"/>
         </w:rPr>
-        <w:t xml:space="preserve">  _</w:t>
+        <w:t>REQUESTED</w:t>
       </w:r>
-      <w:proofErr w:type="gramEnd"/>
+      <w:r>
+        <w:t>_</w:t>
+      </w:r>
       <w:r>
         <w:rPr>
           <w:lang w:val="en-US"/>
         </w:rPr>
-        <w:t xml:space="preserve">_________{{REQUESTED_BY_NAME}}__________    </w:t>
+        <w:t>BY</w:t>
+      </w:r>
+      <w:r>
+        <w:t>_</w:t>
+      </w:r>
+      <w:r>
+        <w:rPr>
+          <w:lang w:val="en-US"/>
+        </w:rPr>
+        <w:t>NAME</w:t>
+      </w:r>
+      <w:r>
+        <w:t xml:space="preserve">}}__________    </w:t>
       </w:r>
       <w:r>
         <w:t>Разрешил</w:t>
       </w:r>
       <w:r>
+        <w:t xml:space="preserve">  __________{{</w:t>
+      </w:r>
+      <w:r>
         <w:rPr>
           <w:lang w:val="en-US"/>
         </w:rPr>
-        <w:t xml:space="preserve">  __________{{APPROVED_BY_NAME}}__________</w:t>
+        <w:t>APPROVED</w:t>
       </w:r>
-    </w:p>
-    <w:p>
-      <w:pPr>
+      <w:r>
+        <w:t>_</w:t>
+      </w:r>
+      <w:r>
         <w:rPr>
           <w:lang w:val="en-US"/>
         </w:rPr>
-      </w:pPr>
+        <w:t>BY</w:t>
+      </w:r>
+      <w:r>
+        <w:t>_</w:t>
+      </w:r>
+      <w:r>
+        <w:rPr>
+          <w:lang w:val="en-US"/>
+        </w:rPr>
+        <w:t>NAME</w:t>
+      </w:r>
+      <w:r>
+        <w:t>}}__________</w:t>
+      </w:r>
     </w:p>
+    <w:p/>
     <w:tbl>
       <w:tblPr>
         <w:tblW w:w="14800" w:type="dxa"/>
@@ -897,25 +864,19 @@
         <w:tblLook w:val="0000" w:firstRow="0" w:lastRow="0" w:firstColumn="0" w:lastColumn="0" w:noHBand="0" w:noVBand="0"/>
       </w:tblPr>
       <w:tblGrid>
-        <w:gridCol w:w="697"/>
-        <w:gridCol w:w="1314"/>
-        <w:gridCol w:w="1833"/>
-        <w:gridCol w:w="1797"/>
-        <w:gridCol w:w="412"/>
-        <w:gridCol w:w="1191"/>
-        <w:gridCol w:w="1797"/>
-        <w:gridCol w:w="1427"/>
-        <w:gridCol w:w="915"/>
-        <w:gridCol w:w="1162"/>
-        <w:gridCol w:w="2265"/>
+        <w:gridCol w:w="719"/>
+        <w:gridCol w:w="1356"/>
+        <w:gridCol w:w="1895"/>
+        <w:gridCol w:w="1858"/>
+        <w:gridCol w:w="421"/>
+        <w:gridCol w:w="1229"/>
+        <w:gridCol w:w="1858"/>
+        <w:gridCol w:w="1474"/>
+        <w:gridCol w:w="943"/>
+        <w:gridCol w:w="1199"/>
+        <w:gridCol w:w="1858"/>
       </w:tblGrid>
       <w:tr>
-        <w:tblPrEx>
-          <w:tblCellMar>
-            <w:top w:w="0" w:type="dxa"/>
-            <w:bottom w:w="0" w:type="dxa"/>
-          </w:tblCellMar>
-        </w:tblPrEx>
         <w:tc>
           <w:tcPr>
             <w:tcW w:w="1600" w:type="dxa"/>
@@ -1142,12 +1103,6 @@
         </w:tc>
       </w:tr>
       <w:tr>
-        <w:tblPrEx>
-          <w:tblCellMar>
-            <w:top w:w="0" w:type="dxa"/>
-            <w:bottom w:w="0" w:type="dxa"/>
-          </w:tblCellMar>
-        </w:tblPrEx>
         <w:tc>
           <w:tcPr>
             <w:tcW w:w="800" w:type="dxa"/>
@@ -1437,12 +1392,6 @@
         </w:tc>
       </w:tr>
       <w:tr>
-        <w:tblPrEx>
-          <w:tblCellMar>
-            <w:top w:w="0" w:type="dxa"/>
-            <w:bottom w:w="0" w:type="dxa"/>
-          </w:tblCellMar>
-        </w:tblPrEx>
         <w:tc>
           <w:tcPr>
             <w:tcW w:w="800" w:type="dxa"/>
@@ -1742,12 +1691,6 @@
         </w:tc>
       </w:tr>
       <w:tr>
-        <w:tblPrEx>
-          <w:tblCellMar>
-            <w:top w:w="0" w:type="dxa"/>
-            <w:bottom w:w="0" w:type="dxa"/>
-          </w:tblCellMar>
-        </w:tblPrEx>
         <w:tc>
           <w:tcPr>
             <w:tcW w:w="800" w:type="dxa"/>
@@ -2013,7 +1956,10 @@
               <w:jc w:val="center"/>
             </w:pPr>
             <w:r>
-              <w:t>{{STOCK_CARD_NUMBER}}</w:t>
+              <w:rPr>
+                <w:szCs w:val="32"/>
+              </w:rPr>
+              <w:t>{{MATERIAL_CODE}}</w:t>
             </w:r>
           </w:p>
         </w:tc>
@@ -2022,11 +1968,7 @@
     <w:p/>
     <w:tbl>
       <w:tblPr>
-        <w:tblW w:w="14800" w:type="dxa"/>
-        <w:tblBorders>
-          <w:insideH w:val="single" w:sz="4" w:space="0" w:color="auto"/>
-          <w:insideV w:val="single" w:sz="4" w:space="0" w:color="auto"/>
-        </w:tblBorders>
+        <w:tblW w:w="14884" w:type="dxa"/>
         <w:tblCellMar>
           <w:left w:w="10" w:type="dxa"/>
           <w:right w:w="10" w:type="dxa"/>
@@ -2034,104 +1976,193 @@
         <w:tblLook w:val="0000" w:firstRow="0" w:lastRow="0" w:firstColumn="0" w:lastColumn="0" w:noHBand="0" w:noVBand="0"/>
       </w:tblPr>
       <w:tblGrid>
-        <w:gridCol w:w="7400"/>
-        <w:gridCol w:w="7400"/>
+        <w:gridCol w:w="7371"/>
+        <w:gridCol w:w="7513"/>
       </w:tblGrid>
       <w:tr>
-        <w:tblPrEx>
-          <w:tblCellMar>
-            <w:top w:w="0" w:type="dxa"/>
-            <w:bottom w:w="0" w:type="dxa"/>
-          </w:tblCellMar>
-        </w:tblPrEx>
-        <w:tc>
-          <w:tcPr>
-            <w:tcW w:w="7400" w:type="dxa"/>
-          </w:tcPr>
-          <w:p>
-            <w:proofErr w:type="gramStart"/>
-            <w:r>
-              <w:t>Отпустил  {</w:t>
-            </w:r>
-            <w:proofErr w:type="gramEnd"/>
-            <w:r>
-              <w:t>{ISSUED_BY_POSITION}}</w:t>
-            </w:r>
-          </w:p>
-          <w:p>
+        <w:tc>
+          <w:tcPr>
+            <w:tcW w:w="7371" w:type="dxa"/>
+          </w:tcPr>
+          <w:p>
+            <w:pPr>
+              <w:ind w:right="-553"/>
+              <w:rPr>
+                <w:lang w:val="en-US"/>
+              </w:rPr>
+            </w:pPr>
+            <w:r>
+              <w:rPr>
+                <w:b/>
+                <w:bCs/>
+              </w:rPr>
+              <w:t>Отпустил</w:t>
+            </w:r>
+            <w:r>
+              <w:rPr>
+                <w:lang w:val="en-US"/>
+              </w:rPr>
+              <w:t xml:space="preserve">  </w:t>
+            </w:r>
+            <w:r>
+              <w:rPr>
+                <w:lang w:val="en-US"/>
+              </w:rPr>
+              <w:t xml:space="preserve">{{ISSUED_BY_POSITION}}______________ {{LEFT_SIGNER_NAME}} </w:t>
+            </w:r>
+          </w:p>
+          <w:p>
+            <w:pPr>
+              <w:ind w:right="-553"/>
+            </w:pPr>
             <w:r>
               <w:rPr>
                 <w:sz w:val="18"/>
                 <w:szCs w:val="18"/>
-              </w:rPr>
-              <w:t xml:space="preserve">              (</w:t>
-            </w:r>
-            <w:proofErr w:type="gramStart"/>
+                <w:lang w:val="en-US"/>
+              </w:rPr>
+              <w:t xml:space="preserve">              </w:t>
+            </w:r>
             <w:r>
               <w:rPr>
                 <w:sz w:val="18"/>
                 <w:szCs w:val="18"/>
-              </w:rPr>
-              <w:t xml:space="preserve">должность)   </w:t>
-            </w:r>
-            <w:proofErr w:type="gramEnd"/>
+                <w:lang w:val="en-US"/>
+              </w:rPr>
+              <w:t xml:space="preserve">            </w:t>
+            </w:r>
             <w:r>
               <w:rPr>
                 <w:sz w:val="18"/>
                 <w:szCs w:val="18"/>
               </w:rPr>
-              <w:t xml:space="preserve">                 (подпись)         (расшифровка подписи)</w:t>
-            </w:r>
-          </w:p>
-          <w:p>
-            <w:r>
-              <w:t>________________ / {{LEFT_SIGNER_NAME}} /</w:t>
-            </w:r>
-          </w:p>
-        </w:tc>
-        <w:tc>
-          <w:tcPr>
-            <w:tcW w:w="7400" w:type="dxa"/>
-          </w:tcPr>
-          <w:p>
-            <w:proofErr w:type="gramStart"/>
-            <w:r>
-              <w:t>Получил  {</w:t>
-            </w:r>
-            <w:proofErr w:type="gramEnd"/>
-            <w:r>
-              <w:t>{RECEIVED_BY_POSITION}}</w:t>
-            </w:r>
-          </w:p>
-          <w:p>
+              <w:t xml:space="preserve">(должность)                  </w:t>
+            </w:r>
             <w:r>
               <w:rPr>
                 <w:sz w:val="18"/>
                 <w:szCs w:val="18"/>
               </w:rPr>
-              <w:t xml:space="preserve">              (</w:t>
-            </w:r>
-            <w:proofErr w:type="gramStart"/>
+              <w:t xml:space="preserve">              </w:t>
+            </w:r>
             <w:r>
               <w:rPr>
                 <w:sz w:val="18"/>
                 <w:szCs w:val="18"/>
               </w:rPr>
-              <w:t xml:space="preserve">должность)   </w:t>
-            </w:r>
-            <w:proofErr w:type="gramEnd"/>
+              <w:t xml:space="preserve">  (подпись)      </w:t>
+            </w:r>
             <w:r>
               <w:rPr>
                 <w:sz w:val="18"/>
                 <w:szCs w:val="18"/>
               </w:rPr>
-              <w:t xml:space="preserve">                 (подпись)         (расшифровка подписи)</w:t>
-            </w:r>
-          </w:p>
-          <w:p>
-            <w:r>
-              <w:t>________________ / {{RIGHT_SIGNER_NAME}} /</w:t>
-            </w:r>
+              <w:t xml:space="preserve">           </w:t>
+            </w:r>
+            <w:r>
+              <w:rPr>
+                <w:sz w:val="18"/>
+                <w:szCs w:val="18"/>
+              </w:rPr>
+              <w:t xml:space="preserve">   (расшифровка подписи)</w:t>
+            </w:r>
+          </w:p>
+          <w:p>
+            <w:pPr>
+              <w:ind w:right="-553"/>
+            </w:pPr>
+            <w:r>
+              <w:t xml:space="preserve"> </w:t>
+            </w:r>
+          </w:p>
+        </w:tc>
+        <w:tc>
+          <w:tcPr>
+            <w:tcW w:w="7513" w:type="dxa"/>
+          </w:tcPr>
+          <w:p>
+            <w:pPr>
+              <w:ind w:left="816" w:hanging="831"/>
+              <w:rPr>
+                <w:lang w:val="en-US"/>
+              </w:rPr>
+            </w:pPr>
+            <w:r>
+              <w:rPr>
+                <w:b/>
+                <w:bCs/>
+              </w:rPr>
+              <w:t>Получил</w:t>
+            </w:r>
+            <w:r>
+              <w:rPr>
+                <w:lang w:val="en-US"/>
+              </w:rPr>
+              <w:t xml:space="preserve"> </w:t>
+            </w:r>
+            <w:r>
+              <w:t>{{RECEIVED_BY_POSITION}}</w:t>
+            </w:r>
+            <w:r>
+              <w:rPr>
+                <w:lang w:val="en-US"/>
+              </w:rPr>
+              <w:t>_____________{{RIGHT_SIGNER_NAME}}</w:t>
+            </w:r>
+          </w:p>
+          <w:p>
+            <w:pPr>
+              <w:ind w:left="816" w:hanging="831"/>
+            </w:pPr>
+            <w:r>
+              <w:rPr>
+                <w:sz w:val="18"/>
+                <w:szCs w:val="18"/>
+                <w:lang w:val="en-US"/>
+              </w:rPr>
+              <w:t xml:space="preserve">           </w:t>
+            </w:r>
+            <w:r>
+              <w:rPr>
+                <w:sz w:val="18"/>
+                <w:szCs w:val="18"/>
+              </w:rPr>
+              <w:t xml:space="preserve">                      </w:t>
+            </w:r>
+            <w:r>
+              <w:rPr>
+                <w:sz w:val="18"/>
+                <w:szCs w:val="18"/>
+                <w:lang w:val="en-US"/>
+              </w:rPr>
+              <w:t xml:space="preserve">   </w:t>
+            </w:r>
+            <w:r>
+              <w:rPr>
+                <w:sz w:val="18"/>
+                <w:szCs w:val="18"/>
+              </w:rPr>
+              <w:t xml:space="preserve">(должность)                    </w:t>
+            </w:r>
+            <w:r>
+              <w:rPr>
+                <w:sz w:val="18"/>
+                <w:szCs w:val="18"/>
+              </w:rPr>
+              <w:t xml:space="preserve">            </w:t>
+            </w:r>
+            <w:r>
+              <w:rPr>
+                <w:sz w:val="18"/>
+                <w:szCs w:val="18"/>
+              </w:rPr>
+              <w:t>(подпись)         (расшифровка подписи)</w:t>
+            </w:r>
+          </w:p>
+          <w:p>
+            <w:pPr>
+              <w:ind w:left="816" w:hanging="831"/>
+            </w:pPr>
           </w:p>
         </w:tc>
       </w:tr>

--- a/document_templates/Требование-накладная_шаблон.docx
+++ b/document_templates/Требование-накладная_шаблон.docx
@@ -778,74 +778,58 @@
       </w:r>
     </w:p>
     <w:p>
+      <w:pPr>
+        <w:rPr>
+          <w:lang w:val="en-US"/>
+        </w:rPr>
+      </w:pPr>
       <w:r>
         <w:t>Затребовал</w:t>
-      </w:r>
-      <w:r>
-        <w:t xml:space="preserve">  __________{{</w:t>
       </w:r>
       <w:r>
         <w:rPr>
           <w:lang w:val="en-US"/>
         </w:rPr>
-        <w:t>REQUESTED</w:t>
-      </w:r>
-      <w:r>
-        <w:t>_</w:t>
+        <w:t xml:space="preserve">  __________</w:t>
       </w:r>
       <w:r>
         <w:rPr>
           <w:lang w:val="en-US"/>
         </w:rPr>
-        <w:t>BY</w:t>
-      </w:r>
-      <w:r>
-        <w:t>_</w:t>
+        <w:t>{{REQUESTED_BY_NAME}}</w:t>
       </w:r>
       <w:r>
         <w:rPr>
           <w:lang w:val="en-US"/>
         </w:rPr>
-        <w:t>NAME</w:t>
-      </w:r>
-      <w:r>
-        <w:t xml:space="preserve">}}__________    </w:t>
+        <w:t xml:space="preserve">__________    </w:t>
       </w:r>
       <w:r>
         <w:t>Разрешил</w:t>
       </w:r>
       <w:r>
-        <w:t xml:space="preserve">  __________{{</w:t>
+        <w:rPr>
+          <w:lang w:val="en-US"/>
+        </w:rPr>
+        <w:t xml:space="preserve">  __________</w:t>
+      </w:r>
+      <w:r>
+        <w:t>{{APPROVED_BY_NAME}}</w:t>
       </w:r>
       <w:r>
         <w:rPr>
           <w:lang w:val="en-US"/>
         </w:rPr>
-        <w:t>APPROVED</w:t>
+        <w:t>__________</w:t>
       </w:r>
-      <w:r>
-        <w:t>_</w:t>
-      </w:r>
-      <w:r>
+    </w:p>
+    <w:p>
+      <w:pPr>
         <w:rPr>
           <w:lang w:val="en-US"/>
         </w:rPr>
-        <w:t>BY</w:t>
-      </w:r>
-      <w:r>
-        <w:t>_</w:t>
-      </w:r>
-      <w:r>
-        <w:rPr>
-          <w:lang w:val="en-US"/>
-        </w:rPr>
-        <w:t>NAME</w:t>
-      </w:r>
-      <w:r>
-        <w:t>}}__________</w:t>
-      </w:r>
+      </w:pPr>
     </w:p>
-    <w:p/>
     <w:tbl>
       <w:tblPr>
         <w:tblW w:w="14800" w:type="dxa"/>
@@ -1966,9 +1950,10 @@
       </w:tr>
     </w:tbl>
     <w:p/>
+    <w:p/>
     <w:tbl>
       <w:tblPr>
-        <w:tblW w:w="14884" w:type="dxa"/>
+        <w:tblW w:w="14800" w:type="dxa"/>
         <w:tblCellMar>
           <w:left w:w="10" w:type="dxa"/>
           <w:right w:w="10" w:type="dxa"/>
@@ -1976,21 +1961,34 @@
         <w:tblLook w:val="0000" w:firstRow="0" w:lastRow="0" w:firstColumn="0" w:lastColumn="0" w:noHBand="0" w:noVBand="0"/>
       </w:tblPr>
       <w:tblGrid>
-        <w:gridCol w:w="7371"/>
-        <w:gridCol w:w="7513"/>
+        <w:gridCol w:w="947"/>
+        <w:gridCol w:w="2365"/>
+        <w:gridCol w:w="1586"/>
+        <w:gridCol w:w="2275"/>
+        <w:gridCol w:w="165"/>
+        <w:gridCol w:w="881"/>
+        <w:gridCol w:w="2621"/>
+        <w:gridCol w:w="1586"/>
+        <w:gridCol w:w="2394"/>
       </w:tblGrid>
       <w:tr>
-        <w:tc>
-          <w:tcPr>
-            <w:tcW w:w="7371" w:type="dxa"/>
-          </w:tcPr>
-          <w:p>
-            <w:pPr>
-              <w:ind w:right="-553"/>
-              <w:rPr>
-                <w:lang w:val="en-US"/>
-              </w:rPr>
-            </w:pPr>
+        <w:tblPrEx>
+          <w:tblCellMar>
+            <w:top w:w="0" w:type="dxa"/>
+            <w:bottom w:w="0" w:type="dxa"/>
+          </w:tblCellMar>
+        </w:tblPrEx>
+        <w:tc>
+          <w:tcPr>
+            <w:tcW w:w="1400" w:type="dxa"/>
+            <w:tcMar>
+              <w:top w:w="40" w:type="dxa"/>
+              <w:left w:w="80" w:type="dxa"/>
+              <w:bottom w:w="40" w:type="dxa"/>
+              <w:right w:w="80" w:type="dxa"/>
+            </w:tcMar>
+          </w:tcPr>
+          <w:p>
             <w:r>
               <w:rPr>
                 <w:b/>
@@ -1998,171 +1996,334 @@
               </w:rPr>
               <w:t>Отпустил</w:t>
             </w:r>
-            <w:r>
-              <w:rPr>
-                <w:lang w:val="en-US"/>
-              </w:rPr>
-              <w:t xml:space="preserve">  </w:t>
-            </w:r>
-            <w:r>
-              <w:rPr>
-                <w:lang w:val="en-US"/>
-              </w:rPr>
-              <w:t xml:space="preserve">{{ISSUED_BY_POSITION}}______________ {{LEFT_SIGNER_NAME}} </w:t>
-            </w:r>
-          </w:p>
-          <w:p>
-            <w:pPr>
-              <w:ind w:right="-553"/>
-            </w:pPr>
-            <w:r>
-              <w:rPr>
+          </w:p>
+        </w:tc>
+        <w:tc>
+          <w:tcPr>
+            <w:tcW w:w="2200" w:type="dxa"/>
+            <w:tcMar>
+              <w:top w:w="40" w:type="dxa"/>
+              <w:left w:w="80" w:type="dxa"/>
+              <w:bottom w:w="40" w:type="dxa"/>
+              <w:right w:w="80" w:type="dxa"/>
+            </w:tcMar>
+          </w:tcPr>
+          <w:p>
+            <w:r>
+              <w:t>{{ISSUED_BY_POSITION}}</w:t>
+            </w:r>
+          </w:p>
+        </w:tc>
+        <w:tc>
+          <w:tcPr>
+            <w:tcW w:w="1500" w:type="dxa"/>
+            <w:tcMar>
+              <w:top w:w="40" w:type="dxa"/>
+              <w:left w:w="80" w:type="dxa"/>
+              <w:bottom w:w="40" w:type="dxa"/>
+              <w:right w:w="80" w:type="dxa"/>
+            </w:tcMar>
+          </w:tcPr>
+          <w:p>
+            <w:pPr>
+              <w:jc w:val="center"/>
+            </w:pPr>
+            <w:r>
+              <w:t>________________</w:t>
+            </w:r>
+          </w:p>
+        </w:tc>
+        <w:tc>
+          <w:tcPr>
+            <w:tcW w:w="2700" w:type="dxa"/>
+            <w:tcMar>
+              <w:top w:w="40" w:type="dxa"/>
+              <w:left w:w="80" w:type="dxa"/>
+              <w:bottom w:w="40" w:type="dxa"/>
+              <w:right w:w="80" w:type="dxa"/>
+            </w:tcMar>
+          </w:tcPr>
+          <w:p>
+            <w:r>
+              <w:t>{{LEFT_SIGNER_NAME}}</w:t>
+            </w:r>
+          </w:p>
+        </w:tc>
+        <w:tc>
+          <w:tcPr>
+            <w:tcW w:w="400" w:type="dxa"/>
+            <w:tcMar>
+              <w:top w:w="40" w:type="dxa"/>
+              <w:left w:w="80" w:type="dxa"/>
+              <w:bottom w:w="40" w:type="dxa"/>
+              <w:right w:w="80" w:type="dxa"/>
+            </w:tcMar>
+          </w:tcPr>
+          <w:p/>
+        </w:tc>
+        <w:tc>
+          <w:tcPr>
+            <w:tcW w:w="1400" w:type="dxa"/>
+            <w:tcMar>
+              <w:top w:w="40" w:type="dxa"/>
+              <w:left w:w="80" w:type="dxa"/>
+              <w:bottom w:w="40" w:type="dxa"/>
+              <w:right w:w="80" w:type="dxa"/>
+            </w:tcMar>
+          </w:tcPr>
+          <w:p>
+            <w:r>
+              <w:rPr>
+                <w:b/>
+                <w:bCs/>
+              </w:rPr>
+              <w:t>Получил</w:t>
+            </w:r>
+          </w:p>
+        </w:tc>
+        <w:tc>
+          <w:tcPr>
+            <w:tcW w:w="2200" w:type="dxa"/>
+            <w:tcMar>
+              <w:top w:w="40" w:type="dxa"/>
+              <w:left w:w="80" w:type="dxa"/>
+              <w:bottom w:w="40" w:type="dxa"/>
+              <w:right w:w="80" w:type="dxa"/>
+            </w:tcMar>
+          </w:tcPr>
+          <w:p>
+            <w:r>
+              <w:t>{{RECEIVED_BY_POSITION}}</w:t>
+            </w:r>
+          </w:p>
+        </w:tc>
+        <w:tc>
+          <w:tcPr>
+            <w:tcW w:w="1500" w:type="dxa"/>
+            <w:tcMar>
+              <w:top w:w="40" w:type="dxa"/>
+              <w:left w:w="80" w:type="dxa"/>
+              <w:bottom w:w="40" w:type="dxa"/>
+              <w:right w:w="80" w:type="dxa"/>
+            </w:tcMar>
+          </w:tcPr>
+          <w:p>
+            <w:pPr>
+              <w:jc w:val="center"/>
+            </w:pPr>
+            <w:r>
+              <w:t>________________</w:t>
+            </w:r>
+          </w:p>
+        </w:tc>
+        <w:tc>
+          <w:tcPr>
+            <w:tcW w:w="2700" w:type="dxa"/>
+            <w:tcMar>
+              <w:top w:w="40" w:type="dxa"/>
+              <w:left w:w="80" w:type="dxa"/>
+              <w:bottom w:w="40" w:type="dxa"/>
+              <w:right w:w="80" w:type="dxa"/>
+            </w:tcMar>
+          </w:tcPr>
+          <w:p>
+            <w:r>
+              <w:t>{{RIGHT_SIGNER_NAME}}</w:t>
+            </w:r>
+          </w:p>
+        </w:tc>
+      </w:tr>
+      <w:tr>
+        <w:tblPrEx>
+          <w:tblCellMar>
+            <w:top w:w="0" w:type="dxa"/>
+            <w:bottom w:w="0" w:type="dxa"/>
+          </w:tblCellMar>
+        </w:tblPrEx>
+        <w:tc>
+          <w:tcPr>
+            <w:tcW w:w="1400" w:type="dxa"/>
+            <w:tcMar>
+              <w:top w:w="0" w:type="dxa"/>
+              <w:left w:w="80" w:type="dxa"/>
+              <w:bottom w:w="40" w:type="dxa"/>
+              <w:right w:w="80" w:type="dxa"/>
+            </w:tcMar>
+          </w:tcPr>
+          <w:p/>
+        </w:tc>
+        <w:tc>
+          <w:tcPr>
+            <w:tcW w:w="2200" w:type="dxa"/>
+            <w:tcMar>
+              <w:top w:w="0" w:type="dxa"/>
+              <w:left w:w="80" w:type="dxa"/>
+              <w:bottom w:w="40" w:type="dxa"/>
+              <w:right w:w="80" w:type="dxa"/>
+            </w:tcMar>
+          </w:tcPr>
+          <w:p>
+            <w:pPr>
+              <w:jc w:val="center"/>
+            </w:pPr>
+            <w:r>
+              <w:rPr>
+                <w:i/>
+                <w:iCs/>
                 <w:sz w:val="18"/>
                 <w:szCs w:val="18"/>
-                <w:lang w:val="en-US"/>
-              </w:rPr>
-              <w:t xml:space="preserve">              </w:t>
-            </w:r>
-            <w:r>
-              <w:rPr>
+              </w:rPr>
+              <w:t>(должность)</w:t>
+            </w:r>
+          </w:p>
+        </w:tc>
+        <w:tc>
+          <w:tcPr>
+            <w:tcW w:w="1500" w:type="dxa"/>
+            <w:tcMar>
+              <w:top w:w="0" w:type="dxa"/>
+              <w:left w:w="80" w:type="dxa"/>
+              <w:bottom w:w="40" w:type="dxa"/>
+              <w:right w:w="80" w:type="dxa"/>
+            </w:tcMar>
+          </w:tcPr>
+          <w:p>
+            <w:pPr>
+              <w:jc w:val="center"/>
+            </w:pPr>
+            <w:r>
+              <w:rPr>
+                <w:i/>
+                <w:iCs/>
                 <w:sz w:val="18"/>
                 <w:szCs w:val="18"/>
-                <w:lang w:val="en-US"/>
-              </w:rPr>
-              <w:t xml:space="preserve">            </w:t>
-            </w:r>
-            <w:r>
-              <w:rPr>
+              </w:rPr>
+              <w:t>(подпись)</w:t>
+            </w:r>
+          </w:p>
+        </w:tc>
+        <w:tc>
+          <w:tcPr>
+            <w:tcW w:w="2700" w:type="dxa"/>
+            <w:tcMar>
+              <w:top w:w="0" w:type="dxa"/>
+              <w:left w:w="80" w:type="dxa"/>
+              <w:bottom w:w="40" w:type="dxa"/>
+              <w:right w:w="80" w:type="dxa"/>
+            </w:tcMar>
+          </w:tcPr>
+          <w:p>
+            <w:pPr>
+              <w:jc w:val="center"/>
+            </w:pPr>
+            <w:r>
+              <w:rPr>
+                <w:i/>
+                <w:iCs/>
                 <w:sz w:val="18"/>
                 <w:szCs w:val="18"/>
               </w:rPr>
-              <w:t xml:space="preserve">(должность)                  </w:t>
-            </w:r>
-            <w:r>
-              <w:rPr>
+              <w:t>(расшифровка подписи)</w:t>
+            </w:r>
+          </w:p>
+        </w:tc>
+        <w:tc>
+          <w:tcPr>
+            <w:tcW w:w="400" w:type="dxa"/>
+            <w:tcMar>
+              <w:top w:w="0" w:type="dxa"/>
+              <w:left w:w="80" w:type="dxa"/>
+              <w:bottom w:w="40" w:type="dxa"/>
+              <w:right w:w="80" w:type="dxa"/>
+            </w:tcMar>
+          </w:tcPr>
+          <w:p/>
+        </w:tc>
+        <w:tc>
+          <w:tcPr>
+            <w:tcW w:w="1400" w:type="dxa"/>
+            <w:tcMar>
+              <w:top w:w="0" w:type="dxa"/>
+              <w:left w:w="80" w:type="dxa"/>
+              <w:bottom w:w="40" w:type="dxa"/>
+              <w:right w:w="80" w:type="dxa"/>
+            </w:tcMar>
+          </w:tcPr>
+          <w:p/>
+        </w:tc>
+        <w:tc>
+          <w:tcPr>
+            <w:tcW w:w="2200" w:type="dxa"/>
+            <w:tcMar>
+              <w:top w:w="0" w:type="dxa"/>
+              <w:left w:w="80" w:type="dxa"/>
+              <w:bottom w:w="40" w:type="dxa"/>
+              <w:right w:w="80" w:type="dxa"/>
+            </w:tcMar>
+          </w:tcPr>
+          <w:p>
+            <w:pPr>
+              <w:jc w:val="center"/>
+            </w:pPr>
+            <w:r>
+              <w:rPr>
+                <w:i/>
+                <w:iCs/>
                 <w:sz w:val="18"/>
                 <w:szCs w:val="18"/>
               </w:rPr>
-              <w:t xml:space="preserve">              </w:t>
-            </w:r>
-            <w:r>
-              <w:rPr>
+              <w:t>(должность)</w:t>
+            </w:r>
+          </w:p>
+        </w:tc>
+        <w:tc>
+          <w:tcPr>
+            <w:tcW w:w="1500" w:type="dxa"/>
+            <w:tcMar>
+              <w:top w:w="0" w:type="dxa"/>
+              <w:left w:w="80" w:type="dxa"/>
+              <w:bottom w:w="40" w:type="dxa"/>
+              <w:right w:w="80" w:type="dxa"/>
+            </w:tcMar>
+          </w:tcPr>
+          <w:p>
+            <w:pPr>
+              <w:jc w:val="center"/>
+            </w:pPr>
+            <w:r>
+              <w:rPr>
+                <w:i/>
+                <w:iCs/>
                 <w:sz w:val="18"/>
                 <w:szCs w:val="18"/>
               </w:rPr>
-              <w:t xml:space="preserve">  (подпись)      </w:t>
-            </w:r>
-            <w:r>
-              <w:rPr>
+              <w:t>(подпись)</w:t>
+            </w:r>
+          </w:p>
+        </w:tc>
+        <w:tc>
+          <w:tcPr>
+            <w:tcW w:w="2700" w:type="dxa"/>
+            <w:tcMar>
+              <w:top w:w="0" w:type="dxa"/>
+              <w:left w:w="80" w:type="dxa"/>
+              <w:bottom w:w="40" w:type="dxa"/>
+              <w:right w:w="80" w:type="dxa"/>
+            </w:tcMar>
+          </w:tcPr>
+          <w:p>
+            <w:pPr>
+              <w:jc w:val="center"/>
+            </w:pPr>
+            <w:r>
+              <w:rPr>
+                <w:i/>
+                <w:iCs/>
                 <w:sz w:val="18"/>
                 <w:szCs w:val="18"/>
               </w:rPr>
-              <w:t xml:space="preserve">           </w:t>
-            </w:r>
-            <w:r>
-              <w:rPr>
-                <w:sz w:val="18"/>
-                <w:szCs w:val="18"/>
-              </w:rPr>
-              <w:t xml:space="preserve">   (расшифровка подписи)</w:t>
-            </w:r>
-          </w:p>
-          <w:p>
-            <w:pPr>
-              <w:ind w:right="-553"/>
-            </w:pPr>
-            <w:r>
-              <w:t xml:space="preserve"> </w:t>
-            </w:r>
-          </w:p>
-        </w:tc>
-        <w:tc>
-          <w:tcPr>
-            <w:tcW w:w="7513" w:type="dxa"/>
-          </w:tcPr>
-          <w:p>
-            <w:pPr>
-              <w:ind w:left="816" w:hanging="831"/>
-              <w:rPr>
-                <w:lang w:val="en-US"/>
-              </w:rPr>
-            </w:pPr>
-            <w:r>
-              <w:rPr>
-                <w:b/>
-                <w:bCs/>
-              </w:rPr>
-              <w:t>Получил</w:t>
-            </w:r>
-            <w:r>
-              <w:rPr>
-                <w:lang w:val="en-US"/>
-              </w:rPr>
-              <w:t xml:space="preserve"> </w:t>
-            </w:r>
-            <w:r>
-              <w:t>{{RECEIVED_BY_POSITION}}</w:t>
-            </w:r>
-            <w:r>
-              <w:rPr>
-                <w:lang w:val="en-US"/>
-              </w:rPr>
-              <w:t>_____________{{RIGHT_SIGNER_NAME}}</w:t>
-            </w:r>
-          </w:p>
-          <w:p>
-            <w:pPr>
-              <w:ind w:left="816" w:hanging="831"/>
-            </w:pPr>
-            <w:r>
-              <w:rPr>
-                <w:sz w:val="18"/>
-                <w:szCs w:val="18"/>
-                <w:lang w:val="en-US"/>
-              </w:rPr>
-              <w:t xml:space="preserve">           </w:t>
-            </w:r>
-            <w:r>
-              <w:rPr>
-                <w:sz w:val="18"/>
-                <w:szCs w:val="18"/>
-              </w:rPr>
-              <w:t xml:space="preserve">                      </w:t>
-            </w:r>
-            <w:r>
-              <w:rPr>
-                <w:sz w:val="18"/>
-                <w:szCs w:val="18"/>
-                <w:lang w:val="en-US"/>
-              </w:rPr>
-              <w:t xml:space="preserve">   </w:t>
-            </w:r>
-            <w:r>
-              <w:rPr>
-                <w:sz w:val="18"/>
-                <w:szCs w:val="18"/>
-              </w:rPr>
-              <w:t xml:space="preserve">(должность)                    </w:t>
-            </w:r>
-            <w:r>
-              <w:rPr>
-                <w:sz w:val="18"/>
-                <w:szCs w:val="18"/>
-              </w:rPr>
-              <w:t xml:space="preserve">            </w:t>
-            </w:r>
-            <w:r>
-              <w:rPr>
-                <w:sz w:val="18"/>
-                <w:szCs w:val="18"/>
-              </w:rPr>
-              <w:t>(подпись)         (расшифровка подписи)</w:t>
-            </w:r>
-          </w:p>
-          <w:p>
-            <w:pPr>
-              <w:ind w:left="816" w:hanging="831"/>
-            </w:pPr>
+              <w:t>(расшифровка подписи)</w:t>
+            </w:r>
           </w:p>
         </w:tc>
       </w:tr>

--- a/document_templates/Требование-накладная_шаблон.docx
+++ b/document_templates/Требование-накладная_шаблон.docx
@@ -30,7 +30,25 @@
                 <w:sz w:val="18"/>
                 <w:szCs w:val="18"/>
               </w:rPr>
-              <w:t>к прих.орд. № {{STOCK_RECEIPT_NUMBER}} от {{STOCK_RECEIPT_DATE}}</w:t>
+              <w:t xml:space="preserve">к </w:t>
+            </w:r>
+            <w:proofErr w:type="spellStart"/>
+            <w:proofErr w:type="gramStart"/>
+            <w:r>
+              <w:rPr>
+                <w:sz w:val="18"/>
+                <w:szCs w:val="18"/>
+              </w:rPr>
+              <w:t>прих.орд</w:t>
+            </w:r>
+            <w:proofErr w:type="spellEnd"/>
+            <w:proofErr w:type="gramEnd"/>
+            <w:r>
+              <w:rPr>
+                <w:sz w:val="18"/>
+                <w:szCs w:val="18"/>
+              </w:rPr>
+              <w:t>. № {{STOCK_RECEIPT_NUMBER}} от {{STOCK_RECEIPT_DATE}}</w:t>
             </w:r>
           </w:p>
           <w:p>
@@ -78,6 +96,7 @@
       </w:r>
     </w:p>
     <w:p>
+      <w:proofErr w:type="gramStart"/>
       <w:r>
         <w:rPr>
           <w:sz w:val="22"/>
@@ -93,7 +112,18 @@
           <w:szCs w:val="22"/>
           <w:u w:val="single"/>
         </w:rPr>
-        <w:t>АО «СПЕЦИАЛЬНЫЙ ТРЕСТ №1»</w:t>
+        <w:t>АО</w:t>
+      </w:r>
+      <w:proofErr w:type="gramEnd"/>
+      <w:r>
+        <w:rPr>
+          <w:b/>
+          <w:bCs/>
+          <w:sz w:val="22"/>
+          <w:szCs w:val="22"/>
+          <w:u w:val="single"/>
+        </w:rPr>
+        <w:t xml:space="preserve"> «СПЕЦИАЛЬНЫЙ ТРЕСТ №1»</w:t>
       </w:r>
     </w:p>
     <w:p/>
@@ -774,7 +804,15 @@
     <w:p/>
     <w:p>
       <w:r>
-        <w:t>Через кого  _____________{{THROUGH_WHOM}}_____________</w:t>
+        <w:t xml:space="preserve">Через </w:t>
+      </w:r>
+      <w:proofErr w:type="gramStart"/>
+      <w:r>
+        <w:t>кого  _</w:t>
+      </w:r>
+      <w:proofErr w:type="gramEnd"/>
+      <w:r>
+        <w:t>____________{{THROUGH_WHOM}}_____________</w:t>
       </w:r>
     </w:p>
     <w:p>
@@ -783,6 +821,7 @@
           <w:lang w:val="en-US"/>
         </w:rPr>
       </w:pPr>
+      <w:proofErr w:type="gramStart"/>
       <w:r>
         <w:t>Затребовал</w:t>
       </w:r>
@@ -790,7 +829,14 @@
         <w:rPr>
           <w:lang w:val="en-US"/>
         </w:rPr>
-        <w:t xml:space="preserve">  __________</w:t>
+        <w:t xml:space="preserve">  _</w:t>
+      </w:r>
+      <w:proofErr w:type="gramEnd"/>
+      <w:r>
+        <w:rPr>
+          <w:lang w:val="en-US"/>
+        </w:rPr>
+        <w:t>_________</w:t>
       </w:r>
       <w:r>
         <w:rPr>
@@ -814,6 +860,9 @@
         <w:t xml:space="preserve">  __________</w:t>
       </w:r>
       <w:r>
+        <w:rPr>
+          <w:lang w:val="en-US"/>
+        </w:rPr>
         <w:t>{{APPROVED_BY_NAME}}</w:t>
       </w:r>
       <w:r>
@@ -1953,7 +2002,16 @@
     <w:p/>
     <w:tbl>
       <w:tblPr>
-        <w:tblW w:w="14800" w:type="dxa"/>
+        <w:tblW w:w="14810" w:type="dxa"/>
+        <w:tblBorders>
+          <w:top w:val="single" w:sz="4" w:space="0" w:color="auto"/>
+          <w:left w:val="single" w:sz="4" w:space="0" w:color="auto"/>
+          <w:bottom w:val="single" w:sz="4" w:space="0" w:color="auto"/>
+          <w:right w:val="single" w:sz="4" w:space="0" w:color="auto"/>
+          <w:insideH w:val="single" w:sz="4" w:space="0" w:color="auto"/>
+          <w:insideV w:val="single" w:sz="4" w:space="0" w:color="auto"/>
+        </w:tblBorders>
+        <w:tblLayout w:type="fixed"/>
         <w:tblCellMar>
           <w:left w:w="10" w:type="dxa"/>
           <w:right w:w="10" w:type="dxa"/>
@@ -1961,26 +2019,20 @@
         <w:tblLook w:val="0000" w:firstRow="0" w:lastRow="0" w:firstColumn="0" w:lastColumn="0" w:noHBand="0" w:noVBand="0"/>
       </w:tblPr>
       <w:tblGrid>
-        <w:gridCol w:w="947"/>
-        <w:gridCol w:w="2365"/>
-        <w:gridCol w:w="1586"/>
-        <w:gridCol w:w="2275"/>
-        <w:gridCol w:w="165"/>
-        <w:gridCol w:w="881"/>
-        <w:gridCol w:w="2621"/>
-        <w:gridCol w:w="1586"/>
-        <w:gridCol w:w="2394"/>
+        <w:gridCol w:w="1129"/>
+        <w:gridCol w:w="2179"/>
+        <w:gridCol w:w="1583"/>
+        <w:gridCol w:w="2271"/>
+        <w:gridCol w:w="180"/>
+        <w:gridCol w:w="879"/>
+        <w:gridCol w:w="2835"/>
+        <w:gridCol w:w="1557"/>
+        <w:gridCol w:w="2197"/>
       </w:tblGrid>
       <w:tr>
-        <w:tblPrEx>
-          <w:tblCellMar>
-            <w:top w:w="0" w:type="dxa"/>
-            <w:bottom w:w="0" w:type="dxa"/>
-          </w:tblCellMar>
-        </w:tblPrEx>
-        <w:tc>
-          <w:tcPr>
-            <w:tcW w:w="1400" w:type="dxa"/>
+        <w:tc>
+          <w:tcPr>
+            <w:tcW w:w="1129" w:type="dxa"/>
             <w:tcMar>
               <w:top w:w="40" w:type="dxa"/>
               <w:left w:w="80" w:type="dxa"/>
@@ -2000,15 +2052,18 @@
         </w:tc>
         <w:tc>
           <w:tcPr>
-            <w:tcW w:w="2200" w:type="dxa"/>
-            <w:tcMar>
-              <w:top w:w="40" w:type="dxa"/>
-              <w:left w:w="80" w:type="dxa"/>
-              <w:bottom w:w="40" w:type="dxa"/>
-              <w:right w:w="80" w:type="dxa"/>
-            </w:tcMar>
-          </w:tcPr>
-          <w:p>
+            <w:tcW w:w="2179" w:type="dxa"/>
+            <w:tcMar>
+              <w:top w:w="40" w:type="dxa"/>
+              <w:left w:w="80" w:type="dxa"/>
+              <w:bottom w:w="40" w:type="dxa"/>
+              <w:right w:w="80" w:type="dxa"/>
+            </w:tcMar>
+          </w:tcPr>
+          <w:p>
+            <w:pPr>
+              <w:jc w:val="right"/>
+            </w:pPr>
             <w:r>
               <w:t>{{ISSUED_BY_POSITION}}</w:t>
             </w:r>
@@ -2016,7 +2071,7 @@
         </w:tc>
         <w:tc>
           <w:tcPr>
-            <w:tcW w:w="1500" w:type="dxa"/>
+            <w:tcW w:w="1583" w:type="dxa"/>
             <w:tcMar>
               <w:top w:w="40" w:type="dxa"/>
               <w:left w:w="80" w:type="dxa"/>
@@ -2035,7 +2090,7 @@
         </w:tc>
         <w:tc>
           <w:tcPr>
-            <w:tcW w:w="2700" w:type="dxa"/>
+            <w:tcW w:w="2271" w:type="dxa"/>
             <w:tcMar>
               <w:top w:w="40" w:type="dxa"/>
               <w:left w:w="80" w:type="dxa"/>
@@ -2051,7 +2106,7 @@
         </w:tc>
         <w:tc>
           <w:tcPr>
-            <w:tcW w:w="400" w:type="dxa"/>
+            <w:tcW w:w="180" w:type="dxa"/>
             <w:tcMar>
               <w:top w:w="40" w:type="dxa"/>
               <w:left w:w="80" w:type="dxa"/>
@@ -2063,7 +2118,7 @@
         </w:tc>
         <w:tc>
           <w:tcPr>
-            <w:tcW w:w="1400" w:type="dxa"/>
+            <w:tcW w:w="879" w:type="dxa"/>
             <w:tcMar>
               <w:top w:w="40" w:type="dxa"/>
               <w:left w:w="80" w:type="dxa"/>
@@ -2083,15 +2138,18 @@
         </w:tc>
         <w:tc>
           <w:tcPr>
-            <w:tcW w:w="2200" w:type="dxa"/>
-            <w:tcMar>
-              <w:top w:w="40" w:type="dxa"/>
-              <w:left w:w="80" w:type="dxa"/>
-              <w:bottom w:w="40" w:type="dxa"/>
-              <w:right w:w="80" w:type="dxa"/>
-            </w:tcMar>
-          </w:tcPr>
-          <w:p>
+            <w:tcW w:w="2835" w:type="dxa"/>
+            <w:tcMar>
+              <w:top w:w="40" w:type="dxa"/>
+              <w:left w:w="80" w:type="dxa"/>
+              <w:bottom w:w="40" w:type="dxa"/>
+              <w:right w:w="80" w:type="dxa"/>
+            </w:tcMar>
+          </w:tcPr>
+          <w:p>
+            <w:pPr>
+              <w:jc w:val="right"/>
+            </w:pPr>
             <w:r>
               <w:t>{{RECEIVED_BY_POSITION}}</w:t>
             </w:r>
@@ -2099,7 +2157,7 @@
         </w:tc>
         <w:tc>
           <w:tcPr>
-            <w:tcW w:w="1500" w:type="dxa"/>
+            <w:tcW w:w="1557" w:type="dxa"/>
             <w:tcMar>
               <w:top w:w="40" w:type="dxa"/>
               <w:left w:w="80" w:type="dxa"/>
@@ -2118,7 +2176,7 @@
         </w:tc>
         <w:tc>
           <w:tcPr>
-            <w:tcW w:w="2700" w:type="dxa"/>
+            <w:tcW w:w="2197" w:type="dxa"/>
             <w:tcMar>
               <w:top w:w="40" w:type="dxa"/>
               <w:left w:w="80" w:type="dxa"/>
@@ -2134,15 +2192,9 @@
         </w:tc>
       </w:tr>
       <w:tr>
-        <w:tblPrEx>
-          <w:tblCellMar>
-            <w:top w:w="0" w:type="dxa"/>
-            <w:bottom w:w="0" w:type="dxa"/>
-          </w:tblCellMar>
-        </w:tblPrEx>
-        <w:tc>
-          <w:tcPr>
-            <w:tcW w:w="1400" w:type="dxa"/>
+        <w:tc>
+          <w:tcPr>
+            <w:tcW w:w="1129" w:type="dxa"/>
             <w:tcMar>
               <w:top w:w="0" w:type="dxa"/>
               <w:left w:w="80" w:type="dxa"/>
@@ -2150,11 +2202,18 @@
               <w:right w:w="80" w:type="dxa"/>
             </w:tcMar>
           </w:tcPr>
-          <w:p/>
-        </w:tc>
-        <w:tc>
-          <w:tcPr>
-            <w:tcW w:w="2200" w:type="dxa"/>
+          <w:p>
+            <w:pPr>
+              <w:rPr>
+                <w:sz w:val="16"/>
+                <w:szCs w:val="16"/>
+              </w:rPr>
+            </w:pPr>
+          </w:p>
+        </w:tc>
+        <w:tc>
+          <w:tcPr>
+            <w:tcW w:w="2179" w:type="dxa"/>
             <w:tcMar>
               <w:top w:w="0" w:type="dxa"/>
               <w:left w:w="80" w:type="dxa"/>
@@ -2164,14 +2223,18 @@
           </w:tcPr>
           <w:p>
             <w:pPr>
-              <w:jc w:val="center"/>
+              <w:jc w:val="right"/>
+              <w:rPr>
+                <w:sz w:val="16"/>
+                <w:szCs w:val="16"/>
+              </w:rPr>
             </w:pPr>
             <w:r>
               <w:rPr>
                 <w:i/>
                 <w:iCs/>
-                <w:sz w:val="18"/>
-                <w:szCs w:val="18"/>
+                <w:sz w:val="16"/>
+                <w:szCs w:val="16"/>
               </w:rPr>
               <w:t>(должность)</w:t>
             </w:r>
@@ -2179,7 +2242,7 @@
         </w:tc>
         <w:tc>
           <w:tcPr>
-            <w:tcW w:w="1500" w:type="dxa"/>
+            <w:tcW w:w="1583" w:type="dxa"/>
             <w:tcMar>
               <w:top w:w="0" w:type="dxa"/>
               <w:left w:w="80" w:type="dxa"/>
@@ -2190,13 +2253,17 @@
           <w:p>
             <w:pPr>
               <w:jc w:val="center"/>
+              <w:rPr>
+                <w:sz w:val="16"/>
+                <w:szCs w:val="16"/>
+              </w:rPr>
             </w:pPr>
             <w:r>
               <w:rPr>
                 <w:i/>
                 <w:iCs/>
-                <w:sz w:val="18"/>
-                <w:szCs w:val="18"/>
+                <w:sz w:val="16"/>
+                <w:szCs w:val="16"/>
               </w:rPr>
               <w:t>(подпись)</w:t>
             </w:r>
@@ -2204,7 +2271,7 @@
         </w:tc>
         <w:tc>
           <w:tcPr>
-            <w:tcW w:w="2700" w:type="dxa"/>
+            <w:tcW w:w="2271" w:type="dxa"/>
             <w:tcMar>
               <w:top w:w="0" w:type="dxa"/>
               <w:left w:w="80" w:type="dxa"/>
@@ -2214,14 +2281,17 @@
           </w:tcPr>
           <w:p>
             <w:pPr>
-              <w:jc w:val="center"/>
+              <w:rPr>
+                <w:sz w:val="16"/>
+                <w:szCs w:val="16"/>
+              </w:rPr>
             </w:pPr>
             <w:r>
               <w:rPr>
                 <w:i/>
                 <w:iCs/>
-                <w:sz w:val="18"/>
-                <w:szCs w:val="18"/>
+                <w:sz w:val="16"/>
+                <w:szCs w:val="16"/>
               </w:rPr>
               <w:t>(расшифровка подписи)</w:t>
             </w:r>
@@ -2229,7 +2299,7 @@
         </w:tc>
         <w:tc>
           <w:tcPr>
-            <w:tcW w:w="400" w:type="dxa"/>
+            <w:tcW w:w="180" w:type="dxa"/>
             <w:tcMar>
               <w:top w:w="0" w:type="dxa"/>
               <w:left w:w="80" w:type="dxa"/>
@@ -2237,11 +2307,18 @@
               <w:right w:w="80" w:type="dxa"/>
             </w:tcMar>
           </w:tcPr>
-          <w:p/>
-        </w:tc>
-        <w:tc>
-          <w:tcPr>
-            <w:tcW w:w="1400" w:type="dxa"/>
+          <w:p>
+            <w:pPr>
+              <w:rPr>
+                <w:sz w:val="16"/>
+                <w:szCs w:val="16"/>
+              </w:rPr>
+            </w:pPr>
+          </w:p>
+        </w:tc>
+        <w:tc>
+          <w:tcPr>
+            <w:tcW w:w="879" w:type="dxa"/>
             <w:tcMar>
               <w:top w:w="0" w:type="dxa"/>
               <w:left w:w="80" w:type="dxa"/>
@@ -2249,11 +2326,18 @@
               <w:right w:w="80" w:type="dxa"/>
             </w:tcMar>
           </w:tcPr>
-          <w:p/>
-        </w:tc>
-        <w:tc>
-          <w:tcPr>
-            <w:tcW w:w="2200" w:type="dxa"/>
+          <w:p>
+            <w:pPr>
+              <w:rPr>
+                <w:sz w:val="16"/>
+                <w:szCs w:val="16"/>
+              </w:rPr>
+            </w:pPr>
+          </w:p>
+        </w:tc>
+        <w:tc>
+          <w:tcPr>
+            <w:tcW w:w="2835" w:type="dxa"/>
             <w:tcMar>
               <w:top w:w="0" w:type="dxa"/>
               <w:left w:w="80" w:type="dxa"/>
@@ -2263,14 +2347,18 @@
           </w:tcPr>
           <w:p>
             <w:pPr>
-              <w:jc w:val="center"/>
+              <w:jc w:val="right"/>
+              <w:rPr>
+                <w:sz w:val="16"/>
+                <w:szCs w:val="16"/>
+              </w:rPr>
             </w:pPr>
             <w:r>
               <w:rPr>
                 <w:i/>
                 <w:iCs/>
-                <w:sz w:val="18"/>
-                <w:szCs w:val="18"/>
+                <w:sz w:val="16"/>
+                <w:szCs w:val="16"/>
               </w:rPr>
               <w:t>(должность)</w:t>
             </w:r>
@@ -2278,7 +2366,7 @@
         </w:tc>
         <w:tc>
           <w:tcPr>
-            <w:tcW w:w="1500" w:type="dxa"/>
+            <w:tcW w:w="1557" w:type="dxa"/>
             <w:tcMar>
               <w:top w:w="0" w:type="dxa"/>
               <w:left w:w="80" w:type="dxa"/>
@@ -2289,13 +2377,17 @@
           <w:p>
             <w:pPr>
               <w:jc w:val="center"/>
+              <w:rPr>
+                <w:sz w:val="16"/>
+                <w:szCs w:val="16"/>
+              </w:rPr>
             </w:pPr>
             <w:r>
               <w:rPr>
                 <w:i/>
                 <w:iCs/>
-                <w:sz w:val="18"/>
-                <w:szCs w:val="18"/>
+                <w:sz w:val="16"/>
+                <w:szCs w:val="16"/>
               </w:rPr>
               <w:t>(подпись)</w:t>
             </w:r>
@@ -2303,7 +2395,7 @@
         </w:tc>
         <w:tc>
           <w:tcPr>
-            <w:tcW w:w="2700" w:type="dxa"/>
+            <w:tcW w:w="2197" w:type="dxa"/>
             <w:tcMar>
               <w:top w:w="0" w:type="dxa"/>
               <w:left w:w="80" w:type="dxa"/>
@@ -2314,13 +2406,17 @@
           <w:p>
             <w:pPr>
               <w:jc w:val="center"/>
+              <w:rPr>
+                <w:sz w:val="16"/>
+                <w:szCs w:val="16"/>
+              </w:rPr>
             </w:pPr>
             <w:r>
               <w:rPr>
                 <w:i/>
                 <w:iCs/>
-                <w:sz w:val="18"/>
-                <w:szCs w:val="18"/>
+                <w:sz w:val="16"/>
+                <w:szCs w:val="16"/>
               </w:rPr>
               <w:t>(расшифровка подписи)</w:t>
             </w:r>

--- a/document_templates/Требование-накладная_шаблон.docx
+++ b/document_templates/Требование-накладная_шаблон.docx
@@ -816,69 +816,91 @@
       </w:r>
     </w:p>
     <w:p>
-      <w:pPr>
-        <w:rPr>
-          <w:lang w:val="en-US"/>
-        </w:rPr>
-      </w:pPr>
       <w:proofErr w:type="gramStart"/>
       <w:r>
         <w:t>Затребовал</w:t>
       </w:r>
       <w:r>
-        <w:rPr>
-          <w:lang w:val="en-US"/>
-        </w:rPr>
         <w:t xml:space="preserve">  _</w:t>
       </w:r>
       <w:proofErr w:type="gramEnd"/>
       <w:r>
-        <w:rPr>
-          <w:lang w:val="en-US"/>
-        </w:rPr>
         <w:t>_________</w:t>
+      </w:r>
+      <w:r>
+        <w:t>{{</w:t>
       </w:r>
       <w:r>
         <w:rPr>
           <w:lang w:val="en-US"/>
         </w:rPr>
-        <w:t>{{REQUESTED_BY_NAME}}</w:t>
+        <w:t>REQUESTED</w:t>
+      </w:r>
+      <w:r>
+        <w:t>_</w:t>
       </w:r>
       <w:r>
         <w:rPr>
           <w:lang w:val="en-US"/>
         </w:rPr>
+        <w:t>BY</w:t>
+      </w:r>
+      <w:r>
+        <w:t>_</w:t>
+      </w:r>
+      <w:r>
+        <w:rPr>
+          <w:lang w:val="en-US"/>
+        </w:rPr>
+        <w:t>NAME</w:t>
+      </w:r>
+      <w:r>
+        <w:t>}}</w:t>
+      </w:r>
+      <w:r>
         <w:t xml:space="preserve">__________    </w:t>
       </w:r>
       <w:r>
         <w:t>Разрешил</w:t>
       </w:r>
       <w:r>
-        <w:rPr>
-          <w:lang w:val="en-US"/>
-        </w:rPr>
         <w:t xml:space="preserve">  __________</w:t>
+      </w:r>
+      <w:r>
+        <w:t>{{</w:t>
       </w:r>
       <w:r>
         <w:rPr>
           <w:lang w:val="en-US"/>
         </w:rPr>
-        <w:t>{{APPROVED_BY_NAME}}</w:t>
+        <w:t>APPROVED</w:t>
+      </w:r>
+      <w:r>
+        <w:t>_</w:t>
       </w:r>
       <w:r>
         <w:rPr>
           <w:lang w:val="en-US"/>
         </w:rPr>
+        <w:t>BY</w:t>
+      </w:r>
+      <w:r>
+        <w:t>_</w:t>
+      </w:r>
+      <w:r>
+        <w:rPr>
+          <w:lang w:val="en-US"/>
+        </w:rPr>
+        <w:t>NAME</w:t>
+      </w:r>
+      <w:r>
+        <w:t>}}</w:t>
+      </w:r>
+      <w:r>
         <w:t>__________</w:t>
       </w:r>
     </w:p>
-    <w:p>
-      <w:pPr>
-        <w:rPr>
-          <w:lang w:val="en-US"/>
-        </w:rPr>
-      </w:pPr>
-    </w:p>
+    <w:p/>
     <w:tbl>
       <w:tblPr>
         <w:tblW w:w="14800" w:type="dxa"/>
@@ -2002,15 +2024,7 @@
     <w:p/>
     <w:tbl>
       <w:tblPr>
-        <w:tblW w:w="14810" w:type="dxa"/>
-        <w:tblBorders>
-          <w:top w:val="single" w:sz="4" w:space="0" w:color="auto"/>
-          <w:left w:val="single" w:sz="4" w:space="0" w:color="auto"/>
-          <w:bottom w:val="single" w:sz="4" w:space="0" w:color="auto"/>
-          <w:right w:val="single" w:sz="4" w:space="0" w:color="auto"/>
-          <w:insideH w:val="single" w:sz="4" w:space="0" w:color="auto"/>
-          <w:insideV w:val="single" w:sz="4" w:space="0" w:color="auto"/>
-        </w:tblBorders>
+        <w:tblW w:w="14630" w:type="dxa"/>
         <w:tblLayout w:type="fixed"/>
         <w:tblCellMar>
           <w:left w:w="10" w:type="dxa"/>
@@ -2023,9 +2037,8 @@
         <w:gridCol w:w="2179"/>
         <w:gridCol w:w="1583"/>
         <w:gridCol w:w="2271"/>
-        <w:gridCol w:w="180"/>
-        <w:gridCol w:w="879"/>
-        <w:gridCol w:w="2835"/>
+        <w:gridCol w:w="1055"/>
+        <w:gridCol w:w="2659"/>
         <w:gridCol w:w="1557"/>
         <w:gridCol w:w="2197"/>
       </w:tblGrid>
@@ -2062,7 +2075,7 @@
           </w:tcPr>
           <w:p>
             <w:pPr>
-              <w:jc w:val="right"/>
+              <w:jc w:val="center"/>
             </w:pPr>
             <w:r>
               <w:t>{{ISSUED_BY_POSITION}}</w:t>
@@ -2099,6 +2112,9 @@
             </w:tcMar>
           </w:tcPr>
           <w:p>
+            <w:pPr>
+              <w:jc w:val="center"/>
+            </w:pPr>
             <w:r>
               <w:t>{{LEFT_SIGNER_NAME}}</w:t>
             </w:r>
@@ -2106,19 +2122,7 @@
         </w:tc>
         <w:tc>
           <w:tcPr>
-            <w:tcW w:w="180" w:type="dxa"/>
-            <w:tcMar>
-              <w:top w:w="40" w:type="dxa"/>
-              <w:left w:w="80" w:type="dxa"/>
-              <w:bottom w:w="40" w:type="dxa"/>
-              <w:right w:w="80" w:type="dxa"/>
-            </w:tcMar>
-          </w:tcPr>
-          <w:p/>
-        </w:tc>
-        <w:tc>
-          <w:tcPr>
-            <w:tcW w:w="879" w:type="dxa"/>
+            <w:tcW w:w="1055" w:type="dxa"/>
             <w:tcMar>
               <w:top w:w="40" w:type="dxa"/>
               <w:left w:w="80" w:type="dxa"/>
@@ -2138,17 +2142,17 @@
         </w:tc>
         <w:tc>
           <w:tcPr>
-            <w:tcW w:w="2835" w:type="dxa"/>
-            <w:tcMar>
-              <w:top w:w="40" w:type="dxa"/>
-              <w:left w:w="80" w:type="dxa"/>
-              <w:bottom w:w="40" w:type="dxa"/>
-              <w:right w:w="80" w:type="dxa"/>
-            </w:tcMar>
-          </w:tcPr>
-          <w:p>
-            <w:pPr>
-              <w:jc w:val="right"/>
+            <w:tcW w:w="2659" w:type="dxa"/>
+            <w:tcMar>
+              <w:top w:w="40" w:type="dxa"/>
+              <w:left w:w="80" w:type="dxa"/>
+              <w:bottom w:w="40" w:type="dxa"/>
+              <w:right w:w="80" w:type="dxa"/>
+            </w:tcMar>
+          </w:tcPr>
+          <w:p>
+            <w:pPr>
+              <w:jc w:val="center"/>
             </w:pPr>
             <w:r>
               <w:t>{{RECEIVED_BY_POSITION}}</w:t>
@@ -2185,6 +2189,9 @@
             </w:tcMar>
           </w:tcPr>
           <w:p>
+            <w:pPr>
+              <w:jc w:val="center"/>
+            </w:pPr>
             <w:r>
               <w:t>{{RIGHT_SIGNER_NAME}}</w:t>
             </w:r>
@@ -2223,7 +2230,7 @@
           </w:tcPr>
           <w:p>
             <w:pPr>
-              <w:jc w:val="right"/>
+              <w:jc w:val="center"/>
               <w:rPr>
                 <w:sz w:val="16"/>
                 <w:szCs w:val="16"/>
@@ -2299,7 +2306,7 @@
         </w:tc>
         <w:tc>
           <w:tcPr>
-            <w:tcW w:w="180" w:type="dxa"/>
+            <w:tcW w:w="1055" w:type="dxa"/>
             <w:tcMar>
               <w:top w:w="0" w:type="dxa"/>
               <w:left w:w="80" w:type="dxa"/>
@@ -2318,7 +2325,7 @@
         </w:tc>
         <w:tc>
           <w:tcPr>
-            <w:tcW w:w="879" w:type="dxa"/>
+            <w:tcW w:w="2659" w:type="dxa"/>
             <w:tcMar>
               <w:top w:w="0" w:type="dxa"/>
               <w:left w:w="80" w:type="dxa"/>
@@ -2328,26 +2335,7 @@
           </w:tcPr>
           <w:p>
             <w:pPr>
-              <w:rPr>
-                <w:sz w:val="16"/>
-                <w:szCs w:val="16"/>
-              </w:rPr>
-            </w:pPr>
-          </w:p>
-        </w:tc>
-        <w:tc>
-          <w:tcPr>
-            <w:tcW w:w="2835" w:type="dxa"/>
-            <w:tcMar>
-              <w:top w:w="0" w:type="dxa"/>
-              <w:left w:w="80" w:type="dxa"/>
-              <w:bottom w:w="40" w:type="dxa"/>
-              <w:right w:w="80" w:type="dxa"/>
-            </w:tcMar>
-          </w:tcPr>
-          <w:p>
-            <w:pPr>
-              <w:jc w:val="right"/>
+              <w:jc w:val="center"/>
               <w:rPr>
                 <w:sz w:val="16"/>
                 <w:szCs w:val="16"/>

--- a/document_templates/Требование-накладная_шаблон.docx
+++ b/document_templates/Требование-накладная_шаблон.docx
@@ -5,10 +5,6 @@
     <w:tbl>
       <w:tblPr>
         <w:tblW w:w="14800" w:type="dxa"/>
-        <w:tblBorders>
-          <w:insideH w:val="single" w:sz="4" w:space="0" w:color="auto"/>
-          <w:insideV w:val="single" w:sz="4" w:space="0" w:color="auto"/>
-        </w:tblBorders>
         <w:tblCellMar>
           <w:left w:w="10" w:type="dxa"/>
           <w:right w:w="10" w:type="dxa"/>
@@ -129,7 +125,7 @@
     <w:p/>
     <w:tbl>
       <w:tblPr>
-        <w:tblW w:w="14800" w:type="dxa"/>
+        <w:tblW w:w="14810" w:type="dxa"/>
         <w:tblBorders>
           <w:top w:val="single" w:sz="4" w:space="0" w:color="auto"/>
           <w:left w:val="single" w:sz="4" w:space="0" w:color="auto"/>
@@ -138,6 +134,7 @@
           <w:insideH w:val="single" w:sz="4" w:space="0" w:color="auto"/>
           <w:insideV w:val="single" w:sz="4" w:space="0" w:color="auto"/>
         </w:tblBorders>
+        <w:tblLayout w:type="fixed"/>
         <w:tblCellMar>
           <w:left w:w="10" w:type="dxa"/>
           <w:right w:w="10" w:type="dxa"/>
@@ -145,20 +142,20 @@
         <w:tblLook w:val="0000" w:firstRow="0" w:lastRow="0" w:firstColumn="0" w:lastColumn="0" w:noHBand="0" w:noVBand="0"/>
       </w:tblPr>
       <w:tblGrid>
-        <w:gridCol w:w="1900"/>
-        <w:gridCol w:w="1908"/>
-        <w:gridCol w:w="1567"/>
-        <w:gridCol w:w="1945"/>
-        <w:gridCol w:w="1227"/>
-        <w:gridCol w:w="1147"/>
-        <w:gridCol w:w="1774"/>
-        <w:gridCol w:w="1335"/>
-        <w:gridCol w:w="2007"/>
+        <w:gridCol w:w="1789"/>
+        <w:gridCol w:w="1797"/>
+        <w:gridCol w:w="1478"/>
+        <w:gridCol w:w="1831"/>
+        <w:gridCol w:w="2172"/>
+        <w:gridCol w:w="921"/>
+        <w:gridCol w:w="1672"/>
+        <w:gridCol w:w="1260"/>
+        <w:gridCol w:w="1890"/>
       </w:tblGrid>
       <w:tr>
         <w:tc>
           <w:tcPr>
-            <w:tcW w:w="1500" w:type="dxa"/>
+            <w:tcW w:w="1789" w:type="dxa"/>
             <w:vMerge w:val="restart"/>
             <w:tcBorders>
               <w:top w:val="single" w:sz="4" w:space="0" w:color="555555"/>
@@ -190,7 +187,7 @@
         </w:tc>
         <w:tc>
           <w:tcPr>
-            <w:tcW w:w="1300" w:type="dxa"/>
+            <w:tcW w:w="1797" w:type="dxa"/>
             <w:vMerge w:val="restart"/>
             <w:tcBorders>
               <w:top w:val="single" w:sz="4" w:space="0" w:color="555555"/>
@@ -222,7 +219,7 @@
         </w:tc>
         <w:tc>
           <w:tcPr>
-            <w:tcW w:w="3500" w:type="dxa"/>
+            <w:tcW w:w="3309" w:type="dxa"/>
             <w:gridSpan w:val="2"/>
             <w:tcBorders>
               <w:top w:val="single" w:sz="4" w:space="0" w:color="555555"/>
@@ -254,7 +251,7 @@
         </w:tc>
         <w:tc>
           <w:tcPr>
-            <w:tcW w:w="3500" w:type="dxa"/>
+            <w:tcW w:w="3093" w:type="dxa"/>
             <w:gridSpan w:val="2"/>
             <w:tcBorders>
               <w:top w:val="single" w:sz="4" w:space="0" w:color="555555"/>
@@ -286,7 +283,7 @@
         </w:tc>
         <w:tc>
           <w:tcPr>
-            <w:tcW w:w="2400" w:type="dxa"/>
+            <w:tcW w:w="2932" w:type="dxa"/>
             <w:gridSpan w:val="2"/>
             <w:tcBorders>
               <w:top w:val="single" w:sz="4" w:space="0" w:color="555555"/>
@@ -318,7 +315,7 @@
         </w:tc>
         <w:tc>
           <w:tcPr>
-            <w:tcW w:w="1600" w:type="dxa"/>
+            <w:tcW w:w="1890" w:type="dxa"/>
             <w:vMerge w:val="restart"/>
             <w:tcBorders>
               <w:top w:val="single" w:sz="4" w:space="0" w:color="555555"/>
@@ -352,7 +349,7 @@
       <w:tr>
         <w:tc>
           <w:tcPr>
-            <w:tcW w:w="0" w:type="auto"/>
+            <w:tcW w:w="1789" w:type="dxa"/>
             <w:vMerge/>
             <w:tcBorders>
               <w:top w:val="single" w:sz="4" w:space="0" w:color="555555"/>
@@ -365,7 +362,7 @@
         </w:tc>
         <w:tc>
           <w:tcPr>
-            <w:tcW w:w="0" w:type="auto"/>
+            <w:tcW w:w="1797" w:type="dxa"/>
             <w:vMerge/>
             <w:tcBorders>
               <w:top w:val="single" w:sz="4" w:space="0" w:color="555555"/>
@@ -378,7 +375,7 @@
         </w:tc>
         <w:tc>
           <w:tcPr>
-            <w:tcW w:w="1800" w:type="dxa"/>
+            <w:tcW w:w="1478" w:type="dxa"/>
             <w:tcBorders>
               <w:top w:val="single" w:sz="4" w:space="0" w:color="555555"/>
               <w:left w:val="single" w:sz="4" w:space="0" w:color="555555"/>
@@ -409,7 +406,7 @@
         </w:tc>
         <w:tc>
           <w:tcPr>
-            <w:tcW w:w="1700" w:type="dxa"/>
+            <w:tcW w:w="1831" w:type="dxa"/>
             <w:tcBorders>
               <w:top w:val="single" w:sz="4" w:space="0" w:color="555555"/>
               <w:left w:val="single" w:sz="4" w:space="0" w:color="555555"/>
@@ -440,7 +437,7 @@
         </w:tc>
         <w:tc>
           <w:tcPr>
-            <w:tcW w:w="1800" w:type="dxa"/>
+            <w:tcW w:w="2172" w:type="dxa"/>
             <w:tcBorders>
               <w:top w:val="single" w:sz="4" w:space="0" w:color="555555"/>
               <w:left w:val="single" w:sz="4" w:space="0" w:color="555555"/>
@@ -471,7 +468,7 @@
         </w:tc>
         <w:tc>
           <w:tcPr>
-            <w:tcW w:w="1700" w:type="dxa"/>
+            <w:tcW w:w="921" w:type="dxa"/>
             <w:tcBorders>
               <w:top w:val="single" w:sz="4" w:space="0" w:color="555555"/>
               <w:left w:val="single" w:sz="4" w:space="0" w:color="555555"/>
@@ -502,7 +499,7 @@
         </w:tc>
         <w:tc>
           <w:tcPr>
-            <w:tcW w:w="1200" w:type="dxa"/>
+            <w:tcW w:w="1672" w:type="dxa"/>
             <w:tcBorders>
               <w:top w:val="single" w:sz="4" w:space="0" w:color="555555"/>
               <w:left w:val="single" w:sz="4" w:space="0" w:color="555555"/>
@@ -533,7 +530,7 @@
         </w:tc>
         <w:tc>
           <w:tcPr>
-            <w:tcW w:w="1200" w:type="dxa"/>
+            <w:tcW w:w="1260" w:type="dxa"/>
             <w:tcBorders>
               <w:top w:val="single" w:sz="4" w:space="0" w:color="555555"/>
               <w:left w:val="single" w:sz="4" w:space="0" w:color="555555"/>
@@ -564,7 +561,7 @@
         </w:tc>
         <w:tc>
           <w:tcPr>
-            <w:tcW w:w="0" w:type="auto"/>
+            <w:tcW w:w="1890" w:type="dxa"/>
             <w:vMerge/>
             <w:tcBorders>
               <w:top w:val="single" w:sz="4" w:space="0" w:color="555555"/>
@@ -579,7 +576,7 @@
       <w:tr>
         <w:tc>
           <w:tcPr>
-            <w:tcW w:w="1500" w:type="dxa"/>
+            <w:tcW w:w="1789" w:type="dxa"/>
             <w:tcBorders>
               <w:top w:val="single" w:sz="4" w:space="0" w:color="555555"/>
               <w:left w:val="single" w:sz="4" w:space="0" w:color="555555"/>
@@ -605,7 +602,7 @@
         </w:tc>
         <w:tc>
           <w:tcPr>
-            <w:tcW w:w="1300" w:type="dxa"/>
+            <w:tcW w:w="1797" w:type="dxa"/>
             <w:tcBorders>
               <w:top w:val="single" w:sz="4" w:space="0" w:color="555555"/>
               <w:left w:val="single" w:sz="4" w:space="0" w:color="555555"/>
@@ -631,7 +628,7 @@
         </w:tc>
         <w:tc>
           <w:tcPr>
-            <w:tcW w:w="1800" w:type="dxa"/>
+            <w:tcW w:w="1478" w:type="dxa"/>
             <w:tcBorders>
               <w:top w:val="single" w:sz="4" w:space="0" w:color="555555"/>
               <w:left w:val="single" w:sz="4" w:space="0" w:color="555555"/>
@@ -657,7 +654,7 @@
         </w:tc>
         <w:tc>
           <w:tcPr>
-            <w:tcW w:w="1700" w:type="dxa"/>
+            <w:tcW w:w="1831" w:type="dxa"/>
             <w:tcBorders>
               <w:top w:val="single" w:sz="4" w:space="0" w:color="555555"/>
               <w:left w:val="single" w:sz="4" w:space="0" w:color="555555"/>
@@ -683,8 +680,7 @@
         </w:tc>
         <w:tc>
           <w:tcPr>
-            <w:tcW w:w="3500" w:type="dxa"/>
-            <w:gridSpan w:val="2"/>
+            <w:tcW w:w="2172" w:type="dxa"/>
             <w:tcBorders>
               <w:top w:val="single" w:sz="4" w:space="0" w:color="555555"/>
               <w:left w:val="single" w:sz="4" w:space="0" w:color="555555"/>
@@ -706,20 +702,29 @@
                 <w:lang w:val="en-US"/>
               </w:rPr>
             </w:pPr>
+            <w:proofErr w:type="spellStart"/>
+            <w:r>
+              <w:t>Уч</w:t>
+            </w:r>
+            <w:proofErr w:type="spellEnd"/>
             <w:r>
               <w:rPr>
                 <w:lang w:val="en-US"/>
               </w:rPr>
+              <w:t>.№</w:t>
+            </w:r>
+            <w:r>
+              <w:rPr>
+                <w:lang w:val="en-US"/>
+              </w:rPr>
               <w:t>{{RECEIVER_UNIT}}</w:t>
             </w:r>
-          </w:p>
-          <w:p>
-            <w:pPr>
-              <w:jc w:val="center"/>
+            <w:r>
               <w:rPr>
                 <w:lang w:val="en-US"/>
               </w:rPr>
-            </w:pPr>
+              <w:t xml:space="preserve"> </w:t>
+            </w:r>
             <w:r>
               <w:rPr>
                 <w:lang w:val="en-US"/>
@@ -730,7 +735,27 @@
         </w:tc>
         <w:tc>
           <w:tcPr>
-            <w:tcW w:w="1200" w:type="dxa"/>
+            <w:tcW w:w="921" w:type="dxa"/>
+            <w:tcBorders>
+              <w:top w:val="single" w:sz="4" w:space="0" w:color="555555"/>
+              <w:left w:val="single" w:sz="4" w:space="0" w:color="555555"/>
+              <w:bottom w:val="single" w:sz="4" w:space="0" w:color="555555"/>
+              <w:right w:val="single" w:sz="4" w:space="0" w:color="555555"/>
+            </w:tcBorders>
+            <w:vAlign w:val="center"/>
+          </w:tcPr>
+          <w:p>
+            <w:pPr>
+              <w:jc w:val="center"/>
+              <w:rPr>
+                <w:lang w:val="en-US"/>
+              </w:rPr>
+            </w:pPr>
+          </w:p>
+        </w:tc>
+        <w:tc>
+          <w:tcPr>
+            <w:tcW w:w="1672" w:type="dxa"/>
             <w:tcBorders>
               <w:top w:val="single" w:sz="4" w:space="0" w:color="555555"/>
               <w:left w:val="single" w:sz="4" w:space="0" w:color="555555"/>
@@ -756,7 +781,7 @@
         </w:tc>
         <w:tc>
           <w:tcPr>
-            <w:tcW w:w="1200" w:type="dxa"/>
+            <w:tcW w:w="1260" w:type="dxa"/>
             <w:tcBorders>
               <w:top w:val="single" w:sz="4" w:space="0" w:color="555555"/>
               <w:left w:val="single" w:sz="4" w:space="0" w:color="555555"/>
@@ -775,7 +800,7 @@
         </w:tc>
         <w:tc>
           <w:tcPr>
-            <w:tcW w:w="1600" w:type="dxa"/>
+            <w:tcW w:w="1890" w:type="dxa"/>
             <w:tcBorders>
               <w:top w:val="single" w:sz="4" w:space="0" w:color="555555"/>
               <w:left w:val="single" w:sz="4" w:space="0" w:color="555555"/>
@@ -816,18 +841,32 @@
       </w:r>
     </w:p>
     <w:p>
+      <w:pPr>
+        <w:rPr>
+          <w:lang w:val="en-US"/>
+        </w:rPr>
+      </w:pPr>
       <w:proofErr w:type="gramStart"/>
       <w:r>
         <w:t>Затребовал</w:t>
       </w:r>
       <w:r>
+        <w:rPr>
+          <w:lang w:val="en-US"/>
+        </w:rPr>
         <w:t xml:space="preserve">  _</w:t>
       </w:r>
       <w:proofErr w:type="gramEnd"/>
       <w:r>
+        <w:rPr>
+          <w:lang w:val="en-US"/>
+        </w:rPr>
         <w:t>_________</w:t>
       </w:r>
       <w:r>
+        <w:rPr>
+          <w:lang w:val="en-US"/>
+        </w:rPr>
         <w:t>{{</w:t>
       </w:r>
       <w:r>
@@ -837,6 +876,9 @@
         <w:t>REQUESTED</w:t>
       </w:r>
       <w:r>
+        <w:rPr>
+          <w:lang w:val="en-US"/>
+        </w:rPr>
         <w:t>_</w:t>
       </w:r>
       <w:r>
@@ -846,6 +888,9 @@
         <w:t>BY</w:t>
       </w:r>
       <w:r>
+        <w:rPr>
+          <w:lang w:val="en-US"/>
+        </w:rPr>
         <w:t>_</w:t>
       </w:r>
       <w:r>
@@ -855,52 +900,58 @@
         <w:t>NAME</w:t>
       </w:r>
       <w:r>
+        <w:rPr>
+          <w:lang w:val="en-US"/>
+        </w:rPr>
         <w:t>}}</w:t>
       </w:r>
       <w:r>
+        <w:rPr>
+          <w:lang w:val="en-US"/>
+        </w:rPr>
         <w:t xml:space="preserve">__________    </w:t>
       </w:r>
       <w:r>
         <w:t>Разрешил</w:t>
       </w:r>
       <w:r>
+        <w:rPr>
+          <w:lang w:val="en-US"/>
+        </w:rPr>
         <w:t xml:space="preserve">  __________</w:t>
       </w:r>
       <w:r>
+        <w:rPr>
+          <w:lang w:val="en-US"/>
+        </w:rPr>
         <w:t>{{</w:t>
       </w:r>
       <w:r>
         <w:rPr>
           <w:lang w:val="en-US"/>
         </w:rPr>
-        <w:t>APPROVED</w:t>
-      </w:r>
-      <w:r>
-        <w:t>_</w:t>
+        <w:t>APPROVED_BY_NAME</w:t>
       </w:r>
       <w:r>
         <w:rPr>
           <w:lang w:val="en-US"/>
         </w:rPr>
-        <w:t>BY</w:t>
-      </w:r>
-      <w:r>
-        <w:t>_</w:t>
+        <w:t>}}</w:t>
       </w:r>
       <w:r>
         <w:rPr>
           <w:lang w:val="en-US"/>
         </w:rPr>
-        <w:t>NAME</w:t>
-      </w:r>
-      <w:r>
-        <w:t>}}</w:t>
-      </w:r>
-      <w:r>
         <w:t>__________</w:t>
       </w:r>
     </w:p>
-    <w:p/>
+    <w:p>
+      <w:pPr>
+        <w:rPr>
+          <w:lang w:val="en-US"/>
+        </w:rPr>
+      </w:pPr>
+    </w:p>
     <w:tbl>
       <w:tblPr>
         <w:tblW w:w="14800" w:type="dxa"/>
@@ -2024,7 +2075,7 @@
     <w:p/>
     <w:tbl>
       <w:tblPr>
-        <w:tblW w:w="14630" w:type="dxa"/>
+        <w:tblW w:w="15239" w:type="dxa"/>
         <w:tblLayout w:type="fixed"/>
         <w:tblCellMar>
           <w:left w:w="10" w:type="dxa"/>
@@ -2033,19 +2084,22 @@
         <w:tblLook w:val="0000" w:firstRow="0" w:lastRow="0" w:firstColumn="0" w:lastColumn="0" w:noHBand="0" w:noVBand="0"/>
       </w:tblPr>
       <w:tblGrid>
-        <w:gridCol w:w="1129"/>
-        <w:gridCol w:w="2179"/>
-        <w:gridCol w:w="1583"/>
-        <w:gridCol w:w="2271"/>
-        <w:gridCol w:w="1055"/>
-        <w:gridCol w:w="2659"/>
-        <w:gridCol w:w="1557"/>
-        <w:gridCol w:w="2197"/>
+        <w:gridCol w:w="1176"/>
+        <w:gridCol w:w="2510"/>
+        <w:gridCol w:w="1409"/>
+        <w:gridCol w:w="2365"/>
+        <w:gridCol w:w="1099"/>
+        <w:gridCol w:w="2770"/>
+        <w:gridCol w:w="1429"/>
+        <w:gridCol w:w="2481"/>
       </w:tblGrid>
       <w:tr>
-        <w:tc>
-          <w:tcPr>
-            <w:tcW w:w="1129" w:type="dxa"/>
+        <w:trPr>
+          <w:trHeight w:val="310"/>
+        </w:trPr>
+        <w:tc>
+          <w:tcPr>
+            <w:tcW w:w="1176" w:type="dxa"/>
             <w:tcMar>
               <w:top w:w="40" w:type="dxa"/>
               <w:left w:w="80" w:type="dxa"/>
@@ -2065,7 +2119,7 @@
         </w:tc>
         <w:tc>
           <w:tcPr>
-            <w:tcW w:w="2179" w:type="dxa"/>
+            <w:tcW w:w="2510" w:type="dxa"/>
             <w:tcMar>
               <w:top w:w="40" w:type="dxa"/>
               <w:left w:w="80" w:type="dxa"/>
@@ -2084,26 +2138,26 @@
         </w:tc>
         <w:tc>
           <w:tcPr>
-            <w:tcW w:w="1583" w:type="dxa"/>
-            <w:tcMar>
-              <w:top w:w="40" w:type="dxa"/>
-              <w:left w:w="80" w:type="dxa"/>
-              <w:bottom w:w="40" w:type="dxa"/>
-              <w:right w:w="80" w:type="dxa"/>
-            </w:tcMar>
-          </w:tcPr>
-          <w:p>
-            <w:pPr>
-              <w:jc w:val="center"/>
-            </w:pPr>
-            <w:r>
-              <w:t>________________</w:t>
-            </w:r>
-          </w:p>
-        </w:tc>
-        <w:tc>
-          <w:tcPr>
-            <w:tcW w:w="2271" w:type="dxa"/>
+            <w:tcW w:w="1409" w:type="dxa"/>
+            <w:tcMar>
+              <w:top w:w="40" w:type="dxa"/>
+              <w:left w:w="80" w:type="dxa"/>
+              <w:bottom w:w="40" w:type="dxa"/>
+              <w:right w:w="80" w:type="dxa"/>
+            </w:tcMar>
+          </w:tcPr>
+          <w:p>
+            <w:pPr>
+              <w:jc w:val="center"/>
+            </w:pPr>
+            <w:r>
+              <w:t>_____________</w:t>
+            </w:r>
+          </w:p>
+        </w:tc>
+        <w:tc>
+          <w:tcPr>
+            <w:tcW w:w="2365" w:type="dxa"/>
             <w:tcMar>
               <w:top w:w="40" w:type="dxa"/>
               <w:left w:w="80" w:type="dxa"/>
@@ -2122,7 +2176,7 @@
         </w:tc>
         <w:tc>
           <w:tcPr>
-            <w:tcW w:w="1055" w:type="dxa"/>
+            <w:tcW w:w="1099" w:type="dxa"/>
             <w:tcMar>
               <w:top w:w="40" w:type="dxa"/>
               <w:left w:w="80" w:type="dxa"/>
@@ -2142,7 +2196,7 @@
         </w:tc>
         <w:tc>
           <w:tcPr>
-            <w:tcW w:w="2659" w:type="dxa"/>
+            <w:tcW w:w="2770" w:type="dxa"/>
             <w:tcMar>
               <w:top w:w="40" w:type="dxa"/>
               <w:left w:w="80" w:type="dxa"/>
@@ -2161,26 +2215,26 @@
         </w:tc>
         <w:tc>
           <w:tcPr>
-            <w:tcW w:w="1557" w:type="dxa"/>
-            <w:tcMar>
-              <w:top w:w="40" w:type="dxa"/>
-              <w:left w:w="80" w:type="dxa"/>
-              <w:bottom w:w="40" w:type="dxa"/>
-              <w:right w:w="80" w:type="dxa"/>
-            </w:tcMar>
-          </w:tcPr>
-          <w:p>
-            <w:pPr>
-              <w:jc w:val="center"/>
-            </w:pPr>
-            <w:r>
-              <w:t>________________</w:t>
-            </w:r>
-          </w:p>
-        </w:tc>
-        <w:tc>
-          <w:tcPr>
-            <w:tcW w:w="2197" w:type="dxa"/>
+            <w:tcW w:w="1429" w:type="dxa"/>
+            <w:tcMar>
+              <w:top w:w="40" w:type="dxa"/>
+              <w:left w:w="80" w:type="dxa"/>
+              <w:bottom w:w="40" w:type="dxa"/>
+              <w:right w:w="80" w:type="dxa"/>
+            </w:tcMar>
+          </w:tcPr>
+          <w:p>
+            <w:pPr>
+              <w:jc w:val="center"/>
+            </w:pPr>
+            <w:r>
+              <w:t>_____________</w:t>
+            </w:r>
+          </w:p>
+        </w:tc>
+        <w:tc>
+          <w:tcPr>
+            <w:tcW w:w="2481" w:type="dxa"/>
             <w:tcMar>
               <w:top w:w="40" w:type="dxa"/>
               <w:left w:w="80" w:type="dxa"/>
@@ -2199,9 +2253,12 @@
         </w:tc>
       </w:tr>
       <w:tr>
-        <w:tc>
-          <w:tcPr>
-            <w:tcW w:w="1129" w:type="dxa"/>
+        <w:trPr>
+          <w:trHeight w:val="182"/>
+        </w:trPr>
+        <w:tc>
+          <w:tcPr>
+            <w:tcW w:w="1176" w:type="dxa"/>
             <w:tcMar>
               <w:top w:w="0" w:type="dxa"/>
               <w:left w:w="80" w:type="dxa"/>
@@ -2209,18 +2266,11 @@
               <w:right w:w="80" w:type="dxa"/>
             </w:tcMar>
           </w:tcPr>
-          <w:p>
-            <w:pPr>
-              <w:rPr>
-                <w:sz w:val="16"/>
-                <w:szCs w:val="16"/>
-              </w:rPr>
-            </w:pPr>
-          </w:p>
-        </w:tc>
-        <w:tc>
-          <w:tcPr>
-            <w:tcW w:w="2179" w:type="dxa"/>
+          <w:p/>
+        </w:tc>
+        <w:tc>
+          <w:tcPr>
+            <w:tcW w:w="2510" w:type="dxa"/>
             <w:tcMar>
               <w:top w:w="0" w:type="dxa"/>
               <w:left w:w="80" w:type="dxa"/>
@@ -2231,17 +2281,11 @@
           <w:p>
             <w:pPr>
               <w:jc w:val="center"/>
-              <w:rPr>
-                <w:sz w:val="16"/>
-                <w:szCs w:val="16"/>
-              </w:rPr>
             </w:pPr>
             <w:r>
               <w:rPr>
                 <w:i/>
                 <w:iCs/>
-                <w:sz w:val="16"/>
-                <w:szCs w:val="16"/>
               </w:rPr>
               <w:t>(должность)</w:t>
             </w:r>
@@ -2249,7 +2293,7 @@
         </w:tc>
         <w:tc>
           <w:tcPr>
-            <w:tcW w:w="1583" w:type="dxa"/>
+            <w:tcW w:w="1409" w:type="dxa"/>
             <w:tcMar>
               <w:top w:w="0" w:type="dxa"/>
               <w:left w:w="80" w:type="dxa"/>
@@ -2260,17 +2304,11 @@
           <w:p>
             <w:pPr>
               <w:jc w:val="center"/>
-              <w:rPr>
-                <w:sz w:val="16"/>
-                <w:szCs w:val="16"/>
-              </w:rPr>
             </w:pPr>
             <w:r>
               <w:rPr>
                 <w:i/>
                 <w:iCs/>
-                <w:sz w:val="16"/>
-                <w:szCs w:val="16"/>
               </w:rPr>
               <w:t>(подпись)</w:t>
             </w:r>
@@ -2278,7 +2316,7 @@
         </w:tc>
         <w:tc>
           <w:tcPr>
-            <w:tcW w:w="2271" w:type="dxa"/>
+            <w:tcW w:w="2365" w:type="dxa"/>
             <w:tcMar>
               <w:top w:w="0" w:type="dxa"/>
               <w:left w:w="80" w:type="dxa"/>
@@ -2288,17 +2326,12 @@
           </w:tcPr>
           <w:p>
             <w:pPr>
-              <w:rPr>
-                <w:sz w:val="16"/>
-                <w:szCs w:val="16"/>
-              </w:rPr>
+              <w:jc w:val="center"/>
             </w:pPr>
             <w:r>
               <w:rPr>
                 <w:i/>
                 <w:iCs/>
-                <w:sz w:val="16"/>
-                <w:szCs w:val="16"/>
               </w:rPr>
               <w:t>(расшифровка подписи)</w:t>
             </w:r>
@@ -2306,7 +2339,7 @@
         </w:tc>
         <w:tc>
           <w:tcPr>
-            <w:tcW w:w="1055" w:type="dxa"/>
+            <w:tcW w:w="1099" w:type="dxa"/>
             <w:tcMar>
               <w:top w:w="0" w:type="dxa"/>
               <w:left w:w="80" w:type="dxa"/>
@@ -2314,18 +2347,11 @@
               <w:right w:w="80" w:type="dxa"/>
             </w:tcMar>
           </w:tcPr>
-          <w:p>
-            <w:pPr>
-              <w:rPr>
-                <w:sz w:val="16"/>
-                <w:szCs w:val="16"/>
-              </w:rPr>
-            </w:pPr>
-          </w:p>
-        </w:tc>
-        <w:tc>
-          <w:tcPr>
-            <w:tcW w:w="2659" w:type="dxa"/>
+          <w:p/>
+        </w:tc>
+        <w:tc>
+          <w:tcPr>
+            <w:tcW w:w="2770" w:type="dxa"/>
             <w:tcMar>
               <w:top w:w="0" w:type="dxa"/>
               <w:left w:w="80" w:type="dxa"/>
@@ -2336,17 +2362,11 @@
           <w:p>
             <w:pPr>
               <w:jc w:val="center"/>
-              <w:rPr>
-                <w:sz w:val="16"/>
-                <w:szCs w:val="16"/>
-              </w:rPr>
             </w:pPr>
             <w:r>
               <w:rPr>
                 <w:i/>
                 <w:iCs/>
-                <w:sz w:val="16"/>
-                <w:szCs w:val="16"/>
               </w:rPr>
               <w:t>(должность)</w:t>
             </w:r>
@@ -2354,7 +2374,7 @@
         </w:tc>
         <w:tc>
           <w:tcPr>
-            <w:tcW w:w="1557" w:type="dxa"/>
+            <w:tcW w:w="1429" w:type="dxa"/>
             <w:tcMar>
               <w:top w:w="0" w:type="dxa"/>
               <w:left w:w="80" w:type="dxa"/>
@@ -2365,17 +2385,11 @@
           <w:p>
             <w:pPr>
               <w:jc w:val="center"/>
-              <w:rPr>
-                <w:sz w:val="16"/>
-                <w:szCs w:val="16"/>
-              </w:rPr>
             </w:pPr>
             <w:r>
               <w:rPr>
                 <w:i/>
                 <w:iCs/>
-                <w:sz w:val="16"/>
-                <w:szCs w:val="16"/>
               </w:rPr>
               <w:t>(подпись)</w:t>
             </w:r>
@@ -2383,7 +2397,7 @@
         </w:tc>
         <w:tc>
           <w:tcPr>
-            <w:tcW w:w="2197" w:type="dxa"/>
+            <w:tcW w:w="2481" w:type="dxa"/>
             <w:tcMar>
               <w:top w:w="0" w:type="dxa"/>
               <w:left w:w="80" w:type="dxa"/>
@@ -2394,17 +2408,11 @@
           <w:p>
             <w:pPr>
               <w:jc w:val="center"/>
-              <w:rPr>
-                <w:sz w:val="16"/>
-                <w:szCs w:val="16"/>
-              </w:rPr>
             </w:pPr>
             <w:r>
               <w:rPr>
                 <w:i/>
                 <w:iCs/>
-                <w:sz w:val="16"/>
-                <w:szCs w:val="16"/>
               </w:rPr>
               <w:t>(расшифровка подписи)</w:t>
             </w:r>

--- a/document_templates/Требование-накладная_шаблон.docx
+++ b/document_templates/Требование-накладная_шаблон.docx
@@ -841,32 +841,18 @@
       </w:r>
     </w:p>
     <w:p>
-      <w:pPr>
-        <w:rPr>
-          <w:lang w:val="en-US"/>
-        </w:rPr>
-      </w:pPr>
       <w:proofErr w:type="gramStart"/>
       <w:r>
         <w:t>Затребовал</w:t>
       </w:r>
       <w:r>
-        <w:rPr>
-          <w:lang w:val="en-US"/>
-        </w:rPr>
         <w:t xml:space="preserve">  _</w:t>
       </w:r>
       <w:proofErr w:type="gramEnd"/>
       <w:r>
-        <w:rPr>
-          <w:lang w:val="en-US"/>
-        </w:rPr>
         <w:t>_________</w:t>
       </w:r>
       <w:r>
-        <w:rPr>
-          <w:lang w:val="en-US"/>
-        </w:rPr>
         <w:t>{{</w:t>
       </w:r>
       <w:r>
@@ -876,9 +862,6 @@
         <w:t>REQUESTED</w:t>
       </w:r>
       <w:r>
-        <w:rPr>
-          <w:lang w:val="en-US"/>
-        </w:rPr>
         <w:t>_</w:t>
       </w:r>
       <w:r>
@@ -888,9 +871,6 @@
         <w:t>BY</w:t>
       </w:r>
       <w:r>
-        <w:rPr>
-          <w:lang w:val="en-US"/>
-        </w:rPr>
         <w:t>_</w:t>
       </w:r>
       <w:r>
@@ -900,58 +880,52 @@
         <w:t>NAME</w:t>
       </w:r>
       <w:r>
-        <w:rPr>
-          <w:lang w:val="en-US"/>
-        </w:rPr>
         <w:t>}}</w:t>
       </w:r>
       <w:r>
-        <w:rPr>
-          <w:lang w:val="en-US"/>
-        </w:rPr>
         <w:t xml:space="preserve">__________    </w:t>
       </w:r>
       <w:r>
         <w:t>Разрешил</w:t>
       </w:r>
       <w:r>
-        <w:rPr>
-          <w:lang w:val="en-US"/>
-        </w:rPr>
         <w:t xml:space="preserve">  __________</w:t>
       </w:r>
       <w:r>
-        <w:rPr>
-          <w:lang w:val="en-US"/>
-        </w:rPr>
         <w:t>{{</w:t>
       </w:r>
       <w:r>
         <w:rPr>
           <w:lang w:val="en-US"/>
         </w:rPr>
-        <w:t>APPROVED_BY_NAME</w:t>
+        <w:t>APPROVED</w:t>
+      </w:r>
+      <w:r>
+        <w:t>_</w:t>
       </w:r>
       <w:r>
         <w:rPr>
           <w:lang w:val="en-US"/>
         </w:rPr>
-        <w:t>}}</w:t>
+        <w:t>BY</w:t>
+      </w:r>
+      <w:r>
+        <w:t>_</w:t>
       </w:r>
       <w:r>
         <w:rPr>
           <w:lang w:val="en-US"/>
         </w:rPr>
+        <w:t>NAME</w:t>
+      </w:r>
+      <w:r>
+        <w:t>}}</w:t>
+      </w:r>
+      <w:r>
         <w:t>__________</w:t>
       </w:r>
     </w:p>
-    <w:p>
-      <w:pPr>
-        <w:rPr>
-          <w:lang w:val="en-US"/>
-        </w:rPr>
-      </w:pPr>
-    </w:p>
+    <w:p/>
     <w:tbl>
       <w:tblPr>
         <w:tblW w:w="14800" w:type="dxa"/>
@@ -2084,12 +2058,12 @@
         <w:tblLook w:val="0000" w:firstRow="0" w:lastRow="0" w:firstColumn="0" w:lastColumn="0" w:noHBand="0" w:noVBand="0"/>
       </w:tblPr>
       <w:tblGrid>
-        <w:gridCol w:w="1176"/>
-        <w:gridCol w:w="2510"/>
+        <w:gridCol w:w="1134"/>
+        <w:gridCol w:w="2552"/>
         <w:gridCol w:w="1409"/>
         <w:gridCol w:w="2365"/>
-        <w:gridCol w:w="1099"/>
-        <w:gridCol w:w="2770"/>
+        <w:gridCol w:w="1040"/>
+        <w:gridCol w:w="2829"/>
         <w:gridCol w:w="1429"/>
         <w:gridCol w:w="2481"/>
       </w:tblGrid>
@@ -2099,7 +2073,7 @@
         </w:trPr>
         <w:tc>
           <w:tcPr>
-            <w:tcW w:w="1176" w:type="dxa"/>
+            <w:tcW w:w="1134" w:type="dxa"/>
             <w:tcMar>
               <w:top w:w="40" w:type="dxa"/>
               <w:left w:w="80" w:type="dxa"/>
@@ -2119,7 +2093,7 @@
         </w:tc>
         <w:tc>
           <w:tcPr>
-            <w:tcW w:w="2510" w:type="dxa"/>
+            <w:tcW w:w="2552" w:type="dxa"/>
             <w:tcMar>
               <w:top w:w="40" w:type="dxa"/>
               <w:left w:w="80" w:type="dxa"/>
@@ -2176,7 +2150,7 @@
         </w:tc>
         <w:tc>
           <w:tcPr>
-            <w:tcW w:w="1099" w:type="dxa"/>
+            <w:tcW w:w="1040" w:type="dxa"/>
             <w:tcMar>
               <w:top w:w="40" w:type="dxa"/>
               <w:left w:w="80" w:type="dxa"/>
@@ -2196,7 +2170,7 @@
         </w:tc>
         <w:tc>
           <w:tcPr>
-            <w:tcW w:w="2770" w:type="dxa"/>
+            <w:tcW w:w="2829" w:type="dxa"/>
             <w:tcMar>
               <w:top w:w="40" w:type="dxa"/>
               <w:left w:w="80" w:type="dxa"/>
@@ -2258,7 +2232,7 @@
         </w:trPr>
         <w:tc>
           <w:tcPr>
-            <w:tcW w:w="1176" w:type="dxa"/>
+            <w:tcW w:w="1134" w:type="dxa"/>
             <w:tcMar>
               <w:top w:w="0" w:type="dxa"/>
               <w:left w:w="80" w:type="dxa"/>
@@ -2266,11 +2240,18 @@
               <w:right w:w="80" w:type="dxa"/>
             </w:tcMar>
           </w:tcPr>
-          <w:p/>
-        </w:tc>
-        <w:tc>
-          <w:tcPr>
-            <w:tcW w:w="2510" w:type="dxa"/>
+          <w:p>
+            <w:pPr>
+              <w:rPr>
+                <w:sz w:val="16"/>
+                <w:szCs w:val="16"/>
+              </w:rPr>
+            </w:pPr>
+          </w:p>
+        </w:tc>
+        <w:tc>
+          <w:tcPr>
+            <w:tcW w:w="2552" w:type="dxa"/>
             <w:tcMar>
               <w:top w:w="0" w:type="dxa"/>
               <w:left w:w="80" w:type="dxa"/>
@@ -2281,11 +2262,17 @@
           <w:p>
             <w:pPr>
               <w:jc w:val="center"/>
+              <w:rPr>
+                <w:sz w:val="16"/>
+                <w:szCs w:val="16"/>
+              </w:rPr>
             </w:pPr>
             <w:r>
               <w:rPr>
                 <w:i/>
                 <w:iCs/>
+                <w:sz w:val="16"/>
+                <w:szCs w:val="16"/>
               </w:rPr>
               <w:t>(должность)</w:t>
             </w:r>
@@ -2304,11 +2291,17 @@
           <w:p>
             <w:pPr>
               <w:jc w:val="center"/>
+              <w:rPr>
+                <w:sz w:val="16"/>
+                <w:szCs w:val="16"/>
+              </w:rPr>
             </w:pPr>
             <w:r>
               <w:rPr>
                 <w:i/>
                 <w:iCs/>
+                <w:sz w:val="16"/>
+                <w:szCs w:val="16"/>
               </w:rPr>
               <w:t>(подпись)</w:t>
             </w:r>
@@ -2327,11 +2320,17 @@
           <w:p>
             <w:pPr>
               <w:jc w:val="center"/>
+              <w:rPr>
+                <w:sz w:val="16"/>
+                <w:szCs w:val="16"/>
+              </w:rPr>
             </w:pPr>
             <w:r>
               <w:rPr>
                 <w:i/>
                 <w:iCs/>
+                <w:sz w:val="16"/>
+                <w:szCs w:val="16"/>
               </w:rPr>
               <w:t>(расшифровка подписи)</w:t>
             </w:r>
@@ -2339,7 +2338,7 @@
         </w:tc>
         <w:tc>
           <w:tcPr>
-            <w:tcW w:w="1099" w:type="dxa"/>
+            <w:tcW w:w="1040" w:type="dxa"/>
             <w:tcMar>
               <w:top w:w="0" w:type="dxa"/>
               <w:left w:w="80" w:type="dxa"/>
@@ -2347,11 +2346,18 @@
               <w:right w:w="80" w:type="dxa"/>
             </w:tcMar>
           </w:tcPr>
-          <w:p/>
-        </w:tc>
-        <w:tc>
-          <w:tcPr>
-            <w:tcW w:w="2770" w:type="dxa"/>
+          <w:p>
+            <w:pPr>
+              <w:rPr>
+                <w:sz w:val="16"/>
+                <w:szCs w:val="16"/>
+              </w:rPr>
+            </w:pPr>
+          </w:p>
+        </w:tc>
+        <w:tc>
+          <w:tcPr>
+            <w:tcW w:w="2829" w:type="dxa"/>
             <w:tcMar>
               <w:top w:w="0" w:type="dxa"/>
               <w:left w:w="80" w:type="dxa"/>
@@ -2362,11 +2368,17 @@
           <w:p>
             <w:pPr>
               <w:jc w:val="center"/>
+              <w:rPr>
+                <w:sz w:val="16"/>
+                <w:szCs w:val="16"/>
+              </w:rPr>
             </w:pPr>
             <w:r>
               <w:rPr>
                 <w:i/>
                 <w:iCs/>
+                <w:sz w:val="16"/>
+                <w:szCs w:val="16"/>
               </w:rPr>
               <w:t>(должность)</w:t>
             </w:r>
@@ -2385,11 +2397,17 @@
           <w:p>
             <w:pPr>
               <w:jc w:val="center"/>
+              <w:rPr>
+                <w:sz w:val="16"/>
+                <w:szCs w:val="16"/>
+              </w:rPr>
             </w:pPr>
             <w:r>
               <w:rPr>
                 <w:i/>
                 <w:iCs/>
+                <w:sz w:val="16"/>
+                <w:szCs w:val="16"/>
               </w:rPr>
               <w:t>(подпись)</w:t>
             </w:r>
@@ -2408,11 +2426,17 @@
           <w:p>
             <w:pPr>
               <w:jc w:val="center"/>
+              <w:rPr>
+                <w:sz w:val="16"/>
+                <w:szCs w:val="16"/>
+              </w:rPr>
             </w:pPr>
             <w:r>
               <w:rPr>
                 <w:i/>
                 <w:iCs/>
+                <w:sz w:val="16"/>
+                <w:szCs w:val="16"/>
               </w:rPr>
               <w:t>(расшифровка подписи)</w:t>
             </w:r>

--- a/document_templates/Требование-накладная_шаблон.docx
+++ b/document_templates/Требование-накладная_шаблон.docx
@@ -29,7 +29,6 @@
               <w:t xml:space="preserve">к </w:t>
             </w:r>
             <w:proofErr w:type="spellStart"/>
-            <w:proofErr w:type="gramStart"/>
             <w:r>
               <w:rPr>
                 <w:sz w:val="18"/>
@@ -38,7 +37,6 @@
               <w:t>прих.орд</w:t>
             </w:r>
             <w:proofErr w:type="spellEnd"/>
-            <w:proofErr w:type="gramEnd"/>
             <w:r>
               <w:rPr>
                 <w:sz w:val="18"/>
@@ -92,7 +90,6 @@
       </w:r>
     </w:p>
     <w:p>
-      <w:proofErr w:type="gramStart"/>
       <w:r>
         <w:rPr>
           <w:sz w:val="22"/>
@@ -108,18 +105,7 @@
           <w:szCs w:val="22"/>
           <w:u w:val="single"/>
         </w:rPr>
-        <w:t>АО</w:t>
-      </w:r>
-      <w:proofErr w:type="gramEnd"/>
-      <w:r>
-        <w:rPr>
-          <w:b/>
-          <w:bCs/>
-          <w:sz w:val="22"/>
-          <w:szCs w:val="22"/>
-          <w:u w:val="single"/>
-        </w:rPr>
-        <w:t xml:space="preserve"> «СПЕЦИАЛЬНЫЙ ТРЕСТ №1»</w:t>
+        <w:t>АО «СПЕЦИАЛЬНЫЙ ТРЕСТ №1»</w:t>
       </w:r>
     </w:p>
     <w:p/>
@@ -829,103 +815,41 @@
     <w:p/>
     <w:p>
       <w:r>
-        <w:t xml:space="preserve">Через </w:t>
-      </w:r>
-      <w:proofErr w:type="gramStart"/>
-      <w:r>
-        <w:t>кого  _</w:t>
-      </w:r>
-      <w:proofErr w:type="gramEnd"/>
-      <w:r>
-        <w:t>____________{{THROUGH_WHOM}}_____________</w:t>
+        <w:t>Через кого  _____________{{THROUGH_WHOM}}_____________</w:t>
       </w:r>
     </w:p>
     <w:p>
-      <w:proofErr w:type="gramStart"/>
+      <w:pPr>
+        <w:rPr>
+          <w:lang w:val="en-US"/>
+        </w:rPr>
+      </w:pPr>
       <w:r>
         <w:t>Затребовал</w:t>
-      </w:r>
-      <w:r>
-        <w:t xml:space="preserve">  _</w:t>
-      </w:r>
-      <w:proofErr w:type="gramEnd"/>
-      <w:r>
-        <w:t>_________</w:t>
-      </w:r>
-      <w:r>
-        <w:t>{{</w:t>
       </w:r>
       <w:r>
         <w:rPr>
           <w:lang w:val="en-US"/>
         </w:rPr>
-        <w:t>REQUESTED</w:t>
+        <w:t xml:space="preserve">  __________{{REQUESTED_BY_NAME}}__________    </w:t>
       </w:r>
       <w:r>
-        <w:t>_</w:t>
+        <w:t>Разрешил</w:t>
       </w:r>
       <w:r>
         <w:rPr>
           <w:lang w:val="en-US"/>
         </w:rPr>
-        <w:t>BY</w:t>
+        <w:t xml:space="preserve">  __________{{APPROVED_BY_NAME}}__________</w:t>
       </w:r>
-      <w:r>
-        <w:t>_</w:t>
-      </w:r>
-      <w:r>
+    </w:p>
+    <w:p>
+      <w:pPr>
         <w:rPr>
           <w:lang w:val="en-US"/>
         </w:rPr>
-        <w:t>NAME</w:t>
-      </w:r>
-      <w:r>
-        <w:t>}}</w:t>
-      </w:r>
-      <w:r>
-        <w:t xml:space="preserve">__________    </w:t>
-      </w:r>
-      <w:r>
-        <w:t>Разрешил</w:t>
-      </w:r>
-      <w:r>
-        <w:t xml:space="preserve">  __________</w:t>
-      </w:r>
-      <w:r>
-        <w:t>{{</w:t>
-      </w:r>
-      <w:r>
-        <w:rPr>
-          <w:lang w:val="en-US"/>
-        </w:rPr>
-        <w:t>APPROVED</w:t>
-      </w:r>
-      <w:r>
-        <w:t>_</w:t>
-      </w:r>
-      <w:r>
-        <w:rPr>
-          <w:lang w:val="en-US"/>
-        </w:rPr>
-        <w:t>BY</w:t>
-      </w:r>
-      <w:r>
-        <w:t>_</w:t>
-      </w:r>
-      <w:r>
-        <w:rPr>
-          <w:lang w:val="en-US"/>
-        </w:rPr>
-        <w:t>NAME</w:t>
-      </w:r>
-      <w:r>
-        <w:t>}}</w:t>
-      </w:r>
-      <w:r>
-        <w:t>__________</w:t>
-      </w:r>
+      </w:pPr>
     </w:p>
-    <w:p/>
     <w:tbl>
       <w:tblPr>
         <w:tblW w:w="14800" w:type="dxa"/>

--- a/document_templates/Требование-накладная_шаблон.docx
+++ b/document_templates/Требование-накладная_шаблон.docx
@@ -20,31 +20,6 @@
           <w:tcPr>
             <w:tcW w:w="7400" w:type="dxa"/>
           </w:tcPr>
-          <w:p>
-            <w:r>
-              <w:rPr>
-                <w:sz w:val="18"/>
-                <w:szCs w:val="18"/>
-              </w:rPr>
-              <w:t xml:space="preserve">к </w:t>
-            </w:r>
-            <w:proofErr w:type="spellStart"/>
-            <w:r>
-              <w:rPr>
-                <w:sz w:val="18"/>
-                <w:szCs w:val="18"/>
-              </w:rPr>
-              <w:t>прих.орд</w:t>
-            </w:r>
-            <w:proofErr w:type="spellEnd"/>
-            <w:r>
-              <w:rPr>
-                <w:sz w:val="18"/>
-                <w:szCs w:val="18"/>
-              </w:rPr>
-              <w:t>. № {{STOCK_RECEIPT_NUMBER}} от {{STOCK_RECEIPT_DATE}}</w:t>
-            </w:r>
-          </w:p>
           <w:p>
             <w:r>
               <w:rPr>
@@ -852,7 +827,7 @@
     </w:p>
     <w:tbl>
       <w:tblPr>
-        <w:tblW w:w="14800" w:type="dxa"/>
+        <w:tblW w:w="14810" w:type="dxa"/>
         <w:tblBorders>
           <w:top w:val="single" w:sz="4" w:space="0" w:color="auto"/>
           <w:left w:val="single" w:sz="4" w:space="0" w:color="auto"/>
@@ -861,6 +836,7 @@
           <w:insideH w:val="single" w:sz="4" w:space="0" w:color="auto"/>
           <w:insideV w:val="single" w:sz="4" w:space="0" w:color="auto"/>
         </w:tblBorders>
+        <w:tblLayout w:type="fixed"/>
         <w:tblCellMar>
           <w:left w:w="10" w:type="dxa"/>
           <w:right w:w="10" w:type="dxa"/>
@@ -872,9 +848,9 @@
         <w:gridCol w:w="1356"/>
         <w:gridCol w:w="1895"/>
         <w:gridCol w:w="1858"/>
-        <w:gridCol w:w="421"/>
-        <w:gridCol w:w="1229"/>
-        <w:gridCol w:w="1858"/>
+        <w:gridCol w:w="688"/>
+        <w:gridCol w:w="1276"/>
+        <w:gridCol w:w="1544"/>
         <w:gridCol w:w="1474"/>
         <w:gridCol w:w="943"/>
         <w:gridCol w:w="1199"/>
@@ -883,7 +859,7 @@
       <w:tr>
         <w:tc>
           <w:tcPr>
-            <w:tcW w:w="1600" w:type="dxa"/>
+            <w:tcW w:w="2075" w:type="dxa"/>
             <w:gridSpan w:val="2"/>
             <w:tcBorders>
               <w:top w:val="single" w:sz="4" w:space="0" w:color="555555"/>
@@ -915,7 +891,7 @@
         </w:tc>
         <w:tc>
           <w:tcPr>
-            <w:tcW w:w="4600" w:type="dxa"/>
+            <w:tcW w:w="3753" w:type="dxa"/>
             <w:gridSpan w:val="2"/>
             <w:tcBorders>
               <w:top w:val="single" w:sz="4" w:space="0" w:color="555555"/>
@@ -947,7 +923,7 @@
         </w:tc>
         <w:tc>
           <w:tcPr>
-            <w:tcW w:w="1400" w:type="dxa"/>
+            <w:tcW w:w="1964" w:type="dxa"/>
             <w:gridSpan w:val="2"/>
             <w:tcBorders>
               <w:top w:val="single" w:sz="4" w:space="0" w:color="555555"/>
@@ -979,7 +955,7 @@
         </w:tc>
         <w:tc>
           <w:tcPr>
-            <w:tcW w:w="2400" w:type="dxa"/>
+            <w:tcW w:w="3018" w:type="dxa"/>
             <w:gridSpan w:val="2"/>
             <w:tcBorders>
               <w:top w:val="single" w:sz="4" w:space="0" w:color="555555"/>
@@ -1011,7 +987,7 @@
         </w:tc>
         <w:tc>
           <w:tcPr>
-            <w:tcW w:w="1200" w:type="dxa"/>
+            <w:tcW w:w="943" w:type="dxa"/>
             <w:vMerge w:val="restart"/>
             <w:tcBorders>
               <w:top w:val="single" w:sz="4" w:space="0" w:color="555555"/>
@@ -1043,7 +1019,7 @@
         </w:tc>
         <w:tc>
           <w:tcPr>
-            <w:tcW w:w="1200" w:type="dxa"/>
+            <w:tcW w:w="1199" w:type="dxa"/>
             <w:vMerge w:val="restart"/>
             <w:tcBorders>
               <w:top w:val="single" w:sz="4" w:space="0" w:color="555555"/>
@@ -1075,7 +1051,7 @@
         </w:tc>
         <w:tc>
           <w:tcPr>
-            <w:tcW w:w="1400" w:type="dxa"/>
+            <w:tcW w:w="1858" w:type="dxa"/>
             <w:vMerge w:val="restart"/>
             <w:tcBorders>
               <w:top w:val="single" w:sz="4" w:space="0" w:color="555555"/>
@@ -1109,7 +1085,7 @@
       <w:tr>
         <w:tc>
           <w:tcPr>
-            <w:tcW w:w="800" w:type="dxa"/>
+            <w:tcW w:w="719" w:type="dxa"/>
             <w:tcBorders>
               <w:top w:val="single" w:sz="4" w:space="0" w:color="555555"/>
               <w:left w:val="single" w:sz="4" w:space="0" w:color="555555"/>
@@ -1140,7 +1116,7 @@
         </w:tc>
         <w:tc>
           <w:tcPr>
-            <w:tcW w:w="800" w:type="dxa"/>
+            <w:tcW w:w="1356" w:type="dxa"/>
             <w:tcBorders>
               <w:top w:val="single" w:sz="4" w:space="0" w:color="555555"/>
               <w:left w:val="single" w:sz="4" w:space="0" w:color="555555"/>
@@ -1171,7 +1147,7 @@
         </w:tc>
         <w:tc>
           <w:tcPr>
-            <w:tcW w:w="3000" w:type="dxa"/>
+            <w:tcW w:w="1895" w:type="dxa"/>
             <w:tcBorders>
               <w:top w:val="single" w:sz="4" w:space="0" w:color="555555"/>
               <w:left w:val="single" w:sz="4" w:space="0" w:color="555555"/>
@@ -1202,7 +1178,7 @@
         </w:tc>
         <w:tc>
           <w:tcPr>
-            <w:tcW w:w="1600" w:type="dxa"/>
+            <w:tcW w:w="1858" w:type="dxa"/>
             <w:tcBorders>
               <w:top w:val="single" w:sz="4" w:space="0" w:color="555555"/>
               <w:left w:val="single" w:sz="4" w:space="0" w:color="555555"/>
@@ -1233,7 +1209,7 @@
         </w:tc>
         <w:tc>
           <w:tcPr>
-            <w:tcW w:w="600" w:type="dxa"/>
+            <w:tcW w:w="688" w:type="dxa"/>
             <w:tcBorders>
               <w:top w:val="single" w:sz="4" w:space="0" w:color="555555"/>
               <w:left w:val="single" w:sz="4" w:space="0" w:color="555555"/>
@@ -1264,7 +1240,7 @@
         </w:tc>
         <w:tc>
           <w:tcPr>
-            <w:tcW w:w="800" w:type="dxa"/>
+            <w:tcW w:w="1276" w:type="dxa"/>
             <w:tcBorders>
               <w:top w:val="single" w:sz="4" w:space="0" w:color="555555"/>
               <w:left w:val="single" w:sz="4" w:space="0" w:color="555555"/>
@@ -1295,7 +1271,7 @@
         </w:tc>
         <w:tc>
           <w:tcPr>
-            <w:tcW w:w="1200" w:type="dxa"/>
+            <w:tcW w:w="1544" w:type="dxa"/>
             <w:tcBorders>
               <w:top w:val="single" w:sz="4" w:space="0" w:color="555555"/>
               <w:left w:val="single" w:sz="4" w:space="0" w:color="555555"/>
@@ -1326,7 +1302,7 @@
         </w:tc>
         <w:tc>
           <w:tcPr>
-            <w:tcW w:w="1200" w:type="dxa"/>
+            <w:tcW w:w="1474" w:type="dxa"/>
             <w:tcBorders>
               <w:top w:val="single" w:sz="4" w:space="0" w:color="555555"/>
               <w:left w:val="single" w:sz="4" w:space="0" w:color="555555"/>
@@ -1357,7 +1333,7 @@
         </w:tc>
         <w:tc>
           <w:tcPr>
-            <w:tcW w:w="0" w:type="auto"/>
+            <w:tcW w:w="943" w:type="dxa"/>
             <w:vMerge/>
             <w:tcBorders>
               <w:top w:val="single" w:sz="4" w:space="0" w:color="555555"/>
@@ -1370,7 +1346,7 @@
         </w:tc>
         <w:tc>
           <w:tcPr>
-            <w:tcW w:w="0" w:type="auto"/>
+            <w:tcW w:w="1199" w:type="dxa"/>
             <w:vMerge/>
             <w:tcBorders>
               <w:top w:val="single" w:sz="4" w:space="0" w:color="555555"/>
@@ -1383,7 +1359,7 @@
         </w:tc>
         <w:tc>
           <w:tcPr>
-            <w:tcW w:w="0" w:type="auto"/>
+            <w:tcW w:w="1858" w:type="dxa"/>
             <w:vMerge/>
             <w:tcBorders>
               <w:top w:val="single" w:sz="4" w:space="0" w:color="555555"/>
@@ -1398,7 +1374,7 @@
       <w:tr>
         <w:tc>
           <w:tcPr>
-            <w:tcW w:w="800" w:type="dxa"/>
+            <w:tcW w:w="719" w:type="dxa"/>
             <w:tcBorders>
               <w:top w:val="single" w:sz="4" w:space="0" w:color="555555"/>
               <w:left w:val="single" w:sz="4" w:space="0" w:color="555555"/>
@@ -1425,7 +1401,7 @@
         </w:tc>
         <w:tc>
           <w:tcPr>
-            <w:tcW w:w="800" w:type="dxa"/>
+            <w:tcW w:w="1356" w:type="dxa"/>
             <w:tcBorders>
               <w:top w:val="single" w:sz="4" w:space="0" w:color="555555"/>
               <w:left w:val="single" w:sz="4" w:space="0" w:color="555555"/>
@@ -1452,7 +1428,7 @@
         </w:tc>
         <w:tc>
           <w:tcPr>
-            <w:tcW w:w="3000" w:type="dxa"/>
+            <w:tcW w:w="1895" w:type="dxa"/>
             <w:tcBorders>
               <w:top w:val="single" w:sz="4" w:space="0" w:color="555555"/>
               <w:left w:val="single" w:sz="4" w:space="0" w:color="555555"/>
@@ -1479,7 +1455,7 @@
         </w:tc>
         <w:tc>
           <w:tcPr>
-            <w:tcW w:w="1600" w:type="dxa"/>
+            <w:tcW w:w="1858" w:type="dxa"/>
             <w:tcBorders>
               <w:top w:val="single" w:sz="4" w:space="0" w:color="555555"/>
               <w:left w:val="single" w:sz="4" w:space="0" w:color="555555"/>
@@ -1506,7 +1482,7 @@
         </w:tc>
         <w:tc>
           <w:tcPr>
-            <w:tcW w:w="600" w:type="dxa"/>
+            <w:tcW w:w="688" w:type="dxa"/>
             <w:tcBorders>
               <w:top w:val="single" w:sz="4" w:space="0" w:color="555555"/>
               <w:left w:val="single" w:sz="4" w:space="0" w:color="555555"/>
@@ -1533,7 +1509,7 @@
         </w:tc>
         <w:tc>
           <w:tcPr>
-            <w:tcW w:w="800" w:type="dxa"/>
+            <w:tcW w:w="1276" w:type="dxa"/>
             <w:tcBorders>
               <w:top w:val="single" w:sz="4" w:space="0" w:color="555555"/>
               <w:left w:val="single" w:sz="4" w:space="0" w:color="555555"/>
@@ -1560,7 +1536,7 @@
         </w:tc>
         <w:tc>
           <w:tcPr>
-            <w:tcW w:w="1200" w:type="dxa"/>
+            <w:tcW w:w="1544" w:type="dxa"/>
             <w:tcBorders>
               <w:top w:val="single" w:sz="4" w:space="0" w:color="555555"/>
               <w:left w:val="single" w:sz="4" w:space="0" w:color="555555"/>
@@ -1587,7 +1563,7 @@
         </w:tc>
         <w:tc>
           <w:tcPr>
-            <w:tcW w:w="1200" w:type="dxa"/>
+            <w:tcW w:w="1474" w:type="dxa"/>
             <w:tcBorders>
               <w:top w:val="single" w:sz="4" w:space="0" w:color="555555"/>
               <w:left w:val="single" w:sz="4" w:space="0" w:color="555555"/>
@@ -1614,7 +1590,7 @@
         </w:tc>
         <w:tc>
           <w:tcPr>
-            <w:tcW w:w="1200" w:type="dxa"/>
+            <w:tcW w:w="943" w:type="dxa"/>
             <w:tcBorders>
               <w:top w:val="single" w:sz="4" w:space="0" w:color="555555"/>
               <w:left w:val="single" w:sz="4" w:space="0" w:color="555555"/>
@@ -1641,7 +1617,7 @@
         </w:tc>
         <w:tc>
           <w:tcPr>
-            <w:tcW w:w="1200" w:type="dxa"/>
+            <w:tcW w:w="1199" w:type="dxa"/>
             <w:tcBorders>
               <w:top w:val="single" w:sz="4" w:space="0" w:color="555555"/>
               <w:left w:val="single" w:sz="4" w:space="0" w:color="555555"/>
@@ -1668,7 +1644,7 @@
         </w:tc>
         <w:tc>
           <w:tcPr>
-            <w:tcW w:w="1400" w:type="dxa"/>
+            <w:tcW w:w="1858" w:type="dxa"/>
             <w:tcBorders>
               <w:top w:val="single" w:sz="4" w:space="0" w:color="555555"/>
               <w:left w:val="single" w:sz="4" w:space="0" w:color="555555"/>
@@ -1697,7 +1673,7 @@
       <w:tr>
         <w:tc>
           <w:tcPr>
-            <w:tcW w:w="800" w:type="dxa"/>
+            <w:tcW w:w="719" w:type="dxa"/>
             <w:tcBorders>
               <w:top w:val="single" w:sz="4" w:space="0" w:color="555555"/>
               <w:left w:val="single" w:sz="4" w:space="0" w:color="555555"/>
@@ -1723,7 +1699,7 @@
         </w:tc>
         <w:tc>
           <w:tcPr>
-            <w:tcW w:w="800" w:type="dxa"/>
+            <w:tcW w:w="1356" w:type="dxa"/>
             <w:tcBorders>
               <w:top w:val="single" w:sz="4" w:space="0" w:color="555555"/>
               <w:left w:val="single" w:sz="4" w:space="0" w:color="555555"/>
@@ -1742,7 +1718,7 @@
         </w:tc>
         <w:tc>
           <w:tcPr>
-            <w:tcW w:w="3000" w:type="dxa"/>
+            <w:tcW w:w="1895" w:type="dxa"/>
             <w:tcBorders>
               <w:top w:val="single" w:sz="4" w:space="0" w:color="555555"/>
               <w:left w:val="single" w:sz="4" w:space="0" w:color="555555"/>
@@ -1765,7 +1741,7 @@
         </w:tc>
         <w:tc>
           <w:tcPr>
-            <w:tcW w:w="1600" w:type="dxa"/>
+            <w:tcW w:w="1858" w:type="dxa"/>
             <w:tcBorders>
               <w:top w:val="single" w:sz="4" w:space="0" w:color="555555"/>
               <w:left w:val="single" w:sz="4" w:space="0" w:color="555555"/>
@@ -1791,7 +1767,7 @@
         </w:tc>
         <w:tc>
           <w:tcPr>
-            <w:tcW w:w="600" w:type="dxa"/>
+            <w:tcW w:w="688" w:type="dxa"/>
             <w:tcBorders>
               <w:top w:val="single" w:sz="4" w:space="0" w:color="555555"/>
               <w:left w:val="single" w:sz="4" w:space="0" w:color="555555"/>
@@ -1810,7 +1786,7 @@
         </w:tc>
         <w:tc>
           <w:tcPr>
-            <w:tcW w:w="800" w:type="dxa"/>
+            <w:tcW w:w="1276" w:type="dxa"/>
             <w:tcBorders>
               <w:top w:val="single" w:sz="4" w:space="0" w:color="555555"/>
               <w:left w:val="single" w:sz="4" w:space="0" w:color="555555"/>
@@ -1836,7 +1812,7 @@
         </w:tc>
         <w:tc>
           <w:tcPr>
-            <w:tcW w:w="1200" w:type="dxa"/>
+            <w:tcW w:w="1544" w:type="dxa"/>
             <w:tcBorders>
               <w:top w:val="single" w:sz="4" w:space="0" w:color="555555"/>
               <w:left w:val="single" w:sz="4" w:space="0" w:color="555555"/>
@@ -1862,7 +1838,7 @@
         </w:tc>
         <w:tc>
           <w:tcPr>
-            <w:tcW w:w="1200" w:type="dxa"/>
+            <w:tcW w:w="1474" w:type="dxa"/>
             <w:tcBorders>
               <w:top w:val="single" w:sz="4" w:space="0" w:color="555555"/>
               <w:left w:val="single" w:sz="4" w:space="0" w:color="555555"/>
@@ -1888,7 +1864,7 @@
         </w:tc>
         <w:tc>
           <w:tcPr>
-            <w:tcW w:w="1200" w:type="dxa"/>
+            <w:tcW w:w="943" w:type="dxa"/>
             <w:tcBorders>
               <w:top w:val="single" w:sz="4" w:space="0" w:color="555555"/>
               <w:left w:val="single" w:sz="4" w:space="0" w:color="555555"/>
@@ -1914,7 +1890,7 @@
         </w:tc>
         <w:tc>
           <w:tcPr>
-            <w:tcW w:w="1200" w:type="dxa"/>
+            <w:tcW w:w="1199" w:type="dxa"/>
             <w:tcBorders>
               <w:top w:val="single" w:sz="4" w:space="0" w:color="555555"/>
               <w:left w:val="single" w:sz="4" w:space="0" w:color="555555"/>
@@ -1940,7 +1916,7 @@
         </w:tc>
         <w:tc>
           <w:tcPr>
-            <w:tcW w:w="1400" w:type="dxa"/>
+            <w:tcW w:w="1858" w:type="dxa"/>
             <w:tcBorders>
               <w:top w:val="single" w:sz="4" w:space="0" w:color="555555"/>
               <w:left w:val="single" w:sz="4" w:space="0" w:color="555555"/>
@@ -1973,7 +1949,7 @@
     <w:p/>
     <w:tbl>
       <w:tblPr>
-        <w:tblW w:w="15239" w:type="dxa"/>
+        <w:tblW w:w="15336" w:type="dxa"/>
         <w:tblLayout w:type="fixed"/>
         <w:tblCellMar>
           <w:left w:w="10" w:type="dxa"/>
@@ -1982,22 +1958,22 @@
         <w:tblLook w:val="0000" w:firstRow="0" w:lastRow="0" w:firstColumn="0" w:lastColumn="0" w:noHBand="0" w:noVBand="0"/>
       </w:tblPr>
       <w:tblGrid>
-        <w:gridCol w:w="1134"/>
-        <w:gridCol w:w="2552"/>
-        <w:gridCol w:w="1409"/>
-        <w:gridCol w:w="2365"/>
-        <w:gridCol w:w="1040"/>
-        <w:gridCol w:w="2829"/>
-        <w:gridCol w:w="1429"/>
-        <w:gridCol w:w="2481"/>
+        <w:gridCol w:w="1141"/>
+        <w:gridCol w:w="2568"/>
+        <w:gridCol w:w="1418"/>
+        <w:gridCol w:w="2673"/>
+        <w:gridCol w:w="989"/>
+        <w:gridCol w:w="2612"/>
+        <w:gridCol w:w="1438"/>
+        <w:gridCol w:w="2497"/>
       </w:tblGrid>
       <w:tr>
         <w:trPr>
-          <w:trHeight w:val="310"/>
+          <w:trHeight w:val="189"/>
         </w:trPr>
         <w:tc>
           <w:tcPr>
-            <w:tcW w:w="1134" w:type="dxa"/>
+            <w:tcW w:w="1141" w:type="dxa"/>
             <w:tcMar>
               <w:top w:w="40" w:type="dxa"/>
               <w:left w:w="80" w:type="dxa"/>
@@ -2017,7 +1993,7 @@
         </w:tc>
         <w:tc>
           <w:tcPr>
-            <w:tcW w:w="2552" w:type="dxa"/>
+            <w:tcW w:w="2568" w:type="dxa"/>
             <w:tcMar>
               <w:top w:w="40" w:type="dxa"/>
               <w:left w:w="80" w:type="dxa"/>
@@ -2036,26 +2012,26 @@
         </w:tc>
         <w:tc>
           <w:tcPr>
-            <w:tcW w:w="1409" w:type="dxa"/>
-            <w:tcMar>
-              <w:top w:w="40" w:type="dxa"/>
-              <w:left w:w="80" w:type="dxa"/>
-              <w:bottom w:w="40" w:type="dxa"/>
-              <w:right w:w="80" w:type="dxa"/>
-            </w:tcMar>
-          </w:tcPr>
-          <w:p>
-            <w:pPr>
-              <w:jc w:val="center"/>
-            </w:pPr>
-            <w:r>
-              <w:t>_____________</w:t>
-            </w:r>
-          </w:p>
-        </w:tc>
-        <w:tc>
-          <w:tcPr>
-            <w:tcW w:w="2365" w:type="dxa"/>
+            <w:tcW w:w="1418" w:type="dxa"/>
+            <w:tcMar>
+              <w:top w:w="40" w:type="dxa"/>
+              <w:left w:w="80" w:type="dxa"/>
+              <w:bottom w:w="40" w:type="dxa"/>
+              <w:right w:w="80" w:type="dxa"/>
+            </w:tcMar>
+          </w:tcPr>
+          <w:p>
+            <w:pPr>
+              <w:jc w:val="center"/>
+            </w:pPr>
+            <w:r>
+              <w:t>____________</w:t>
+            </w:r>
+          </w:p>
+        </w:tc>
+        <w:tc>
+          <w:tcPr>
+            <w:tcW w:w="2673" w:type="dxa"/>
             <w:tcMar>
               <w:top w:w="40" w:type="dxa"/>
               <w:left w:w="80" w:type="dxa"/>
@@ -2074,7 +2050,7 @@
         </w:tc>
         <w:tc>
           <w:tcPr>
-            <w:tcW w:w="1040" w:type="dxa"/>
+            <w:tcW w:w="989" w:type="dxa"/>
             <w:tcMar>
               <w:top w:w="40" w:type="dxa"/>
               <w:left w:w="80" w:type="dxa"/>
@@ -2094,7 +2070,7 @@
         </w:tc>
         <w:tc>
           <w:tcPr>
-            <w:tcW w:w="2829" w:type="dxa"/>
+            <w:tcW w:w="2612" w:type="dxa"/>
             <w:tcMar>
               <w:top w:w="40" w:type="dxa"/>
               <w:left w:w="80" w:type="dxa"/>
@@ -2113,26 +2089,26 @@
         </w:tc>
         <w:tc>
           <w:tcPr>
-            <w:tcW w:w="1429" w:type="dxa"/>
-            <w:tcMar>
-              <w:top w:w="40" w:type="dxa"/>
-              <w:left w:w="80" w:type="dxa"/>
-              <w:bottom w:w="40" w:type="dxa"/>
-              <w:right w:w="80" w:type="dxa"/>
-            </w:tcMar>
-          </w:tcPr>
-          <w:p>
-            <w:pPr>
-              <w:jc w:val="center"/>
-            </w:pPr>
-            <w:r>
-              <w:t>_____________</w:t>
-            </w:r>
-          </w:p>
-        </w:tc>
-        <w:tc>
-          <w:tcPr>
-            <w:tcW w:w="2481" w:type="dxa"/>
+            <w:tcW w:w="1438" w:type="dxa"/>
+            <w:tcMar>
+              <w:top w:w="40" w:type="dxa"/>
+              <w:left w:w="80" w:type="dxa"/>
+              <w:bottom w:w="40" w:type="dxa"/>
+              <w:right w:w="80" w:type="dxa"/>
+            </w:tcMar>
+          </w:tcPr>
+          <w:p>
+            <w:pPr>
+              <w:jc w:val="center"/>
+            </w:pPr>
+            <w:r>
+              <w:t>____________</w:t>
+            </w:r>
+          </w:p>
+        </w:tc>
+        <w:tc>
+          <w:tcPr>
+            <w:tcW w:w="2497" w:type="dxa"/>
             <w:tcMar>
               <w:top w:w="40" w:type="dxa"/>
               <w:left w:w="80" w:type="dxa"/>
@@ -2152,11 +2128,11 @@
       </w:tr>
       <w:tr>
         <w:trPr>
-          <w:trHeight w:val="182"/>
+          <w:trHeight w:val="111"/>
         </w:trPr>
         <w:tc>
           <w:tcPr>
-            <w:tcW w:w="1134" w:type="dxa"/>
+            <w:tcW w:w="1141" w:type="dxa"/>
             <w:tcMar>
               <w:top w:w="0" w:type="dxa"/>
               <w:left w:w="80" w:type="dxa"/>
@@ -2167,15 +2143,15 @@
           <w:p>
             <w:pPr>
               <w:rPr>
-                <w:sz w:val="16"/>
-                <w:szCs w:val="16"/>
-              </w:rPr>
-            </w:pPr>
-          </w:p>
-        </w:tc>
-        <w:tc>
-          <w:tcPr>
-            <w:tcW w:w="2552" w:type="dxa"/>
+                <w:sz w:val="18"/>
+                <w:szCs w:val="18"/>
+              </w:rPr>
+            </w:pPr>
+          </w:p>
+        </w:tc>
+        <w:tc>
+          <w:tcPr>
+            <w:tcW w:w="2568" w:type="dxa"/>
             <w:tcMar>
               <w:top w:w="0" w:type="dxa"/>
               <w:left w:w="80" w:type="dxa"/>
@@ -2187,16 +2163,16 @@
             <w:pPr>
               <w:jc w:val="center"/>
               <w:rPr>
-                <w:sz w:val="16"/>
-                <w:szCs w:val="16"/>
+                <w:sz w:val="18"/>
+                <w:szCs w:val="18"/>
               </w:rPr>
             </w:pPr>
             <w:r>
               <w:rPr>
                 <w:i/>
                 <w:iCs/>
-                <w:sz w:val="16"/>
-                <w:szCs w:val="16"/>
+                <w:sz w:val="18"/>
+                <w:szCs w:val="18"/>
               </w:rPr>
               <w:t>(должность)</w:t>
             </w:r>
@@ -2204,7 +2180,7 @@
         </w:tc>
         <w:tc>
           <w:tcPr>
-            <w:tcW w:w="1409" w:type="dxa"/>
+            <w:tcW w:w="1418" w:type="dxa"/>
             <w:tcMar>
               <w:top w:w="0" w:type="dxa"/>
               <w:left w:w="80" w:type="dxa"/>
@@ -2216,16 +2192,16 @@
             <w:pPr>
               <w:jc w:val="center"/>
               <w:rPr>
-                <w:sz w:val="16"/>
-                <w:szCs w:val="16"/>
+                <w:sz w:val="18"/>
+                <w:szCs w:val="18"/>
               </w:rPr>
             </w:pPr>
             <w:r>
               <w:rPr>
                 <w:i/>
                 <w:iCs/>
-                <w:sz w:val="16"/>
-                <w:szCs w:val="16"/>
+                <w:sz w:val="18"/>
+                <w:szCs w:val="18"/>
               </w:rPr>
               <w:t>(подпись)</w:t>
             </w:r>
@@ -2233,7 +2209,7 @@
         </w:tc>
         <w:tc>
           <w:tcPr>
-            <w:tcW w:w="2365" w:type="dxa"/>
+            <w:tcW w:w="2673" w:type="dxa"/>
             <w:tcMar>
               <w:top w:w="0" w:type="dxa"/>
               <w:left w:w="80" w:type="dxa"/>
@@ -2245,16 +2221,16 @@
             <w:pPr>
               <w:jc w:val="center"/>
               <w:rPr>
-                <w:sz w:val="16"/>
-                <w:szCs w:val="16"/>
+                <w:sz w:val="18"/>
+                <w:szCs w:val="18"/>
               </w:rPr>
             </w:pPr>
             <w:r>
               <w:rPr>
                 <w:i/>
                 <w:iCs/>
-                <w:sz w:val="16"/>
-                <w:szCs w:val="16"/>
+                <w:sz w:val="18"/>
+                <w:szCs w:val="18"/>
               </w:rPr>
               <w:t>(расшифровка подписи)</w:t>
             </w:r>
@@ -2262,7 +2238,7 @@
         </w:tc>
         <w:tc>
           <w:tcPr>
-            <w:tcW w:w="1040" w:type="dxa"/>
+            <w:tcW w:w="989" w:type="dxa"/>
             <w:tcMar>
               <w:top w:w="0" w:type="dxa"/>
               <w:left w:w="80" w:type="dxa"/>
@@ -2273,15 +2249,15 @@
           <w:p>
             <w:pPr>
               <w:rPr>
-                <w:sz w:val="16"/>
-                <w:szCs w:val="16"/>
-              </w:rPr>
-            </w:pPr>
-          </w:p>
-        </w:tc>
-        <w:tc>
-          <w:tcPr>
-            <w:tcW w:w="2829" w:type="dxa"/>
+                <w:sz w:val="18"/>
+                <w:szCs w:val="18"/>
+              </w:rPr>
+            </w:pPr>
+          </w:p>
+        </w:tc>
+        <w:tc>
+          <w:tcPr>
+            <w:tcW w:w="2612" w:type="dxa"/>
             <w:tcMar>
               <w:top w:w="0" w:type="dxa"/>
               <w:left w:w="80" w:type="dxa"/>
@@ -2293,16 +2269,16 @@
             <w:pPr>
               <w:jc w:val="center"/>
               <w:rPr>
-                <w:sz w:val="16"/>
-                <w:szCs w:val="16"/>
+                <w:sz w:val="18"/>
+                <w:szCs w:val="18"/>
               </w:rPr>
             </w:pPr>
             <w:r>
               <w:rPr>
                 <w:i/>
                 <w:iCs/>
-                <w:sz w:val="16"/>
-                <w:szCs w:val="16"/>
+                <w:sz w:val="18"/>
+                <w:szCs w:val="18"/>
               </w:rPr>
               <w:t>(должность)</w:t>
             </w:r>
@@ -2310,7 +2286,7 @@
         </w:tc>
         <w:tc>
           <w:tcPr>
-            <w:tcW w:w="1429" w:type="dxa"/>
+            <w:tcW w:w="1438" w:type="dxa"/>
             <w:tcMar>
               <w:top w:w="0" w:type="dxa"/>
               <w:left w:w="80" w:type="dxa"/>
@@ -2322,16 +2298,16 @@
             <w:pPr>
               <w:jc w:val="center"/>
               <w:rPr>
-                <w:sz w:val="16"/>
-                <w:szCs w:val="16"/>
+                <w:sz w:val="18"/>
+                <w:szCs w:val="18"/>
               </w:rPr>
             </w:pPr>
             <w:r>
               <w:rPr>
                 <w:i/>
                 <w:iCs/>
-                <w:sz w:val="16"/>
-                <w:szCs w:val="16"/>
+                <w:sz w:val="18"/>
+                <w:szCs w:val="18"/>
               </w:rPr>
               <w:t>(подпись)</w:t>
             </w:r>
@@ -2339,7 +2315,7 @@
         </w:tc>
         <w:tc>
           <w:tcPr>
-            <w:tcW w:w="2481" w:type="dxa"/>
+            <w:tcW w:w="2497" w:type="dxa"/>
             <w:tcMar>
               <w:top w:w="0" w:type="dxa"/>
               <w:left w:w="80" w:type="dxa"/>
@@ -2351,16 +2327,16 @@
             <w:pPr>
               <w:jc w:val="center"/>
               <w:rPr>
-                <w:sz w:val="16"/>
-                <w:szCs w:val="16"/>
+                <w:sz w:val="18"/>
+                <w:szCs w:val="18"/>
               </w:rPr>
             </w:pPr>
             <w:r>
               <w:rPr>
                 <w:i/>
                 <w:iCs/>
-                <w:sz w:val="16"/>
-                <w:szCs w:val="16"/>
+                <w:sz w:val="18"/>
+                <w:szCs w:val="18"/>
               </w:rPr>
               <w:t>(расшифровка подписи)</w:t>
             </w:r>
@@ -2368,7 +2344,14 @@
         </w:tc>
       </w:tr>
     </w:tbl>
-    <w:p/>
+    <w:p>
+      <w:pPr>
+        <w:rPr>
+          <w:sz w:val="22"/>
+          <w:szCs w:val="22"/>
+        </w:rPr>
+      </w:pPr>
+    </w:p>
     <w:sectPr>
       <w:pgSz w:w="15840" w:h="12240" w:orient="landscape"/>
       <w:pgMar w:top="510" w:right="510" w:bottom="510" w:left="510" w:header="708" w:footer="708" w:gutter="0"/>

--- a/document_templates/Требование-накладная_шаблон.docx
+++ b/document_templates/Требование-накладная_шаблон.docx
@@ -663,11 +663,9 @@
                 <w:lang w:val="en-US"/>
               </w:rPr>
             </w:pPr>
-            <w:proofErr w:type="spellStart"/>
             <w:r>
               <w:t>Уч</w:t>
             </w:r>
-            <w:proofErr w:type="spellEnd"/>
             <w:r>
               <w:rPr>
                 <w:lang w:val="en-US"/>
@@ -790,7 +788,31 @@
     <w:p/>
     <w:p>
       <w:r>
-        <w:t>Через кого  _____________{{THROUGH_WHOM}}_____________</w:t>
+        <w:t xml:space="preserve">Через кого  </w:t>
+      </w:r>
+      <w:r>
+        <w:rPr>
+          <w:u w:val="single"/>
+        </w:rPr>
+        <w:t xml:space="preserve">                  </w:t>
+      </w:r>
+      <w:r>
+        <w:rPr>
+          <w:u w:val="single"/>
+        </w:rPr>
+        <w:t>{{THROUGH_WHOM}}</w:t>
+      </w:r>
+      <w:r>
+        <w:rPr>
+          <w:u w:val="single"/>
+        </w:rPr>
+        <w:t xml:space="preserve">                                                                                                                                                                                                                    </w:t>
+      </w:r>
+      <w:r>
+        <w:rPr>
+          <w:u w:val="single"/>
+        </w:rPr>
+        <w:t>_</w:t>
       </w:r>
     </w:p>
     <w:p>
@@ -806,7 +828,28 @@
         <w:rPr>
           <w:lang w:val="en-US"/>
         </w:rPr>
-        <w:t xml:space="preserve">  __________{{REQUESTED_BY_NAME}}__________    </w:t>
+        <w:t xml:space="preserve"> </w:t>
+      </w:r>
+      <w:r>
+        <w:rPr>
+          <w:u w:val="single"/>
+          <w:lang w:val="en-US"/>
+        </w:rPr>
+        <w:t xml:space="preserve">                      </w:t>
+      </w:r>
+      <w:r>
+        <w:rPr>
+          <w:u w:val="single"/>
+          <w:lang w:val="en-US"/>
+        </w:rPr>
+        <w:t>{{REQUESTED_BY_NAME}}</w:t>
+      </w:r>
+      <w:r>
+        <w:rPr>
+          <w:u w:val="single"/>
+          <w:lang w:val="en-US"/>
+        </w:rPr>
+        <w:t xml:space="preserve">                        </w:t>
       </w:r>
       <w:r>
         <w:t>Разрешил</w:t>
@@ -815,7 +858,21 @@
         <w:rPr>
           <w:lang w:val="en-US"/>
         </w:rPr>
-        <w:t xml:space="preserve">  __________{{APPROVED_BY_NAME}}__________</w:t>
+        <w:t xml:space="preserve">  __________{{APPROVED_BY_NAME}}</w:t>
+      </w:r>
+      <w:r>
+        <w:rPr>
+          <w:u w:val="single"/>
+          <w:lang w:val="en-US"/>
+        </w:rPr>
+        <w:t xml:space="preserve">                                                                                      </w:t>
+      </w:r>
+      <w:r>
+        <w:rPr>
+          <w:u w:val="single"/>
+          <w:lang w:val="en-US"/>
+        </w:rPr>
+        <w:t>_</w:t>
       </w:r>
     </w:p>
     <w:p>

--- a/document_templates/Требование-накладная_шаблон.docx
+++ b/document_templates/Требование-накладная_шаблон.docx
@@ -663,9 +663,11 @@
                 <w:lang w:val="en-US"/>
               </w:rPr>
             </w:pPr>
+            <w:proofErr w:type="spellStart"/>
             <w:r>
               <w:t>Уч</w:t>
             </w:r>
+            <w:proofErr w:type="spellEnd"/>
             <w:r>
               <w:rPr>
                 <w:lang w:val="en-US"/>
@@ -858,7 +860,21 @@
         <w:rPr>
           <w:lang w:val="en-US"/>
         </w:rPr>
-        <w:t xml:space="preserve">  __________{{APPROVED_BY_NAME}}</w:t>
+        <w:t xml:space="preserve">  </w:t>
+      </w:r>
+      <w:r>
+        <w:rPr>
+          <w:u w:val="single"/>
+          <w:lang w:val="en-US"/>
+        </w:rPr>
+        <w:t xml:space="preserve">                   </w:t>
+      </w:r>
+      <w:r>
+        <w:rPr>
+          <w:u w:val="single"/>
+          <w:lang w:val="en-US"/>
+        </w:rPr>
+        <w:t>{{APPROVED_BY_NAME}}</w:t>
       </w:r>
       <w:r>
         <w:rPr>

--- a/document_templates/Требование-накладная_шаблон.docx
+++ b/document_templates/Требование-накладная_шаблон.docx
@@ -881,7 +881,21 @@
           <w:u w:val="single"/>
           <w:lang w:val="en-US"/>
         </w:rPr>
-        <w:t xml:space="preserve">                                                                                      </w:t>
+        <w:t xml:space="preserve">                                                                                   </w:t>
+      </w:r>
+      <w:r>
+        <w:rPr>
+          <w:u w:val="single"/>
+          <w:lang w:val="en-US"/>
+        </w:rPr>
+        <w:t xml:space="preserve">  </w:t>
+      </w:r>
+      <w:r>
+        <w:rPr>
+          <w:u w:val="single"/>
+          <w:lang w:val="en-US"/>
+        </w:rPr>
+        <w:t xml:space="preserve">   </w:t>
       </w:r>
       <w:r>
         <w:rPr>
